--- a/РПЗ.docx
+++ b/РПЗ.docx
@@ -53,9 +53,6 @@
         <w:spacing w:before="0" w:beforeAutospacing="0" w:after="160" w:afterAutospacing="0" w:line="360" w:lineRule="auto"/>
         <w:jc w:val="center"/>
       </w:pPr>
-      <w:r>
-        <w:t> </w:t>
-      </w:r>
     </w:p>
     <w:p>
       <w:pPr>
@@ -63,18 +60,6 @@
         <w:spacing w:before="0" w:beforeAutospacing="0" w:after="160" w:afterAutospacing="0" w:line="360" w:lineRule="auto"/>
         <w:jc w:val="center"/>
       </w:pPr>
-      <w:r>
-        <w:t> </w:t>
-      </w:r>
-    </w:p>
-    <w:p>
-      <w:pPr>
-        <w:pStyle w:val="aa"/>
-        <w:spacing w:before="0" w:beforeAutospacing="0" w:after="160" w:afterAutospacing="0" w:line="360" w:lineRule="auto"/>
-      </w:pPr>
-      <w:r>
-        <w:t> </w:t>
-      </w:r>
     </w:p>
     <w:p>
       <w:pPr>
@@ -82,9 +67,13 @@
         <w:spacing w:before="0" w:beforeAutospacing="0" w:after="160" w:afterAutospacing="0" w:line="360" w:lineRule="auto"/>
         <w:jc w:val="center"/>
       </w:pPr>
-      <w:r>
-        <w:t> </w:t>
-      </w:r>
+    </w:p>
+    <w:p>
+      <w:pPr>
+        <w:pStyle w:val="aa"/>
+        <w:spacing w:before="0" w:beforeAutospacing="0" w:after="160" w:afterAutospacing="0" w:line="360" w:lineRule="auto"/>
+        <w:jc w:val="center"/>
+      </w:pPr>
     </w:p>
     <w:p>
       <w:pPr>
@@ -137,9 +126,6 @@
         <w:spacing w:before="0" w:beforeAutospacing="0" w:after="160" w:afterAutospacing="0" w:line="360" w:lineRule="auto"/>
         <w:jc w:val="center"/>
       </w:pPr>
-      <w:r>
-        <w:t> </w:t>
-      </w:r>
     </w:p>
     <w:p>
       <w:pPr>
@@ -147,9 +133,6 @@
         <w:spacing w:before="0" w:beforeAutospacing="0" w:after="160" w:afterAutospacing="0" w:line="360" w:lineRule="auto"/>
         <w:jc w:val="center"/>
       </w:pPr>
-      <w:r>
-        <w:t> </w:t>
-      </w:r>
     </w:p>
     <w:p>
       <w:pPr>
@@ -157,9 +140,6 @@
         <w:spacing w:before="0" w:beforeAutospacing="0" w:after="160" w:afterAutospacing="0" w:line="360" w:lineRule="auto"/>
         <w:jc w:val="center"/>
       </w:pPr>
-      <w:r>
-        <w:t> </w:t>
-      </w:r>
     </w:p>
     <w:p>
       <w:pPr>
@@ -167,9 +147,6 @@
         <w:spacing w:before="0" w:beforeAutospacing="0" w:after="160" w:afterAutospacing="0" w:line="360" w:lineRule="auto"/>
         <w:jc w:val="center"/>
       </w:pPr>
-      <w:r>
-        <w:t> </w:t>
-      </w:r>
     </w:p>
     <w:p>
       <w:pPr>
@@ -214,23 +191,7 @@
           <w:sz w:val="28"/>
           <w:szCs w:val="28"/>
         </w:rPr>
-        <w:t> </w:t>
-      </w:r>
-      <w:r>
-        <w:rPr>
-          <w:color w:val="000000"/>
-          <w:sz w:val="28"/>
-          <w:szCs w:val="28"/>
-        </w:rPr>
-        <w:t>Казанков Н. Р</w:t>
-      </w:r>
-      <w:r>
-        <w:rPr>
-          <w:color w:val="000000"/>
-          <w:sz w:val="28"/>
-          <w:szCs w:val="28"/>
-        </w:rPr>
-        <w:t>.</w:t>
+        <w:t> Казанков Н. Р.</w:t>
       </w:r>
       <w:r>
         <w:rPr>
@@ -245,21 +206,7 @@
         <w:rPr>
           <w:color w:val="000000"/>
         </w:rPr>
-        <w:t xml:space="preserve">                                                                                      </w:t>
-      </w:r>
-      <w:proofErr w:type="gramStart"/>
-      <w:r>
-        <w:rPr>
-          <w:color w:val="000000"/>
-        </w:rPr>
-        <w:t>   (</w:t>
-      </w:r>
-      <w:proofErr w:type="gramEnd"/>
-      <w:r>
-        <w:rPr>
-          <w:color w:val="000000"/>
-        </w:rPr>
-        <w:t>Подпись, Дата</w:t>
+        <w:t>                                                                                         (Подпись, Дата</w:t>
       </w:r>
       <w:r>
         <w:rPr>
@@ -337,21 +284,7 @@
         <w:rPr>
           <w:color w:val="000000"/>
         </w:rPr>
-        <w:t xml:space="preserve">                                                                                      </w:t>
-      </w:r>
-      <w:proofErr w:type="gramStart"/>
-      <w:r>
-        <w:rPr>
-          <w:color w:val="000000"/>
-        </w:rPr>
-        <w:t>   (</w:t>
-      </w:r>
-      <w:proofErr w:type="gramEnd"/>
-      <w:r>
-        <w:rPr>
-          <w:color w:val="000000"/>
-        </w:rPr>
-        <w:t xml:space="preserve">Подпись, Дата)         </w:t>
+        <w:t xml:space="preserve">                                                                                         (Подпись, Дата)         </w:t>
       </w:r>
     </w:p>
     <w:p>
@@ -470,7 +403,7 @@
           <w:r>
             <w:fldChar w:fldCharType="separate"/>
           </w:r>
-          <w:hyperlink w:anchor="_Toc229593093" w:history="1">
+          <w:hyperlink w:anchor="_Toc229655549" w:history="1">
             <w:r>
               <w:rPr>
                 <w:rStyle w:val="ac"/>
@@ -500,7 +433,7 @@
                 <w:noProof/>
                 <w:webHidden/>
               </w:rPr>
-              <w:instrText xml:space="preserve"> PAGEREF _Toc229593093 \h </w:instrText>
+              <w:instrText xml:space="preserve"> PAGEREF _Toc229655549 \h </w:instrText>
             </w:r>
             <w:r>
               <w:rPr>
@@ -543,7 +476,7 @@
               <w:lang w:eastAsia="ru-RU"/>
             </w:rPr>
           </w:pPr>
-          <w:hyperlink w:anchor="_Toc229593094" w:history="1">
+          <w:hyperlink w:anchor="_Toc229655550" w:history="1">
             <w:r>
               <w:rPr>
                 <w:rStyle w:val="ac"/>
@@ -573,7 +506,7 @@
                 <w:noProof/>
                 <w:webHidden/>
               </w:rPr>
-              <w:instrText xml:space="preserve"> PAGEREF _Toc229593094 \h </w:instrText>
+              <w:instrText xml:space="preserve"> PAGEREF _Toc229655550 \h </w:instrText>
             </w:r>
             <w:r>
               <w:rPr>
@@ -616,7 +549,7 @@
               <w:lang w:eastAsia="ru-RU"/>
             </w:rPr>
           </w:pPr>
-          <w:hyperlink w:anchor="_Toc229593095" w:history="1">
+          <w:hyperlink w:anchor="_Toc229655551" w:history="1">
             <w:r>
               <w:rPr>
                 <w:rStyle w:val="ac"/>
@@ -646,7 +579,7 @@
                 <w:noProof/>
                 <w:webHidden/>
               </w:rPr>
-              <w:instrText xml:space="preserve"> PAGEREF _Toc229593095 \h </w:instrText>
+              <w:instrText xml:space="preserve"> PAGEREF _Toc229655551 \h </w:instrText>
             </w:r>
             <w:r>
               <w:rPr>
@@ -678,6 +611,78 @@
           </w:hyperlink>
         </w:p>
         <w:p>
+          <w:pPr>
+            <w:pStyle w:val="21"/>
+            <w:tabs>
+              <w:tab w:val="right" w:leader="dot" w:pos="9345"/>
+            </w:tabs>
+            <w:rPr>
+              <w:noProof/>
+            </w:rPr>
+          </w:pPr>
+          <w:hyperlink w:anchor="_Toc229655552" w:history="1">
+            <w:r>
+              <w:rPr>
+                <w:rStyle w:val="ac"/>
+                <w:rFonts w:ascii="Times New Roman" w:eastAsia="Times New Roman" w:hAnsi="Times New Roman" w:cs="Times New Roman"/>
+                <w:b/>
+                <w:bCs/>
+                <w:noProof/>
+                <w:lang w:eastAsia="ru-RU"/>
+              </w:rPr>
+              <w:t>Литература</w:t>
+            </w:r>
+            <w:r>
+              <w:rPr>
+                <w:noProof/>
+                <w:webHidden/>
+              </w:rPr>
+              <w:tab/>
+            </w:r>
+            <w:r>
+              <w:rPr>
+                <w:noProof/>
+                <w:webHidden/>
+              </w:rPr>
+              <w:fldChar w:fldCharType="begin"/>
+            </w:r>
+            <w:r>
+              <w:rPr>
+                <w:noProof/>
+                <w:webHidden/>
+              </w:rPr>
+              <w:instrText xml:space="preserve"> PAGEREF _Toc229655552 \h </w:instrText>
+            </w:r>
+            <w:r>
+              <w:rPr>
+                <w:noProof/>
+                <w:webHidden/>
+              </w:rPr>
+            </w:r>
+            <w:r>
+              <w:rPr>
+                <w:noProof/>
+                <w:webHidden/>
+              </w:rPr>
+              <w:fldChar w:fldCharType="separate"/>
+            </w:r>
+            <w:r>
+              <w:rPr>
+                <w:noProof/>
+                <w:webHidden/>
+              </w:rPr>
+              <w:t>12</w:t>
+            </w:r>
+            <w:r>
+              <w:rPr>
+                <w:noProof/>
+                <w:webHidden/>
+              </w:rPr>
+              <w:fldChar w:fldCharType="end"/>
+            </w:r>
+          </w:hyperlink>
+        </w:p>
+        <w:p>
           <w:r>
             <w:rPr>
               <w:b/>
@@ -726,7 +731,7 @@
           <w:szCs w:val="32"/>
         </w:rPr>
       </w:pPr>
-      <w:bookmarkStart w:id="0" w:name="_Toc229593093"/>
+      <w:bookmarkStart w:id="0" w:name="_Toc229655549"/>
       <w:r>
         <w:rPr>
           <w:rFonts w:ascii="Times New Roman" w:hAnsi="Times New Roman" w:cs="Times New Roman"/>
@@ -1452,7 +1457,7 @@
           <w:szCs w:val="32"/>
         </w:rPr>
       </w:pPr>
-      <w:bookmarkStart w:id="1" w:name="_Toc229593094"/>
+      <w:bookmarkStart w:id="1" w:name="_Toc229655550"/>
       <w:r>
         <w:rPr>
           <w:rFonts w:ascii="Times New Roman" w:hAnsi="Times New Roman" w:cs="Times New Roman"/>
@@ -2079,7 +2084,7 @@
           <w:szCs w:val="32"/>
         </w:rPr>
       </w:pPr>
-      <w:bookmarkStart w:id="2" w:name="_Toc229593095"/>
+      <w:bookmarkStart w:id="2" w:name="_Toc229655551"/>
       <w:r>
         <w:rPr>
           <w:rFonts w:ascii="Times New Roman" w:hAnsi="Times New Roman" w:cs="Times New Roman"/>
@@ -2095,21 +2100,1320 @@
     </w:p>
     <w:p>
       <w:pPr>
-        <w:rPr>
-          <w:rFonts w:ascii="Times New Roman" w:hAnsi="Times New Roman" w:cs="Times New Roman"/>
-          <w:sz w:val="28"/>
-          <w:szCs w:val="28"/>
+        <w:pStyle w:val="a8"/>
+        <w:rPr>
+          <w:rFonts w:ascii="Courier New" w:hAnsi="Courier New" w:cs="Courier New"/>
         </w:rPr>
       </w:pPr>
+      <w:r>
+        <w:rPr>
+          <w:rFonts w:ascii="Courier New" w:hAnsi="Courier New" w:cs="Courier New"/>
+        </w:rPr>
+        <w:t xml:space="preserve">  МЕХАНИЗМЫ ПЕРЕДАТОЧНЫЕ         РАСЧЕТ ПРОЕКТНЫЙ                ПРОГРАММА N 28 </w:t>
+      </w:r>
     </w:p>
     <w:p>
       <w:pPr>
-        <w:rPr>
-          <w:rFonts w:ascii="Times New Roman" w:hAnsi="Times New Roman" w:cs="Times New Roman"/>
-          <w:sz w:val="28"/>
-          <w:szCs w:val="28"/>
+        <w:pStyle w:val="a8"/>
+        <w:rPr>
+          <w:rFonts w:ascii="Courier New" w:hAnsi="Courier New" w:cs="Courier New"/>
         </w:rPr>
       </w:pPr>
+      <w:r>
+        <w:rPr>
+          <w:rFonts w:ascii="Courier New" w:hAnsi="Courier New" w:cs="Courier New"/>
+        </w:rPr>
+        <w:t xml:space="preserve">  Зубчатые цилиндрические одноступенчатые                                       </w:t>
+      </w:r>
+    </w:p>
+    <w:p>
+      <w:pPr>
+        <w:pStyle w:val="a8"/>
+        <w:rPr>
+          <w:rFonts w:ascii="Courier New" w:hAnsi="Courier New" w:cs="Courier New"/>
+        </w:rPr>
+      </w:pPr>
+      <w:r>
+        <w:rPr>
+          <w:rFonts w:ascii="Courier New" w:hAnsi="Courier New" w:cs="Courier New"/>
+        </w:rPr>
+        <w:t xml:space="preserve">  внешнего зацепления прямозубые                                                </w:t>
+      </w:r>
+    </w:p>
+    <w:p>
+      <w:pPr>
+        <w:pStyle w:val="a8"/>
+        <w:rPr>
+          <w:rFonts w:ascii="Courier New" w:hAnsi="Courier New" w:cs="Courier New"/>
+        </w:rPr>
+      </w:pPr>
+      <w:r>
+        <w:rPr>
+          <w:rFonts w:ascii="Courier New" w:hAnsi="Courier New" w:cs="Courier New"/>
+        </w:rPr>
+        <w:t xml:space="preserve"> ══════════════════════════ ИСХОДНЫЕ ДАННЫЕ ══════════════════════════════════  </w:t>
+      </w:r>
+    </w:p>
+    <w:p>
+      <w:pPr>
+        <w:pStyle w:val="a8"/>
+        <w:rPr>
+          <w:rFonts w:ascii="Courier New" w:hAnsi="Courier New" w:cs="Courier New"/>
+        </w:rPr>
+      </w:pPr>
+      <w:r>
+        <w:rPr>
+          <w:rFonts w:ascii="Courier New" w:hAnsi="Courier New" w:cs="Courier New"/>
+        </w:rPr>
+        <w:t xml:space="preserve">      Вращающий момент на тихоходном валу, Н.м   . .    320.0                   </w:t>
+      </w:r>
+    </w:p>
+    <w:p>
+      <w:pPr>
+        <w:pStyle w:val="a8"/>
+        <w:rPr>
+          <w:rFonts w:ascii="Courier New" w:hAnsi="Courier New" w:cs="Courier New"/>
+        </w:rPr>
+      </w:pPr>
+      <w:r>
+        <w:rPr>
+          <w:rFonts w:ascii="Courier New" w:hAnsi="Courier New" w:cs="Courier New"/>
+        </w:rPr>
+        <w:t xml:space="preserve">      Частота вращения тихоходного вала, об/мин  . .    191.0                   </w:t>
+      </w:r>
+    </w:p>
+    <w:p>
+      <w:pPr>
+        <w:pStyle w:val="a8"/>
+        <w:rPr>
+          <w:rFonts w:ascii="Courier New" w:hAnsi="Courier New" w:cs="Courier New"/>
+        </w:rPr>
+      </w:pPr>
+      <w:r>
+        <w:rPr>
+          <w:rFonts w:ascii="Courier New" w:hAnsi="Courier New" w:cs="Courier New"/>
+        </w:rPr>
+        <w:t xml:space="preserve">      Ресурс, час        . . . . . . . . . . . . . .   10000.                   </w:t>
+      </w:r>
+    </w:p>
+    <w:p>
+      <w:pPr>
+        <w:pStyle w:val="a8"/>
+        <w:rPr>
+          <w:rFonts w:ascii="Courier New" w:hAnsi="Courier New" w:cs="Courier New"/>
+        </w:rPr>
+      </w:pPr>
+      <w:r>
+        <w:rPr>
+          <w:rFonts w:ascii="Courier New" w:hAnsi="Courier New" w:cs="Courier New"/>
+        </w:rPr>
+        <w:t xml:space="preserve">      Режим нагружения   . . . . . . . . . . . . . .       3.                   </w:t>
+      </w:r>
+    </w:p>
+    <w:p>
+      <w:pPr>
+        <w:pStyle w:val="a8"/>
+        <w:rPr>
+          <w:rFonts w:ascii="Courier New" w:hAnsi="Courier New" w:cs="Courier New"/>
+        </w:rPr>
+      </w:pPr>
+      <w:r>
+        <w:rPr>
+          <w:rFonts w:ascii="Courier New" w:hAnsi="Courier New" w:cs="Courier New"/>
+        </w:rPr>
+        <w:t xml:space="preserve">      Передаточное отношение редуктора   . . . . . .     7.54                   </w:t>
+      </w:r>
+    </w:p>
+    <w:p>
+      <w:pPr>
+        <w:pStyle w:val="a8"/>
+        <w:rPr>
+          <w:rFonts w:ascii="Courier New" w:hAnsi="Courier New" w:cs="Courier New"/>
+        </w:rPr>
+      </w:pPr>
+      <w:r>
+        <w:rPr>
+          <w:rFonts w:ascii="Courier New" w:hAnsi="Courier New" w:cs="Courier New"/>
+        </w:rPr>
+        <w:t xml:space="preserve">      Коэффициент ширины венца   . . . . . . . . . .     .000       ВАРЬИРУЕТСЯ </w:t>
+      </w:r>
+    </w:p>
+    <w:p>
+      <w:pPr>
+        <w:pStyle w:val="a8"/>
+        <w:rPr>
+          <w:rFonts w:ascii="Courier New" w:hAnsi="Courier New" w:cs="Courier New"/>
+        </w:rPr>
+      </w:pPr>
+      <w:r>
+        <w:rPr>
+          <w:rFonts w:ascii="Courier New" w:hAnsi="Courier New" w:cs="Courier New"/>
+        </w:rPr>
+        <w:t xml:space="preserve">      Степень точности   . . . . . . . . . . . . . .       8.                   </w:t>
+      </w:r>
+    </w:p>
+    <w:p>
+      <w:pPr>
+        <w:pStyle w:val="a8"/>
+        <w:rPr>
+          <w:rFonts w:ascii="Courier New" w:hAnsi="Courier New" w:cs="Courier New"/>
+        </w:rPr>
+      </w:pPr>
+      <w:r>
+        <w:rPr>
+          <w:rFonts w:ascii="Courier New" w:hAnsi="Courier New" w:cs="Courier New"/>
+        </w:rPr>
+        <w:t xml:space="preserve">      Коэффициент запаса по изгибной прочности . . .     2.20                   </w:t>
+      </w:r>
+    </w:p>
+    <w:p>
+      <w:pPr>
+        <w:pStyle w:val="a8"/>
+        <w:rPr>
+          <w:rFonts w:ascii="Courier New" w:hAnsi="Courier New" w:cs="Courier New"/>
+        </w:rPr>
+      </w:pPr>
+      <w:r>
+        <w:rPr>
+          <w:rFonts w:ascii="Courier New" w:hAnsi="Courier New" w:cs="Courier New"/>
+        </w:rPr>
+        <w:t xml:space="preserve">      Твердость поверхности зубьев Шестерни, HRCэ  .       .0       ВАРЬИРУЕТСЯ </w:t>
+      </w:r>
+    </w:p>
+    <w:p>
+      <w:pPr>
+        <w:pStyle w:val="a8"/>
+        <w:rPr>
+          <w:rFonts w:ascii="Courier New" w:hAnsi="Courier New" w:cs="Courier New"/>
+        </w:rPr>
+      </w:pPr>
+      <w:r>
+        <w:rPr>
+          <w:rFonts w:ascii="Courier New" w:hAnsi="Courier New" w:cs="Courier New"/>
+        </w:rPr>
+        <w:t xml:space="preserve">                                   Колеса,   HRCэ  .       .0       ВАРЬИРУЕТСЯ </w:t>
+      </w:r>
+    </w:p>
+    <w:p>
+      <w:pPr>
+        <w:pStyle w:val="a8"/>
+        <w:rPr>
+          <w:rFonts w:ascii="Courier New" w:hAnsi="Courier New" w:cs="Courier New"/>
+        </w:rPr>
+      </w:pPr>
+      <w:r>
+        <w:rPr>
+          <w:rFonts w:ascii="Courier New" w:hAnsi="Courier New" w:cs="Courier New"/>
+        </w:rPr>
+        <w:t xml:space="preserve">      Миним.допустимое число зубьев Шестерни . . . .      12.                   </w:t>
+      </w:r>
+    </w:p>
+    <w:p>
+      <w:pPr>
+        <w:pStyle w:val="a8"/>
+        <w:rPr>
+          <w:rFonts w:ascii="Courier New" w:hAnsi="Courier New" w:cs="Courier New"/>
+        </w:rPr>
+      </w:pPr>
+      <w:r>
+        <w:rPr>
+          <w:rFonts w:ascii="Courier New" w:hAnsi="Courier New" w:cs="Courier New"/>
+        </w:rPr>
+        <w:t xml:space="preserve">      Угол наклона зубьев, град  . . . . . . . . . .     .000                   </w:t>
+      </w:r>
+    </w:p>
+    <w:p>
+      <w:pPr>
+        <w:pStyle w:val="a8"/>
+        <w:rPr>
+          <w:rFonts w:ascii="Courier New" w:hAnsi="Courier New" w:cs="Courier New"/>
+        </w:rPr>
+      </w:pPr>
+      <w:r>
+        <w:rPr>
+          <w:rFonts w:ascii="Courier New" w:hAnsi="Courier New" w:cs="Courier New"/>
+        </w:rPr>
+        <w:t xml:space="preserve">                                                                                </w:t>
+      </w:r>
+    </w:p>
+    <w:p>
+      <w:pPr>
+        <w:pStyle w:val="a8"/>
+        <w:rPr>
+          <w:rFonts w:ascii="Courier New" w:hAnsi="Courier New" w:cs="Courier New"/>
+        </w:rPr>
+      </w:pPr>
+      <w:r>
+        <w:rPr>
+          <w:rFonts w:ascii="Courier New" w:hAnsi="Courier New" w:cs="Courier New"/>
+        </w:rPr>
+        <w:t xml:space="preserve">                                                                                </w:t>
+      </w:r>
+    </w:p>
+    <w:p>
+      <w:pPr>
+        <w:pStyle w:val="a8"/>
+        <w:rPr>
+          <w:rFonts w:ascii="Courier New" w:hAnsi="Courier New" w:cs="Courier New"/>
+        </w:rPr>
+      </w:pPr>
+      <w:r>
+        <w:rPr>
+          <w:rFonts w:ascii="Courier New" w:hAnsi="Courier New" w:cs="Courier New"/>
+        </w:rPr>
+        <w:t xml:space="preserve">                                                                                </w:t>
+      </w:r>
+    </w:p>
+    <w:p>
+      <w:pPr>
+        <w:pStyle w:val="a8"/>
+        <w:rPr>
+          <w:rFonts w:ascii="Courier New" w:hAnsi="Courier New" w:cs="Courier New"/>
+        </w:rPr>
+      </w:pPr>
+      <w:r>
+        <w:rPr>
+          <w:rFonts w:ascii="Courier New" w:hAnsi="Courier New" w:cs="Courier New"/>
+        </w:rPr>
+        <w:t xml:space="preserve">                                                                                </w:t>
+      </w:r>
+    </w:p>
+    <w:p>
+      <w:pPr>
+        <w:pStyle w:val="a8"/>
+        <w:rPr>
+          <w:rFonts w:ascii="Courier New" w:hAnsi="Courier New" w:cs="Courier New"/>
+        </w:rPr>
+      </w:pPr>
+      <w:r>
+        <w:rPr>
+          <w:rFonts w:ascii="Courier New" w:hAnsi="Courier New" w:cs="Courier New"/>
+        </w:rPr>
+        <w:t xml:space="preserve">               ПРОГРАММА N 28    ИМЯ ФАЙЛА ДАННЫХ:        </w:t>
+      </w:r>
+    </w:p>
+    <w:p>
+      <w:pPr>
+        <w:pStyle w:val="a8"/>
+        <w:rPr>
+          <w:rFonts w:ascii="Courier New" w:hAnsi="Courier New" w:cs="Courier New"/>
+        </w:rPr>
+      </w:pPr>
+      <w:r>
+        <w:rPr>
+          <w:rFonts w:ascii="Courier New" w:hAnsi="Courier New" w:cs="Courier New"/>
+        </w:rPr>
+        <w:t xml:space="preserve">  МЕХАНИЗМЫ ПЕРЕДАТОЧНЫЕ                                     РАСЧЕТ ПРОЕКТНЫЙ</w:t>
+      </w:r>
+    </w:p>
+    <w:p>
+      <w:pPr>
+        <w:pStyle w:val="a8"/>
+        <w:rPr>
+          <w:rFonts w:ascii="Courier New" w:hAnsi="Courier New" w:cs="Courier New"/>
+        </w:rPr>
+      </w:pPr>
+      <w:r>
+        <w:rPr>
+          <w:rFonts w:ascii="Courier New" w:hAnsi="Courier New" w:cs="Courier New"/>
+        </w:rPr>
+        <w:t xml:space="preserve">  Зубчатые цилиндрические одноступенчатые</w:t>
+      </w:r>
+    </w:p>
+    <w:p>
+      <w:pPr>
+        <w:pStyle w:val="a8"/>
+        <w:rPr>
+          <w:rFonts w:ascii="Courier New" w:hAnsi="Courier New" w:cs="Courier New"/>
+        </w:rPr>
+      </w:pPr>
+      <w:r>
+        <w:rPr>
+          <w:rFonts w:ascii="Courier New" w:hAnsi="Courier New" w:cs="Courier New"/>
+        </w:rPr>
+        <w:t xml:space="preserve">  внешнего зацепления прямозубые</w:t>
+      </w:r>
+    </w:p>
+    <w:p>
+      <w:pPr>
+        <w:pStyle w:val="a8"/>
+        <w:rPr>
+          <w:rFonts w:ascii="Courier New" w:hAnsi="Courier New" w:cs="Courier New"/>
+        </w:rPr>
+      </w:pPr>
+      <w:r>
+        <w:rPr>
+          <w:rFonts w:ascii="Courier New" w:hAnsi="Courier New" w:cs="Courier New"/>
+        </w:rPr>
+        <w:t xml:space="preserve">                      ПАРАМЕТРЫ ДЛЯ ВЫБОРА ВАРИАНТА</w:t>
+      </w:r>
+    </w:p>
+    <w:p>
+      <w:pPr>
+        <w:pStyle w:val="a8"/>
+        <w:rPr>
+          <w:rFonts w:ascii="Courier New" w:hAnsi="Courier New" w:cs="Courier New"/>
+        </w:rPr>
+      </w:pPr>
+      <w:r>
+        <w:rPr>
+          <w:rFonts w:ascii="Courier New" w:hAnsi="Courier New" w:cs="Courier New"/>
+        </w:rPr>
+        <w:t xml:space="preserve"> ══╤═════════════╤═══════╤═══════╤═════════════════╤══════════════════╤═══════</w:t>
+      </w:r>
+    </w:p>
+    <w:p>
+      <w:pPr>
+        <w:pStyle w:val="a8"/>
+        <w:rPr>
+          <w:rFonts w:ascii="Courier New" w:hAnsi="Courier New" w:cs="Courier New"/>
+        </w:rPr>
+      </w:pPr>
+      <w:r>
+        <w:rPr>
+          <w:rFonts w:ascii="Courier New" w:hAnsi="Courier New" w:cs="Courier New"/>
+        </w:rPr>
+        <w:t xml:space="preserve">  В│  Твердости  │ Коэф. │ Меж-  │ Диаметры впадин,│       Массы,     │ Окруж-</w:t>
+      </w:r>
+    </w:p>
+    <w:p>
+      <w:pPr>
+        <w:pStyle w:val="a8"/>
+        <w:rPr>
+          <w:rFonts w:ascii="Courier New" w:hAnsi="Courier New" w:cs="Courier New"/>
+        </w:rPr>
+      </w:pPr>
+      <w:r>
+        <w:rPr>
+          <w:rFonts w:ascii="Courier New" w:hAnsi="Courier New" w:cs="Courier New"/>
+        </w:rPr>
+        <w:t xml:space="preserve">  а│    HRCэ     │ ширины│осевое │        мм       │         кг       │  ная  </w:t>
+      </w:r>
+    </w:p>
+    <w:p>
+      <w:pPr>
+        <w:pStyle w:val="a8"/>
+        <w:rPr>
+          <w:rFonts w:ascii="Courier New" w:hAnsi="Courier New" w:cs="Courier New"/>
+        </w:rPr>
+      </w:pPr>
+      <w:r>
+        <w:rPr>
+          <w:rFonts w:ascii="Courier New" w:hAnsi="Courier New" w:cs="Courier New"/>
+        </w:rPr>
+        <w:t xml:space="preserve">  р├──────┬──────┤ венца │расст.,├────────┬────────┼─────────┬────────┤ сила, </w:t>
+      </w:r>
+    </w:p>
+    <w:p>
+      <w:pPr>
+        <w:pStyle w:val="a8"/>
+        <w:rPr>
+          <w:rFonts w:ascii="Courier New" w:hAnsi="Courier New" w:cs="Courier New"/>
+        </w:rPr>
+      </w:pPr>
+      <w:r>
+        <w:rPr>
+          <w:rFonts w:ascii="Courier New" w:hAnsi="Courier New" w:cs="Courier New"/>
+        </w:rPr>
+        <w:t xml:space="preserve">   │Шестер│Колесо│       │  мм   │Шестерня│ Колесо │механизм │ колеса │   Н   </w:t>
+      </w:r>
+    </w:p>
+    <w:p>
+      <w:pPr>
+        <w:pStyle w:val="a8"/>
+        <w:rPr>
+          <w:rFonts w:ascii="Courier New" w:hAnsi="Courier New" w:cs="Courier New"/>
+        </w:rPr>
+      </w:pPr>
+      <w:r>
+        <w:rPr>
+          <w:rFonts w:ascii="Courier New" w:hAnsi="Courier New" w:cs="Courier New"/>
+        </w:rPr>
+        <w:t xml:space="preserve"> ──┴──────┴──────┴───────┴───────┴────────┴────────┴─────────┴────────┴───────</w:t>
+      </w:r>
+    </w:p>
+    <w:p>
+      <w:pPr>
+        <w:pStyle w:val="a8"/>
+        <w:rPr>
+          <w:rFonts w:ascii="Courier New" w:hAnsi="Courier New" w:cs="Courier New"/>
+        </w:rPr>
+      </w:pPr>
+      <w:r>
+        <w:rPr>
+          <w:rFonts w:ascii="Courier New" w:hAnsi="Courier New" w:cs="Courier New"/>
+        </w:rPr>
+        <w:t xml:space="preserve">  1   28.5   24.8    .100  280.00    56.40   483.60      78.9     23.6  1290.</w:t>
+      </w:r>
+    </w:p>
+    <w:p>
+      <w:pPr>
+        <w:pStyle w:val="a8"/>
+        <w:rPr>
+          <w:rFonts w:ascii="Courier New" w:hAnsi="Courier New" w:cs="Courier New"/>
+        </w:rPr>
+      </w:pPr>
+      <w:r>
+        <w:rPr>
+          <w:rFonts w:ascii="Courier New" w:hAnsi="Courier New" w:cs="Courier New"/>
+        </w:rPr>
+        <w:t xml:space="preserve">  2   28.5   24.8    .150  250.00    52.85   429.72      74.9     25.4  1454.</w:t>
+      </w:r>
+    </w:p>
+    <w:p>
+      <w:pPr>
+        <w:pStyle w:val="a8"/>
+        <w:rPr>
+          <w:rFonts w:ascii="Courier New" w:hAnsi="Courier New" w:cs="Courier New"/>
+        </w:rPr>
+      </w:pPr>
+      <w:r>
+        <w:rPr>
+          <w:rFonts w:ascii="Courier New" w:hAnsi="Courier New" w:cs="Courier New"/>
+        </w:rPr>
+        <w:t xml:space="preserve">  3   28.5   24.8    .315  200.00    42.30   342.71      68.9     27.0  1819.</w:t>
+      </w:r>
+    </w:p>
+    <w:p>
+      <w:pPr>
+        <w:pStyle w:val="a8"/>
+        <w:rPr>
+          <w:rFonts w:ascii="Courier New" w:hAnsi="Courier New" w:cs="Courier New"/>
+        </w:rPr>
+      </w:pPr>
+      <w:r>
+        <w:rPr>
+          <w:rFonts w:ascii="Courier New" w:hAnsi="Courier New" w:cs="Courier New"/>
+        </w:rPr>
+        <w:t xml:space="preserve">  4   28.5   24.8    .400  190.00    38.75   328.75      70.8     29.6  1910.</w:t>
+      </w:r>
+    </w:p>
+    <w:p>
+      <w:pPr>
+        <w:pStyle w:val="a8"/>
+        <w:rPr>
+          <w:rFonts w:ascii="Courier New" w:hAnsi="Courier New" w:cs="Courier New"/>
+        </w:rPr>
+      </w:pPr>
+      <w:r>
+        <w:rPr>
+          <w:rFonts w:ascii="Courier New" w:hAnsi="Courier New" w:cs="Courier New"/>
+        </w:rPr>
+        <w:t xml:space="preserve">  5   49.0   28.5    .100  250.00    52.85   429.72      64.6     16.7  1454.</w:t>
+      </w:r>
+    </w:p>
+    <w:p>
+      <w:pPr>
+        <w:pStyle w:val="a8"/>
+        <w:rPr>
+          <w:rFonts w:ascii="Courier New" w:hAnsi="Courier New" w:cs="Courier New"/>
+        </w:rPr>
+      </w:pPr>
+      <w:r>
+        <w:rPr>
+          <w:rFonts w:ascii="Courier New" w:hAnsi="Courier New" w:cs="Courier New"/>
+        </w:rPr>
+        <w:t xml:space="preserve">  6   49.0   28.5    .150  240.00    49.35   413.15      69.4     22.3  1510.</w:t>
+      </w:r>
+    </w:p>
+    <w:p>
+      <w:pPr>
+        <w:pStyle w:val="a8"/>
+        <w:rPr>
+          <w:rFonts w:ascii="Courier New" w:hAnsi="Courier New" w:cs="Courier New"/>
+        </w:rPr>
+      </w:pPr>
+      <w:r>
+        <w:rPr>
+          <w:rFonts w:ascii="Courier New" w:hAnsi="Courier New" w:cs="Courier New"/>
+        </w:rPr>
+        <w:t xml:space="preserve">  7   49.0   28.5    .315  180.00    37.75   309.75      57.3     20.0  2016.</w:t>
+      </w:r>
+    </w:p>
+    <w:p>
+      <w:pPr>
+        <w:pStyle w:val="a8"/>
+        <w:rPr>
+          <w:rFonts w:ascii="Courier New" w:hAnsi="Courier New" w:cs="Courier New"/>
+        </w:rPr>
+      </w:pPr>
+      <w:r>
+        <w:rPr>
+          <w:rFonts w:ascii="Courier New" w:hAnsi="Courier New" w:cs="Courier New"/>
+        </w:rPr>
+        <w:t xml:space="preserve">  8   49.0   28.5    .400  180.00    36.30   308.70      64.2     25.3  2013.</w:t>
+      </w:r>
+    </w:p>
+    <w:p>
+      <w:pPr>
+        <w:pStyle w:val="a8"/>
+        <w:rPr>
+          <w:rFonts w:ascii="Courier New" w:hAnsi="Courier New" w:cs="Courier New"/>
+        </w:rPr>
+      </w:pPr>
+      <w:r>
+        <w:rPr>
+          <w:rFonts w:ascii="Courier New" w:hAnsi="Courier New" w:cs="Courier New"/>
+        </w:rPr>
+        <w:t xml:space="preserve">  9   59.0   59.0    .100  160.00    32.75   274.75      34.4      4.5  2265.</w:t>
+      </w:r>
+    </w:p>
+    <w:p>
+      <w:pPr>
+        <w:pStyle w:val="a8"/>
+        <w:rPr>
+          <w:rFonts w:ascii="Courier New" w:hAnsi="Courier New" w:cs="Courier New"/>
+        </w:rPr>
+      </w:pPr>
+      <w:r>
+        <w:rPr>
+          <w:rFonts w:ascii="Courier New" w:hAnsi="Courier New" w:cs="Courier New"/>
+        </w:rPr>
+        <w:t xml:space="preserve"> 10   59.0   59.0    .150  140.00    28.75   238.75      31.8      4.5  2586.</w:t>
+      </w:r>
+    </w:p>
+    <w:p>
+      <w:pPr>
+        <w:pStyle w:val="a8"/>
+        <w:rPr>
+          <w:rFonts w:ascii="Courier New" w:hAnsi="Courier New" w:cs="Courier New"/>
+        </w:rPr>
+      </w:pPr>
+      <w:r>
+        <w:rPr>
+          <w:rFonts w:ascii="Courier New" w:hAnsi="Courier New" w:cs="Courier New"/>
+        </w:rPr>
+        <w:t xml:space="preserve"> 11   59.0   59.0    .315  120.00    24.20   205.80      31.9      6.0  3019.</w:t>
+      </w:r>
+    </w:p>
+    <w:p>
+      <w:pPr>
+        <w:pStyle w:val="a8"/>
+        <w:rPr>
+          <w:rFonts w:ascii="Courier New" w:hAnsi="Courier New" w:cs="Courier New"/>
+        </w:rPr>
+      </w:pPr>
+      <w:r>
+        <w:rPr>
+          <w:rFonts w:ascii="Courier New" w:hAnsi="Courier New" w:cs="Courier New"/>
+        </w:rPr>
+        <w:t xml:space="preserve"> 12   59.0   59.0    .400  130.00    26.25   221.25      38.1      9.7  2783.</w:t>
+      </w:r>
+    </w:p>
+    <w:p>
+      <w:pPr>
+        <w:pStyle w:val="a8"/>
+        <w:rPr>
+          <w:rFonts w:ascii="Courier New" w:hAnsi="Courier New" w:cs="Courier New"/>
+        </w:rPr>
+      </w:pPr>
+      <w:r>
+        <w:rPr>
+          <w:rFonts w:ascii="Courier New" w:hAnsi="Courier New" w:cs="Courier New"/>
+        </w:rPr>
+        <w:t>**</w:t>
+      </w:r>
+    </w:p>
+    <w:p>
+      <w:pPr>
+        <w:pStyle w:val="a8"/>
+        <w:rPr>
+          <w:rFonts w:ascii="Courier New" w:hAnsi="Courier New" w:cs="Courier New"/>
+        </w:rPr>
+      </w:pPr>
+      <w:r>
+        <w:rPr>
+          <w:rFonts w:ascii="Courier New" w:hAnsi="Courier New" w:cs="Courier New"/>
+        </w:rPr>
+        <w:t xml:space="preserve">  МЕХАНИЗМЫ ПЕРЕДАТОЧНЫЕ                                     РАСЧЕТ ПРОЕКТНЫЙ</w:t>
+      </w:r>
+    </w:p>
+    <w:p>
+      <w:pPr>
+        <w:pStyle w:val="a8"/>
+        <w:rPr>
+          <w:rFonts w:ascii="Courier New" w:hAnsi="Courier New" w:cs="Courier New"/>
+        </w:rPr>
+      </w:pPr>
+      <w:r>
+        <w:rPr>
+          <w:rFonts w:ascii="Courier New" w:hAnsi="Courier New" w:cs="Courier New"/>
+        </w:rPr>
+        <w:t xml:space="preserve">  Зубчатые цилиндрические одноступенчатые</w:t>
+      </w:r>
+    </w:p>
+    <w:p>
+      <w:pPr>
+        <w:pStyle w:val="a8"/>
+        <w:rPr>
+          <w:rFonts w:ascii="Courier New" w:hAnsi="Courier New" w:cs="Courier New"/>
+        </w:rPr>
+      </w:pPr>
+      <w:r>
+        <w:rPr>
+          <w:rFonts w:ascii="Courier New" w:hAnsi="Courier New" w:cs="Courier New"/>
+        </w:rPr>
+        <w:t xml:space="preserve">  внешнего зацепления прямозубые                                   Вариант  7</w:t>
+      </w:r>
+    </w:p>
+    <w:p>
+      <w:pPr>
+        <w:pStyle w:val="a8"/>
+        <w:rPr>
+          <w:rFonts w:ascii="Courier New" w:hAnsi="Courier New" w:cs="Courier New"/>
+        </w:rPr>
+      </w:pPr>
+      <w:r>
+        <w:rPr>
+          <w:rFonts w:ascii="Courier New" w:hAnsi="Courier New" w:cs="Courier New"/>
+        </w:rPr>
+        <w:t xml:space="preserve"> ═══════════════════════════ РЕЗУЛЬТАТЫ РАСЧЕТА ══════════════════════════════</w:t>
+      </w:r>
+    </w:p>
+    <w:p>
+      <w:pPr>
+        <w:pStyle w:val="a8"/>
+        <w:rPr>
+          <w:rFonts w:ascii="Courier New" w:hAnsi="Courier New" w:cs="Courier New"/>
+        </w:rPr>
+      </w:pPr>
+      <w:r>
+        <w:rPr>
+          <w:rFonts w:ascii="Courier New" w:hAnsi="Courier New" w:cs="Courier New"/>
+        </w:rPr>
+        <w:t xml:space="preserve">                          Характеристика механизма</w:t>
+      </w:r>
+    </w:p>
+    <w:p>
+      <w:pPr>
+        <w:pStyle w:val="a8"/>
+        <w:rPr>
+          <w:rFonts w:ascii="Courier New" w:hAnsi="Courier New" w:cs="Courier New"/>
+        </w:rPr>
+      </w:pPr>
+      <w:r>
+        <w:rPr>
+          <w:rFonts w:ascii="Courier New" w:hAnsi="Courier New" w:cs="Courier New"/>
+        </w:rPr>
+        <w:t xml:space="preserve">    Передаточное отношение механизма  . . . . . . . . . . . . .    7.471</w:t>
+      </w:r>
+    </w:p>
+    <w:p>
+      <w:pPr>
+        <w:pStyle w:val="a8"/>
+        <w:rPr>
+          <w:rFonts w:ascii="Courier New" w:hAnsi="Courier New" w:cs="Courier New"/>
+        </w:rPr>
+      </w:pPr>
+      <w:r>
+        <w:rPr>
+          <w:rFonts w:ascii="Courier New" w:hAnsi="Courier New" w:cs="Courier New"/>
+        </w:rPr>
+        <w:t xml:space="preserve">    Вращающий момент на Быстроходном валу, Н.м  . . . . . . . .      43.7</w:t>
+      </w:r>
+    </w:p>
+    <w:p>
+      <w:pPr>
+        <w:pStyle w:val="a8"/>
+        <w:rPr>
+          <w:rFonts w:ascii="Courier New" w:hAnsi="Courier New" w:cs="Courier New"/>
+        </w:rPr>
+      </w:pPr>
+      <w:r>
+        <w:rPr>
+          <w:rFonts w:ascii="Courier New" w:hAnsi="Courier New" w:cs="Courier New"/>
+        </w:rPr>
+        <w:t xml:space="preserve">                        Тихоходном валу, Н.м    . . . . . . . .     320.0</w:t>
+      </w:r>
+    </w:p>
+    <w:p>
+      <w:pPr>
+        <w:pStyle w:val="a8"/>
+        <w:rPr>
+          <w:rFonts w:ascii="Courier New" w:hAnsi="Courier New" w:cs="Courier New"/>
+        </w:rPr>
+      </w:pPr>
+      <w:r>
+        <w:rPr>
+          <w:rFonts w:ascii="Courier New" w:hAnsi="Courier New" w:cs="Courier New"/>
+        </w:rPr>
+        <w:t xml:space="preserve">    Частота вращения Быстроходного вала, об/мин . . . . . . . .   1426.9</w:t>
+      </w:r>
+    </w:p>
+    <w:p>
+      <w:pPr>
+        <w:pStyle w:val="a8"/>
+        <w:rPr>
+          <w:rFonts w:ascii="Courier New" w:hAnsi="Courier New" w:cs="Courier New"/>
+        </w:rPr>
+      </w:pPr>
+      <w:r>
+        <w:rPr>
+          <w:rFonts w:ascii="Courier New" w:hAnsi="Courier New" w:cs="Courier New"/>
+        </w:rPr>
+        <w:t xml:space="preserve">                     Тихоходного вала, об/мин   . . . . . . . .  191.000</w:t>
+      </w:r>
+    </w:p>
+    <w:p>
+      <w:pPr>
+        <w:pStyle w:val="a8"/>
+        <w:rPr>
+          <w:rFonts w:ascii="Courier New" w:hAnsi="Courier New" w:cs="Courier New"/>
+        </w:rPr>
+      </w:pPr>
+      <w:r>
+        <w:rPr>
+          <w:rFonts w:ascii="Courier New" w:hAnsi="Courier New" w:cs="Courier New"/>
+        </w:rPr>
+        <w:t xml:space="preserve">    Масса Механизма, кг       . . . . . . . . . . . . . . . . .      57.</w:t>
+      </w:r>
+    </w:p>
+    <w:p>
+      <w:pPr>
+        <w:pStyle w:val="a8"/>
+        <w:rPr>
+          <w:rFonts w:ascii="Courier New" w:hAnsi="Courier New" w:cs="Courier New"/>
+        </w:rPr>
+      </w:pPr>
+      <w:r>
+        <w:rPr>
+          <w:rFonts w:ascii="Courier New" w:hAnsi="Courier New" w:cs="Courier New"/>
+        </w:rPr>
+        <w:t xml:space="preserve">          Колес, кг           . . . . . . . . . . . . . . . . .     20.0</w:t>
+      </w:r>
+    </w:p>
+    <w:p>
+      <w:pPr>
+        <w:pStyle w:val="a8"/>
+        <w:rPr>
+          <w:rFonts w:ascii="Courier New" w:hAnsi="Courier New" w:cs="Courier New"/>
+        </w:rPr>
+      </w:pPr>
+      <w:r>
+        <w:rPr>
+          <w:rFonts w:ascii="Courier New" w:hAnsi="Courier New" w:cs="Courier New"/>
+        </w:rPr>
+        <w:t xml:space="preserve">    Степень точности          . . . . . . . . . . . . . . . . .    8.</w:t>
+      </w:r>
+    </w:p>
+    <w:p>
+      <w:pPr>
+        <w:pStyle w:val="a8"/>
+        <w:rPr>
+          <w:rFonts w:ascii="Courier New" w:hAnsi="Courier New" w:cs="Courier New"/>
+        </w:rPr>
+      </w:pPr>
+      <w:r>
+        <w:rPr>
+          <w:rFonts w:ascii="Courier New" w:hAnsi="Courier New" w:cs="Courier New"/>
+        </w:rPr>
+        <w:t xml:space="preserve">    Коэффициент ширины венца  . . . . . . . . . . . . . . . . .     .315</w:t>
+      </w:r>
+    </w:p>
+    <w:p>
+      <w:pPr>
+        <w:pStyle w:val="a8"/>
+        <w:rPr>
+          <w:rFonts w:ascii="Courier New" w:hAnsi="Courier New" w:cs="Courier New"/>
+        </w:rPr>
+      </w:pPr>
+      <w:r>
+        <w:rPr>
+          <w:rFonts w:ascii="Courier New" w:hAnsi="Courier New" w:cs="Courier New"/>
+        </w:rPr>
+        <w:t xml:space="preserve">    Межосевое расстояние, мм  . . . . . . . . . . . . . . . . .  180.000</w:t>
+      </w:r>
+    </w:p>
+    <w:p>
+      <w:pPr>
+        <w:pStyle w:val="a8"/>
+        <w:rPr>
+          <w:rFonts w:ascii="Courier New" w:hAnsi="Courier New" w:cs="Courier New"/>
+        </w:rPr>
+      </w:pPr>
+      <w:r>
+        <w:rPr>
+          <w:rFonts w:ascii="Courier New" w:hAnsi="Courier New" w:cs="Courier New"/>
+        </w:rPr>
+        <w:t xml:space="preserve">    Угол зацепления, град     . . . . . . . . . . . . . . . . .   20.000</w:t>
+      </w:r>
+    </w:p>
+    <w:p>
+      <w:pPr>
+        <w:pStyle w:val="a8"/>
+        <w:rPr>
+          <w:rFonts w:ascii="Courier New" w:hAnsi="Courier New" w:cs="Courier New"/>
+        </w:rPr>
+      </w:pPr>
+      <w:r>
+        <w:rPr>
+          <w:rFonts w:ascii="Courier New" w:hAnsi="Courier New" w:cs="Courier New"/>
+        </w:rPr>
+        <w:t xml:space="preserve">    Угол наклона зубьев, град . . . . . . . . . . . . . . . . .     .000</w:t>
+      </w:r>
+    </w:p>
+    <w:p>
+      <w:pPr>
+        <w:pStyle w:val="a8"/>
+        <w:rPr>
+          <w:rFonts w:ascii="Courier New" w:hAnsi="Courier New" w:cs="Courier New"/>
+        </w:rPr>
+      </w:pPr>
+      <w:r>
+        <w:rPr>
+          <w:rFonts w:ascii="Courier New" w:hAnsi="Courier New" w:cs="Courier New"/>
+        </w:rPr>
+        <w:t xml:space="preserve">    Модуль зацепления (нормальный), мм    . . . . . . . . . . .    2.500</w:t>
+      </w:r>
+    </w:p>
+    <w:p>
+      <w:pPr>
+        <w:pStyle w:val="a8"/>
+        <w:rPr>
+          <w:rFonts w:ascii="Courier New" w:hAnsi="Courier New" w:cs="Courier New"/>
+        </w:rPr>
+      </w:pPr>
+      <w:r>
+        <w:rPr>
+          <w:rFonts w:ascii="Courier New" w:hAnsi="Courier New" w:cs="Courier New"/>
+        </w:rPr>
+        <w:lastRenderedPageBreak/>
+        <w:t xml:space="preserve">    Силы в зацеплении, Н:</w:t>
+      </w:r>
+    </w:p>
+    <w:p>
+      <w:pPr>
+        <w:pStyle w:val="a8"/>
+        <w:rPr>
+          <w:rFonts w:ascii="Courier New" w:hAnsi="Courier New" w:cs="Courier New"/>
+        </w:rPr>
+      </w:pPr>
+      <w:r>
+        <w:rPr>
+          <w:rFonts w:ascii="Courier New" w:hAnsi="Courier New" w:cs="Courier New"/>
+        </w:rPr>
+        <w:t xml:space="preserve">       Окружная (суммарная для шеврона)   . . . . . . . . . . .    2016.</w:t>
+      </w:r>
+    </w:p>
+    <w:p>
+      <w:pPr>
+        <w:pStyle w:val="a8"/>
+        <w:rPr>
+          <w:rFonts w:ascii="Courier New" w:hAnsi="Courier New" w:cs="Courier New"/>
+        </w:rPr>
+      </w:pPr>
+      <w:r>
+        <w:rPr>
+          <w:rFonts w:ascii="Courier New" w:hAnsi="Courier New" w:cs="Courier New"/>
+        </w:rPr>
+        <w:t xml:space="preserve">       Радиальная (суммарная для шеврона) . . . . . . . . . . .     734.</w:t>
+      </w:r>
+    </w:p>
+    <w:p>
+      <w:pPr>
+        <w:pStyle w:val="a8"/>
+        <w:rPr>
+          <w:rFonts w:ascii="Courier New" w:hAnsi="Courier New" w:cs="Courier New"/>
+        </w:rPr>
+      </w:pPr>
+      <w:r>
+        <w:rPr>
+          <w:rFonts w:ascii="Courier New" w:hAnsi="Courier New" w:cs="Courier New"/>
+        </w:rPr>
+        <w:t xml:space="preserve">       Осевая               . . . . . . . . . . . . . . . . . .       0.</w:t>
+      </w:r>
+    </w:p>
+    <w:p>
+      <w:pPr>
+        <w:pStyle w:val="a8"/>
+        <w:rPr>
+          <w:rFonts w:ascii="Courier New" w:hAnsi="Courier New" w:cs="Courier New"/>
+        </w:rPr>
+      </w:pPr>
+      <w:r>
+        <w:rPr>
+          <w:rFonts w:ascii="Courier New" w:hAnsi="Courier New" w:cs="Courier New"/>
+        </w:rPr>
+        <w:t xml:space="preserve">    Контактные напряжения, МПа:</w:t>
+      </w:r>
+    </w:p>
+    <w:p>
+      <w:pPr>
+        <w:pStyle w:val="a8"/>
+        <w:rPr>
+          <w:rFonts w:ascii="Courier New" w:hAnsi="Courier New" w:cs="Courier New"/>
+        </w:rPr>
+      </w:pPr>
+      <w:r>
+        <w:rPr>
+          <w:rFonts w:ascii="Courier New" w:hAnsi="Courier New" w:cs="Courier New"/>
+        </w:rPr>
+        <w:t xml:space="preserve">       при номинальной нагрузке:</w:t>
+      </w:r>
+    </w:p>
+    <w:p>
+      <w:pPr>
+        <w:pStyle w:val="a8"/>
+        <w:rPr>
+          <w:rFonts w:ascii="Courier New" w:hAnsi="Courier New" w:cs="Courier New"/>
+        </w:rPr>
+      </w:pPr>
+      <w:r>
+        <w:rPr>
+          <w:rFonts w:ascii="Courier New" w:hAnsi="Courier New" w:cs="Courier New"/>
+        </w:rPr>
+        <w:t xml:space="preserve">          расчетные         . . . . . . . . . . . . . . . . . .     503.4</w:t>
+      </w:r>
+    </w:p>
+    <w:p>
+      <w:pPr>
+        <w:pStyle w:val="a8"/>
+        <w:rPr>
+          <w:rFonts w:ascii="Courier New" w:hAnsi="Courier New" w:cs="Courier New"/>
+        </w:rPr>
+      </w:pPr>
+      <w:r>
+        <w:rPr>
+          <w:rFonts w:ascii="Courier New" w:hAnsi="Courier New" w:cs="Courier New"/>
+        </w:rPr>
+        <w:t xml:space="preserve">          допускаемые       . . . . . . . . . . . . . . . . . .     504.3</w:t>
+      </w:r>
+    </w:p>
+    <w:p>
+      <w:pPr>
+        <w:pStyle w:val="a8"/>
+        <w:rPr>
+          <w:rFonts w:ascii="Courier New" w:hAnsi="Courier New" w:cs="Courier New"/>
+        </w:rPr>
+      </w:pPr>
+      <w:r>
+        <w:rPr>
+          <w:rFonts w:ascii="Courier New" w:hAnsi="Courier New" w:cs="Courier New"/>
+        </w:rPr>
+        <w:t xml:space="preserve">       при максимальной нагрузке:</w:t>
+      </w:r>
+    </w:p>
+    <w:p>
+      <w:pPr>
+        <w:pStyle w:val="a8"/>
+        <w:rPr>
+          <w:rFonts w:ascii="Courier New" w:hAnsi="Courier New" w:cs="Courier New"/>
+        </w:rPr>
+      </w:pPr>
+      <w:r>
+        <w:rPr>
+          <w:rFonts w:ascii="Courier New" w:hAnsi="Courier New" w:cs="Courier New"/>
+        </w:rPr>
+        <w:t xml:space="preserve">          расчетные         . . . . . . . . . . . . . . . . . .     746.7</w:t>
+      </w:r>
+    </w:p>
+    <w:p>
+      <w:pPr>
+        <w:pStyle w:val="a8"/>
+        <w:rPr>
+          <w:rFonts w:ascii="Courier New" w:hAnsi="Courier New" w:cs="Courier New"/>
+        </w:rPr>
+      </w:pPr>
+      <w:r>
+        <w:rPr>
+          <w:rFonts w:ascii="Courier New" w:hAnsi="Courier New" w:cs="Courier New"/>
+        </w:rPr>
+        <w:t xml:space="preserve">          допускаемые       . . . . . . . . . . . . . . . . . .    1960.0</w:t>
+      </w:r>
+    </w:p>
+    <w:p>
+      <w:pPr>
+        <w:pStyle w:val="a8"/>
+        <w:rPr>
+          <w:rFonts w:ascii="Courier New" w:hAnsi="Courier New" w:cs="Courier New"/>
+        </w:rPr>
+      </w:pPr>
+      <w:r>
+        <w:rPr>
+          <w:rFonts w:ascii="Courier New" w:hAnsi="Courier New" w:cs="Courier New"/>
+        </w:rPr>
+        <w:t xml:space="preserve"> ──────────────────────────────────────────────────────┬──────────┬───────────  </w:t>
+      </w:r>
+    </w:p>
+    <w:p>
+      <w:pPr>
+        <w:pStyle w:val="a8"/>
+        <w:rPr>
+          <w:rFonts w:ascii="Courier New" w:hAnsi="Courier New" w:cs="Courier New"/>
+        </w:rPr>
+      </w:pPr>
+      <w:r>
+        <w:rPr>
+          <w:rFonts w:ascii="Courier New" w:hAnsi="Courier New" w:cs="Courier New"/>
+        </w:rPr>
+        <w:t xml:space="preserve">               Параметры зубчатого Колеса              │ Шестерня │  Колесо</w:t>
+      </w:r>
+    </w:p>
+    <w:p>
+      <w:pPr>
+        <w:pStyle w:val="a8"/>
+        <w:rPr>
+          <w:rFonts w:ascii="Courier New" w:hAnsi="Courier New" w:cs="Courier New"/>
+        </w:rPr>
+      </w:pPr>
+      <w:r>
+        <w:rPr>
+          <w:rFonts w:ascii="Courier New" w:hAnsi="Courier New" w:cs="Courier New"/>
+        </w:rPr>
+        <w:t xml:space="preserve"> ──────────────────────────────────────────────────────┴──────────┴───────────  </w:t>
+      </w:r>
+    </w:p>
+    <w:p>
+      <w:pPr>
+        <w:pStyle w:val="a8"/>
+        <w:rPr>
+          <w:rFonts w:ascii="Courier New" w:hAnsi="Courier New" w:cs="Courier New"/>
+        </w:rPr>
+      </w:pPr>
+      <w:r>
+        <w:rPr>
+          <w:rFonts w:ascii="Courier New" w:hAnsi="Courier New" w:cs="Courier New"/>
+        </w:rPr>
+        <w:t xml:space="preserve">    Число зубьев      . . . . . . . . . . . . . . . .       17.       127.</w:t>
+      </w:r>
+    </w:p>
+    <w:p>
+      <w:pPr>
+        <w:pStyle w:val="a8"/>
+        <w:rPr>
+          <w:rFonts w:ascii="Courier New" w:hAnsi="Courier New" w:cs="Courier New"/>
+        </w:rPr>
+      </w:pPr>
+      <w:r>
+        <w:rPr>
+          <w:rFonts w:ascii="Courier New" w:hAnsi="Courier New" w:cs="Courier New"/>
+        </w:rPr>
+        <w:t xml:space="preserve">    Коэффициент смещения исходного контура  . . . . .         .300      -.300</w:t>
+      </w:r>
+    </w:p>
+    <w:p>
+      <w:pPr>
+        <w:pStyle w:val="a8"/>
+        <w:rPr>
+          <w:rFonts w:ascii="Courier New" w:hAnsi="Courier New" w:cs="Courier New"/>
+        </w:rPr>
+      </w:pPr>
+      <w:r>
+        <w:rPr>
+          <w:rFonts w:ascii="Courier New" w:hAnsi="Courier New" w:cs="Courier New"/>
+        </w:rPr>
+        <w:t xml:space="preserve">    Диаметры, мм:</w:t>
+      </w:r>
+    </w:p>
+    <w:p>
+      <w:pPr>
+        <w:pStyle w:val="a8"/>
+        <w:rPr>
+          <w:rFonts w:ascii="Courier New" w:hAnsi="Courier New" w:cs="Courier New"/>
+        </w:rPr>
+      </w:pPr>
+      <w:r>
+        <w:rPr>
+          <w:rFonts w:ascii="Courier New" w:hAnsi="Courier New" w:cs="Courier New"/>
+        </w:rPr>
+        <w:t xml:space="preserve">       Делительный    . . . . . . . . . . . . . . . .       42.500    317.500</w:t>
+      </w:r>
+    </w:p>
+    <w:p>
+      <w:pPr>
+        <w:pStyle w:val="a8"/>
+        <w:rPr>
+          <w:rFonts w:ascii="Courier New" w:hAnsi="Courier New" w:cs="Courier New"/>
+        </w:rPr>
+      </w:pPr>
+      <w:r>
+        <w:rPr>
+          <w:rFonts w:ascii="Courier New" w:hAnsi="Courier New" w:cs="Courier New"/>
+        </w:rPr>
+        <w:t xml:space="preserve">       Начальный      . . . . . . . . . . . . . . . .       42.500    317.500</w:t>
+      </w:r>
+    </w:p>
+    <w:p>
+      <w:pPr>
+        <w:pStyle w:val="a8"/>
+        <w:rPr>
+          <w:rFonts w:ascii="Courier New" w:hAnsi="Courier New" w:cs="Courier New"/>
+        </w:rPr>
+      </w:pPr>
+      <w:r>
+        <w:rPr>
+          <w:rFonts w:ascii="Courier New" w:hAnsi="Courier New" w:cs="Courier New"/>
+        </w:rPr>
+        <w:t xml:space="preserve">       Вершин         . . . . . . . . . . . . . . . .       49.000    321.000</w:t>
+      </w:r>
+    </w:p>
+    <w:p>
+      <w:pPr>
+        <w:pStyle w:val="a8"/>
+        <w:rPr>
+          <w:rFonts w:ascii="Courier New" w:hAnsi="Courier New" w:cs="Courier New"/>
+        </w:rPr>
+      </w:pPr>
+      <w:r>
+        <w:rPr>
+          <w:rFonts w:ascii="Courier New" w:hAnsi="Courier New" w:cs="Courier New"/>
+        </w:rPr>
+        <w:t xml:space="preserve">       Впадин         . . . . . . . . . . . . . . . .       37.750    309.750</w:t>
+      </w:r>
+    </w:p>
+    <w:p>
+      <w:pPr>
+        <w:pStyle w:val="a8"/>
+        <w:rPr>
+          <w:rFonts w:ascii="Courier New" w:hAnsi="Courier New" w:cs="Courier New"/>
+        </w:rPr>
+      </w:pPr>
+      <w:r>
+        <w:rPr>
+          <w:rFonts w:ascii="Courier New" w:hAnsi="Courier New" w:cs="Courier New"/>
+        </w:rPr>
+        <w:t xml:space="preserve">    Ширина зубчатого венца, мм          . . . . . . .         62.0       57.0</w:t>
+      </w:r>
+    </w:p>
+    <w:p>
+      <w:pPr>
+        <w:pStyle w:val="a8"/>
+        <w:rPr>
+          <w:rFonts w:ascii="Courier New" w:hAnsi="Courier New" w:cs="Courier New"/>
+        </w:rPr>
+      </w:pPr>
+      <w:r>
+        <w:rPr>
+          <w:rFonts w:ascii="Courier New" w:hAnsi="Courier New" w:cs="Courier New"/>
+        </w:rPr>
+        <w:t xml:space="preserve">    Твердость поверхности зубьев, HRCэ  . . . . . . .         49.0       28.5</w:t>
+      </w:r>
+    </w:p>
+    <w:p>
+      <w:pPr>
+        <w:pStyle w:val="a8"/>
+        <w:rPr>
+          <w:rFonts w:ascii="Courier New" w:hAnsi="Courier New" w:cs="Courier New"/>
+        </w:rPr>
+      </w:pPr>
+      <w:r>
+        <w:rPr>
+          <w:rFonts w:ascii="Courier New" w:hAnsi="Courier New" w:cs="Courier New"/>
+        </w:rPr>
+        <w:t xml:space="preserve">    Напряжения изгиба, МПа:</w:t>
+      </w:r>
+    </w:p>
+    <w:p>
+      <w:pPr>
+        <w:pStyle w:val="a8"/>
+        <w:rPr>
+          <w:rFonts w:ascii="Courier New" w:hAnsi="Courier New" w:cs="Courier New"/>
+        </w:rPr>
+      </w:pPr>
+      <w:r>
+        <w:rPr>
+          <w:rFonts w:ascii="Courier New" w:hAnsi="Courier New" w:cs="Courier New"/>
+        </w:rPr>
+        <w:t xml:space="preserve">       при номинальной нагрузке:</w:t>
+      </w:r>
+    </w:p>
+    <w:p>
+      <w:pPr>
+        <w:pStyle w:val="a8"/>
+        <w:rPr>
+          <w:rFonts w:ascii="Courier New" w:hAnsi="Courier New" w:cs="Courier New"/>
+        </w:rPr>
+      </w:pPr>
+      <w:r>
+        <w:rPr>
+          <w:rFonts w:ascii="Courier New" w:hAnsi="Courier New" w:cs="Courier New"/>
+        </w:rPr>
+        <w:t xml:space="preserve">          расчетные       . . . . . . . . . . . . . .        105.2       113.4</w:t>
+      </w:r>
+    </w:p>
+    <w:p>
+      <w:pPr>
+        <w:pStyle w:val="a8"/>
+        <w:rPr>
+          <w:rFonts w:ascii="Courier New" w:hAnsi="Courier New" w:cs="Courier New"/>
+        </w:rPr>
+      </w:pPr>
+      <w:r>
+        <w:rPr>
+          <w:rFonts w:ascii="Courier New" w:hAnsi="Courier New" w:cs="Courier New"/>
+        </w:rPr>
+        <w:t xml:space="preserve">          допускаемые     . . . . . . . . . . . . . .        231.0       212.2</w:t>
+      </w:r>
+    </w:p>
+    <w:p>
+      <w:pPr>
+        <w:pStyle w:val="a8"/>
+        <w:rPr>
+          <w:rFonts w:ascii="Courier New" w:hAnsi="Courier New" w:cs="Courier New"/>
+        </w:rPr>
+      </w:pPr>
+      <w:r>
+        <w:rPr>
+          <w:rFonts w:ascii="Courier New" w:hAnsi="Courier New" w:cs="Courier New"/>
+        </w:rPr>
+        <w:t xml:space="preserve">       при максимальной нагрузке:</w:t>
+      </w:r>
+    </w:p>
+    <w:p>
+      <w:pPr>
+        <w:pStyle w:val="a8"/>
+        <w:rPr>
+          <w:rFonts w:ascii="Courier New" w:hAnsi="Courier New" w:cs="Courier New"/>
+        </w:rPr>
+      </w:pPr>
+      <w:r>
+        <w:rPr>
+          <w:rFonts w:ascii="Courier New" w:hAnsi="Courier New" w:cs="Courier New"/>
+        </w:rPr>
+        <w:t xml:space="preserve">          расчетные       . . . . . . . . . . . . . .        231.5       249.5</w:t>
+      </w:r>
+    </w:p>
+    <w:p>
+      <w:pPr>
+        <w:pStyle w:val="a8"/>
+        <w:rPr>
+          <w:rFonts w:ascii="Courier New" w:hAnsi="Courier New" w:cs="Courier New"/>
+        </w:rPr>
+      </w:pPr>
+      <w:r>
+        <w:rPr>
+          <w:rFonts w:ascii="Courier New" w:hAnsi="Courier New" w:cs="Courier New"/>
+        </w:rPr>
+        <w:t xml:space="preserve">          допускаемые     . . . . . . . . . . . . . .       1343.2       987.2</w:t>
+      </w:r>
+    </w:p>
+    <w:p>
+      <w:pPr>
+        <w:pStyle w:val="a8"/>
+        <w:rPr>
+          <w:rFonts w:ascii="Courier New" w:hAnsi="Courier New" w:cs="Courier New"/>
+        </w:rPr>
+      </w:pPr>
+      <w:r>
+        <w:rPr>
+          <w:rFonts w:ascii="Courier New" w:hAnsi="Courier New" w:cs="Courier New"/>
+        </w:rPr>
+        <w:t xml:space="preserve"> ─────────────────────────────────────────────────────────────────────────────</w:t>
+      </w:r>
+    </w:p>
+    <w:p>
+      <w:pPr>
+        <w:pStyle w:val="a8"/>
+        <w:rPr>
+          <w:rFonts w:ascii="Courier New" w:hAnsi="Courier New" w:cs="Courier New"/>
+        </w:rPr>
+      </w:pPr>
+      <w:r>
+        <w:rPr>
+          <w:rFonts w:ascii="Courier New" w:hAnsi="Courier New" w:cs="Courier New"/>
+        </w:rPr>
+        <w:t xml:space="preserve">               ПРОГРАММА N 28    ИМЯ ФАЙЛА ДАННЫХ:        </w:t>
+      </w:r>
     </w:p>
     <w:p>
       <w:pPr>
@@ -2135,6 +3439,7 @@
     <w:p>
       <w:pPr>
         <w:jc w:val="center"/>
+        <w:outlineLvl w:val="0"/>
         <w:rPr>
           <w:rFonts w:ascii="Times New Roman" w:hAnsi="Times New Roman" w:cs="Times New Roman"/>
           <w:b/>
@@ -2163,6 +3468,28 @@
           <w:szCs w:val="32"/>
         </w:rPr>
         <w:t>соединения с натягом тихоходного вала</w:t>
+      </w:r>
+    </w:p>
+    <w:p>
+      <w:pPr>
+        <w:jc w:val="center"/>
+        <w:rPr>
+          <w:rFonts w:ascii="Times New Roman" w:eastAsiaTheme="minorEastAsia" w:hAnsi="Times New Roman" w:cs="Times New Roman"/>
+          <w:b/>
+          <w:bCs/>
+          <w:sz w:val="28"/>
+          <w:szCs w:val="28"/>
+        </w:rPr>
+      </w:pPr>
+      <w:r>
+        <w:rPr>
+          <w:rFonts w:ascii="Times New Roman" w:eastAsiaTheme="minorEastAsia" w:hAnsi="Times New Roman" w:cs="Times New Roman"/>
+          <w:b/>
+          <w:bCs/>
+          <w:sz w:val="28"/>
+          <w:szCs w:val="28"/>
+        </w:rPr>
+        <w:t>Исходные данные:</w:t>
       </w:r>
     </w:p>
     <w:p>
@@ -2528,7 +3855,6 @@
       <w:pPr>
         <w:rPr>
           <w:rFonts w:ascii="Times New Roman" w:eastAsiaTheme="minorEastAsia" w:hAnsi="Times New Roman" w:cs="Times New Roman"/>
-          <w:i/>
           <w:sz w:val="28"/>
           <w:szCs w:val="28"/>
         </w:rPr>
@@ -2567,6 +3893,29 @@
           <w:szCs w:val="28"/>
         </w:rPr>
         <w:t>;</w:t>
+      </w:r>
+    </w:p>
+    <w:p>
+      <w:pPr>
+        <w:jc w:val="center"/>
+        <w:rPr>
+          <w:rFonts w:ascii="Times New Roman" w:eastAsiaTheme="minorEastAsia" w:hAnsi="Times New Roman" w:cs="Times New Roman"/>
+          <w:b/>
+          <w:bCs/>
+          <w:i/>
+          <w:sz w:val="28"/>
+          <w:szCs w:val="28"/>
+        </w:rPr>
+      </w:pPr>
+      <w:r>
+        <w:rPr>
+          <w:rFonts w:ascii="Times New Roman" w:eastAsiaTheme="minorEastAsia" w:hAnsi="Times New Roman" w:cs="Times New Roman"/>
+          <w:b/>
+          <w:bCs/>
+          <w:sz w:val="28"/>
+          <w:szCs w:val="28"/>
+        </w:rPr>
+        <w:t>Расчёт:</w:t>
       </w:r>
     </w:p>
     <w:p>
@@ -5185,7 +6534,23 @@
               <w:sz w:val="28"/>
               <w:szCs w:val="28"/>
             </w:rPr>
-            <m:t>=171.4 МПа</m:t>
+            <m:t>=171.4 М</m:t>
+          </m:r>
+          <m:r>
+            <w:rPr>
+              <w:rFonts w:ascii="Cambria Math" w:eastAsiaTheme="minorEastAsia" w:hAnsi="Cambria Math" w:cs="Times New Roman"/>
+              <w:sz w:val="28"/>
+              <w:szCs w:val="28"/>
+            </w:rPr>
+            <m:t>п</m:t>
+          </m:r>
+          <m:r>
+            <w:rPr>
+              <w:rFonts w:ascii="Cambria Math" w:eastAsiaTheme="minorEastAsia" w:hAnsi="Cambria Math" w:cs="Times New Roman"/>
+              <w:sz w:val="28"/>
+              <w:szCs w:val="28"/>
+            </w:rPr>
+            <m:t>а</m:t>
           </m:r>
         </m:oMath>
       </m:oMathPara>
@@ -5206,6 +6571,169 @@
         </w:rPr>
         <w:t>Максимальная деформация:</w:t>
       </w:r>
+      <w:r>
+        <w:rPr>
+          <w:rFonts w:ascii="Times New Roman" w:eastAsiaTheme="minorEastAsia" w:hAnsi="Times New Roman" w:cs="Times New Roman"/>
+          <w:sz w:val="28"/>
+          <w:szCs w:val="28"/>
+        </w:rPr>
+        <w:t xml:space="preserve"> </w:t>
+      </w:r>
+      <m:oMath>
+        <m:sSub>
+          <m:sSubPr>
+            <m:ctrlPr>
+              <w:rPr>
+                <w:rFonts w:ascii="Cambria Math" w:hAnsi="Cambria Math" w:cs="Times New Roman"/>
+                <w:i/>
+                <w:sz w:val="28"/>
+                <w:szCs w:val="28"/>
+              </w:rPr>
+            </m:ctrlPr>
+          </m:sSubPr>
+          <m:e>
+            <m:d>
+              <m:dPr>
+                <m:begChr m:val="["/>
+                <m:endChr m:val="]"/>
+                <m:ctrlPr>
+                  <w:rPr>
+                    <w:rFonts w:ascii="Cambria Math" w:hAnsi="Cambria Math" w:cs="Times New Roman"/>
+                    <w:i/>
+                    <w:sz w:val="28"/>
+                    <w:szCs w:val="28"/>
+                  </w:rPr>
+                </m:ctrlPr>
+              </m:dPr>
+              <m:e>
+                <m:r>
+                  <w:rPr>
+                    <w:rFonts w:ascii="Cambria Math" w:hAnsi="Cambria Math" w:cs="Times New Roman"/>
+                    <w:sz w:val="28"/>
+                    <w:szCs w:val="28"/>
+                  </w:rPr>
+                  <m:t>δ</m:t>
+                </m:r>
+              </m:e>
+            </m:d>
+          </m:e>
+          <m:sub>
+            <m:r>
+              <w:rPr>
+                <w:rFonts w:ascii="Cambria Math" w:hAnsi="Cambria Math" w:cs="Times New Roman"/>
+                <w:sz w:val="28"/>
+                <w:szCs w:val="28"/>
+                <w:lang w:val="en-US"/>
+              </w:rPr>
+              <m:t>max</m:t>
+            </m:r>
+          </m:sub>
+        </m:sSub>
+        <m:r>
+          <w:rPr>
+            <w:rFonts w:ascii="Cambria Math" w:hAnsi="Cambria Math" w:cs="Times New Roman"/>
+            <w:sz w:val="28"/>
+            <w:szCs w:val="28"/>
+          </w:rPr>
+          <m:t>=</m:t>
+        </m:r>
+        <m:sSub>
+          <m:sSubPr>
+            <m:ctrlPr>
+              <w:rPr>
+                <w:rFonts w:ascii="Cambria Math" w:hAnsi="Cambria Math" w:cs="Times New Roman"/>
+                <w:i/>
+                <w:sz w:val="28"/>
+                <w:szCs w:val="28"/>
+              </w:rPr>
+            </m:ctrlPr>
+          </m:sSubPr>
+          <m:e>
+            <m:d>
+              <m:dPr>
+                <m:begChr m:val="["/>
+                <m:endChr m:val="]"/>
+                <m:ctrlPr>
+                  <w:rPr>
+                    <w:rFonts w:ascii="Cambria Math" w:hAnsi="Cambria Math" w:cs="Times New Roman"/>
+                    <w:i/>
+                    <w:sz w:val="28"/>
+                    <w:szCs w:val="28"/>
+                  </w:rPr>
+                </m:ctrlPr>
+              </m:dPr>
+              <m:e>
+                <m:r>
+                  <w:rPr>
+                    <w:rFonts w:ascii="Cambria Math" w:hAnsi="Cambria Math" w:cs="Times New Roman"/>
+                    <w:sz w:val="28"/>
+                    <w:szCs w:val="28"/>
+                  </w:rPr>
+                  <m:t>p</m:t>
+                </m:r>
+              </m:e>
+            </m:d>
+          </m:e>
+          <m:sub>
+            <m:r>
+              <w:rPr>
+                <w:rFonts w:ascii="Cambria Math" w:hAnsi="Cambria Math" w:cs="Times New Roman"/>
+                <w:sz w:val="28"/>
+                <w:szCs w:val="28"/>
+              </w:rPr>
+              <m:t>max</m:t>
+            </m:r>
+          </m:sub>
+        </m:sSub>
+        <m:r>
+          <w:rPr>
+            <w:rFonts w:ascii="Cambria Math" w:hAnsi="Cambria Math" w:cs="Times New Roman"/>
+            <w:sz w:val="28"/>
+            <w:szCs w:val="28"/>
+          </w:rPr>
+          <m:t>*</m:t>
+        </m:r>
+        <m:f>
+          <m:fPr>
+            <m:ctrlPr>
+              <w:rPr>
+                <w:rFonts w:ascii="Cambria Math" w:hAnsi="Cambria Math" w:cs="Times New Roman"/>
+                <w:i/>
+                <w:sz w:val="28"/>
+                <w:szCs w:val="28"/>
+              </w:rPr>
+            </m:ctrlPr>
+          </m:fPr>
+          <m:num>
+            <m:r>
+              <w:rPr>
+                <w:rFonts w:ascii="Cambria Math" w:hAnsi="Cambria Math" w:cs="Times New Roman"/>
+                <w:sz w:val="28"/>
+                <w:szCs w:val="28"/>
+              </w:rPr>
+              <m:t>δ</m:t>
+            </m:r>
+          </m:num>
+          <m:den>
+            <m:r>
+              <w:rPr>
+                <w:rFonts w:ascii="Cambria Math" w:hAnsi="Cambria Math" w:cs="Times New Roman"/>
+                <w:sz w:val="28"/>
+                <w:szCs w:val="28"/>
+              </w:rPr>
+              <m:t>p</m:t>
+            </m:r>
+          </m:den>
+        </m:f>
+        <m:r>
+          <w:rPr>
+            <w:rFonts w:ascii="Cambria Math" w:hAnsi="Cambria Math" w:cs="Times New Roman"/>
+            <w:sz w:val="28"/>
+            <w:szCs w:val="28"/>
+          </w:rPr>
+          <m:t>=171.4*62.4/62.7=170.6 мкм</m:t>
+        </m:r>
+      </m:oMath>
     </w:p>
     <w:p>
       <w:pPr>
@@ -5213,176 +6741,6 @@
           <w:rFonts w:ascii="Times New Roman" w:eastAsiaTheme="minorEastAsia" w:hAnsi="Times New Roman" w:cs="Times New Roman"/>
           <w:sz w:val="28"/>
           <w:szCs w:val="28"/>
-          <w:lang w:val="en-US"/>
-        </w:rPr>
-      </w:pPr>
-      <m:oMathPara>
-        <m:oMathParaPr>
-          <m:jc m:val="left"/>
-        </m:oMathParaPr>
-        <m:oMath>
-          <m:sSub>
-            <m:sSubPr>
-              <m:ctrlPr>
-                <w:rPr>
-                  <w:rFonts w:ascii="Cambria Math" w:hAnsi="Cambria Math" w:cs="Times New Roman"/>
-                  <w:i/>
-                  <w:sz w:val="28"/>
-                  <w:szCs w:val="28"/>
-                </w:rPr>
-              </m:ctrlPr>
-            </m:sSubPr>
-            <m:e>
-              <m:d>
-                <m:dPr>
-                  <m:begChr m:val="["/>
-                  <m:endChr m:val="]"/>
-                  <m:ctrlPr>
-                    <w:rPr>
-                      <w:rFonts w:ascii="Cambria Math" w:hAnsi="Cambria Math" w:cs="Times New Roman"/>
-                      <w:i/>
-                      <w:sz w:val="28"/>
-                      <w:szCs w:val="28"/>
-                    </w:rPr>
-                  </m:ctrlPr>
-                </m:dPr>
-                <m:e>
-                  <m:r>
-                    <w:rPr>
-                      <w:rFonts w:ascii="Cambria Math" w:hAnsi="Cambria Math" w:cs="Times New Roman"/>
-                      <w:sz w:val="28"/>
-                      <w:szCs w:val="28"/>
-                    </w:rPr>
-                    <m:t>δ</m:t>
-                  </m:r>
-                </m:e>
-              </m:d>
-            </m:e>
-            <m:sub>
-              <m:r>
-                <w:rPr>
-                  <w:rFonts w:ascii="Cambria Math" w:hAnsi="Cambria Math" w:cs="Times New Roman"/>
-                  <w:sz w:val="28"/>
-                  <w:szCs w:val="28"/>
-                  <w:lang w:val="en-US"/>
-                </w:rPr>
-                <m:t>max</m:t>
-              </m:r>
-            </m:sub>
-          </m:sSub>
-          <m:r>
-            <w:rPr>
-              <w:rFonts w:ascii="Cambria Math" w:hAnsi="Cambria Math" w:cs="Times New Roman"/>
-              <w:sz w:val="28"/>
-              <w:szCs w:val="28"/>
-            </w:rPr>
-            <m:t>=</m:t>
-          </m:r>
-          <m:sSub>
-            <m:sSubPr>
-              <m:ctrlPr>
-                <w:rPr>
-                  <w:rFonts w:ascii="Cambria Math" w:hAnsi="Cambria Math" w:cs="Times New Roman"/>
-                  <w:i/>
-                  <w:sz w:val="28"/>
-                  <w:szCs w:val="28"/>
-                </w:rPr>
-              </m:ctrlPr>
-            </m:sSubPr>
-            <m:e>
-              <m:d>
-                <m:dPr>
-                  <m:begChr m:val="["/>
-                  <m:endChr m:val="]"/>
-                  <m:ctrlPr>
-                    <w:rPr>
-                      <w:rFonts w:ascii="Cambria Math" w:hAnsi="Cambria Math" w:cs="Times New Roman"/>
-                      <w:i/>
-                      <w:sz w:val="28"/>
-                      <w:szCs w:val="28"/>
-                    </w:rPr>
-                  </m:ctrlPr>
-                </m:dPr>
-                <m:e>
-                  <m:r>
-                    <w:rPr>
-                      <w:rFonts w:ascii="Cambria Math" w:hAnsi="Cambria Math" w:cs="Times New Roman"/>
-                      <w:sz w:val="28"/>
-                      <w:szCs w:val="28"/>
-                    </w:rPr>
-                    <m:t>p</m:t>
-                  </m:r>
-                </m:e>
-              </m:d>
-            </m:e>
-            <m:sub>
-              <m:r>
-                <w:rPr>
-                  <w:rFonts w:ascii="Cambria Math" w:hAnsi="Cambria Math" w:cs="Times New Roman"/>
-                  <w:sz w:val="28"/>
-                  <w:szCs w:val="28"/>
-                </w:rPr>
-                <m:t>max</m:t>
-              </m:r>
-            </m:sub>
-          </m:sSub>
-          <m:r>
-            <w:rPr>
-              <w:rFonts w:ascii="Cambria Math" w:hAnsi="Cambria Math" w:cs="Times New Roman"/>
-              <w:sz w:val="28"/>
-              <w:szCs w:val="28"/>
-            </w:rPr>
-            <m:t>*</m:t>
-          </m:r>
-          <m:f>
-            <m:fPr>
-              <m:ctrlPr>
-                <w:rPr>
-                  <w:rFonts w:ascii="Cambria Math" w:hAnsi="Cambria Math" w:cs="Times New Roman"/>
-                  <w:i/>
-                  <w:sz w:val="28"/>
-                  <w:szCs w:val="28"/>
-                </w:rPr>
-              </m:ctrlPr>
-            </m:fPr>
-            <m:num>
-              <m:r>
-                <w:rPr>
-                  <w:rFonts w:ascii="Cambria Math" w:hAnsi="Cambria Math" w:cs="Times New Roman"/>
-                  <w:sz w:val="28"/>
-                  <w:szCs w:val="28"/>
-                </w:rPr>
-                <m:t>δ</m:t>
-              </m:r>
-            </m:num>
-            <m:den>
-              <m:r>
-                <w:rPr>
-                  <w:rFonts w:ascii="Cambria Math" w:hAnsi="Cambria Math" w:cs="Times New Roman"/>
-                  <w:sz w:val="28"/>
-                  <w:szCs w:val="28"/>
-                </w:rPr>
-                <m:t>p</m:t>
-              </m:r>
-            </m:den>
-          </m:f>
-          <m:r>
-            <w:rPr>
-              <w:rFonts w:ascii="Cambria Math" w:hAnsi="Cambria Math" w:cs="Times New Roman"/>
-              <w:sz w:val="28"/>
-              <w:szCs w:val="28"/>
-            </w:rPr>
-            <m:t>=171.4*62.4/62.7=170.6 мкм</m:t>
-          </m:r>
-        </m:oMath>
-      </m:oMathPara>
-    </w:p>
-    <w:p>
-      <w:pPr>
-        <w:rPr>
-          <w:rFonts w:ascii="Times New Roman" w:eastAsiaTheme="minorEastAsia" w:hAnsi="Times New Roman" w:cs="Times New Roman"/>
-          <w:sz w:val="28"/>
-          <w:szCs w:val="28"/>
         </w:rPr>
       </w:pPr>
       <w:r>
@@ -5391,142 +6749,136 @@
           <w:sz w:val="28"/>
           <w:szCs w:val="28"/>
         </w:rPr>
+        <w:lastRenderedPageBreak/>
         <w:t>Максимальный натяг:</w:t>
       </w:r>
-    </w:p>
-    <w:p>
-      <w:pPr>
+      <w:r>
         <w:rPr>
           <w:rFonts w:ascii="Times New Roman" w:eastAsiaTheme="minorEastAsia" w:hAnsi="Times New Roman" w:cs="Times New Roman"/>
-          <w:i/>
-          <w:sz w:val="28"/>
-          <w:szCs w:val="28"/>
-        </w:rPr>
-      </w:pPr>
-      <m:oMathPara>
-        <m:oMathParaPr>
-          <m:jc m:val="left"/>
-        </m:oMathParaPr>
-        <m:oMath>
-          <m:d>
-            <m:dPr>
-              <m:begChr m:val="["/>
-              <m:endChr m:val="]"/>
-              <m:ctrlPr>
-                <w:rPr>
-                  <w:rFonts w:ascii="Cambria Math" w:hAnsi="Cambria Math" w:cs="Times New Roman"/>
-                  <w:i/>
-                  <w:sz w:val="28"/>
-                  <w:szCs w:val="28"/>
-                  <w:lang w:val="en-US"/>
-                </w:rPr>
-              </m:ctrlPr>
-            </m:dPr>
-            <m:e>
-              <m:sSub>
-                <m:sSubPr>
-                  <m:ctrlPr>
-                    <w:rPr>
-                      <w:rFonts w:ascii="Cambria Math" w:hAnsi="Cambria Math" w:cs="Times New Roman"/>
-                      <w:i/>
-                      <w:sz w:val="28"/>
-                      <w:szCs w:val="28"/>
-                      <w:lang w:val="en-US"/>
-                    </w:rPr>
-                  </m:ctrlPr>
-                </m:sSubPr>
-                <m:e>
-                  <m:r>
-                    <w:rPr>
-                      <w:rFonts w:ascii="Cambria Math" w:hAnsi="Cambria Math" w:cs="Times New Roman"/>
-                      <w:sz w:val="28"/>
-                      <w:szCs w:val="28"/>
-                      <w:lang w:val="en-US"/>
-                    </w:rPr>
-                    <m:t>N</m:t>
-                  </m:r>
-                </m:e>
-                <m:sub>
-                  <m:r>
-                    <w:rPr>
-                      <w:rFonts w:ascii="Cambria Math" w:hAnsi="Cambria Math" w:cs="Times New Roman"/>
-                      <w:sz w:val="28"/>
-                      <w:szCs w:val="28"/>
-                      <w:lang w:val="en-US"/>
-                    </w:rPr>
-                    <m:t>max</m:t>
-                  </m:r>
-                </m:sub>
-              </m:sSub>
-            </m:e>
-          </m:d>
-          <m:r>
-            <w:rPr>
-              <w:rFonts w:ascii="Cambria Math" w:hAnsi="Cambria Math" w:cs="Times New Roman"/>
-              <w:sz w:val="28"/>
-              <w:szCs w:val="28"/>
-            </w:rPr>
-            <m:t>=</m:t>
-          </m:r>
-          <m:sSub>
-            <m:sSubPr>
-              <m:ctrlPr>
-                <w:rPr>
-                  <w:rFonts w:ascii="Cambria Math" w:hAnsi="Cambria Math" w:cs="Times New Roman"/>
-                  <w:i/>
-                  <w:sz w:val="28"/>
-                  <w:szCs w:val="28"/>
-                </w:rPr>
-              </m:ctrlPr>
-            </m:sSubPr>
-            <m:e>
-              <m:d>
-                <m:dPr>
-                  <m:begChr m:val="["/>
-                  <m:endChr m:val="]"/>
-                  <m:ctrlPr>
-                    <w:rPr>
-                      <w:rFonts w:ascii="Cambria Math" w:hAnsi="Cambria Math" w:cs="Times New Roman"/>
-                      <w:i/>
-                      <w:sz w:val="28"/>
-                      <w:szCs w:val="28"/>
-                    </w:rPr>
-                  </m:ctrlPr>
-                </m:dPr>
-                <m:e>
-                  <m:r>
-                    <w:rPr>
-                      <w:rFonts w:ascii="Cambria Math" w:hAnsi="Cambria Math" w:cs="Times New Roman"/>
-                      <w:sz w:val="28"/>
-                      <w:szCs w:val="28"/>
-                    </w:rPr>
-                    <m:t>δ</m:t>
-                  </m:r>
-                </m:e>
-              </m:d>
-            </m:e>
-            <m:sub>
-              <m:r>
-                <w:rPr>
-                  <w:rFonts w:ascii="Cambria Math" w:hAnsi="Cambria Math" w:cs="Times New Roman"/>
-                  <w:sz w:val="28"/>
-                  <w:szCs w:val="28"/>
-                  <w:lang w:val="en-US"/>
-                </w:rPr>
-                <m:t>max</m:t>
-              </m:r>
-            </m:sub>
-          </m:sSub>
-          <m:r>
-            <w:rPr>
-              <w:rFonts w:ascii="Cambria Math" w:hAnsi="Cambria Math" w:cs="Times New Roman"/>
-              <w:sz w:val="28"/>
-              <w:szCs w:val="28"/>
-            </w:rPr>
-            <m:t>+u=170.6+17.6=188.2 мкм</m:t>
-          </m:r>
-        </m:oMath>
-      </m:oMathPara>
+          <w:sz w:val="28"/>
+          <w:szCs w:val="28"/>
+        </w:rPr>
+        <w:t xml:space="preserve"> </w:t>
+      </w:r>
+      <m:oMath>
+        <m:d>
+          <m:dPr>
+            <m:begChr m:val="["/>
+            <m:endChr m:val="]"/>
+            <m:ctrlPr>
+              <w:rPr>
+                <w:rFonts w:ascii="Cambria Math" w:hAnsi="Cambria Math" w:cs="Times New Roman"/>
+                <w:i/>
+                <w:sz w:val="28"/>
+                <w:szCs w:val="28"/>
+                <w:lang w:val="en-US"/>
+              </w:rPr>
+            </m:ctrlPr>
+          </m:dPr>
+          <m:e>
+            <m:sSub>
+              <m:sSubPr>
+                <m:ctrlPr>
+                  <w:rPr>
+                    <w:rFonts w:ascii="Cambria Math" w:hAnsi="Cambria Math" w:cs="Times New Roman"/>
+                    <w:i/>
+                    <w:sz w:val="28"/>
+                    <w:szCs w:val="28"/>
+                    <w:lang w:val="en-US"/>
+                  </w:rPr>
+                </m:ctrlPr>
+              </m:sSubPr>
+              <m:e>
+                <m:r>
+                  <w:rPr>
+                    <w:rFonts w:ascii="Cambria Math" w:hAnsi="Cambria Math" w:cs="Times New Roman"/>
+                    <w:sz w:val="28"/>
+                    <w:szCs w:val="28"/>
+                    <w:lang w:val="en-US"/>
+                  </w:rPr>
+                  <m:t>N</m:t>
+                </m:r>
+              </m:e>
+              <m:sub>
+                <m:r>
+                  <w:rPr>
+                    <w:rFonts w:ascii="Cambria Math" w:hAnsi="Cambria Math" w:cs="Times New Roman"/>
+                    <w:sz w:val="28"/>
+                    <w:szCs w:val="28"/>
+                    <w:lang w:val="en-US"/>
+                  </w:rPr>
+                  <m:t>max</m:t>
+                </m:r>
+              </m:sub>
+            </m:sSub>
+          </m:e>
+        </m:d>
+        <m:r>
+          <w:rPr>
+            <w:rFonts w:ascii="Cambria Math" w:hAnsi="Cambria Math" w:cs="Times New Roman"/>
+            <w:sz w:val="28"/>
+            <w:szCs w:val="28"/>
+          </w:rPr>
+          <m:t>=</m:t>
+        </m:r>
+        <m:sSub>
+          <m:sSubPr>
+            <m:ctrlPr>
+              <w:rPr>
+                <w:rFonts w:ascii="Cambria Math" w:hAnsi="Cambria Math" w:cs="Times New Roman"/>
+                <w:i/>
+                <w:sz w:val="28"/>
+                <w:szCs w:val="28"/>
+              </w:rPr>
+            </m:ctrlPr>
+          </m:sSubPr>
+          <m:e>
+            <m:d>
+              <m:dPr>
+                <m:begChr m:val="["/>
+                <m:endChr m:val="]"/>
+                <m:ctrlPr>
+                  <w:rPr>
+                    <w:rFonts w:ascii="Cambria Math" w:hAnsi="Cambria Math" w:cs="Times New Roman"/>
+                    <w:i/>
+                    <w:sz w:val="28"/>
+                    <w:szCs w:val="28"/>
+                  </w:rPr>
+                </m:ctrlPr>
+              </m:dPr>
+              <m:e>
+                <m:r>
+                  <w:rPr>
+                    <w:rFonts w:ascii="Cambria Math" w:hAnsi="Cambria Math" w:cs="Times New Roman"/>
+                    <w:sz w:val="28"/>
+                    <w:szCs w:val="28"/>
+                  </w:rPr>
+                  <m:t>δ</m:t>
+                </m:r>
+              </m:e>
+            </m:d>
+          </m:e>
+          <m:sub>
+            <m:r>
+              <w:rPr>
+                <w:rFonts w:ascii="Cambria Math" w:hAnsi="Cambria Math" w:cs="Times New Roman"/>
+                <w:sz w:val="28"/>
+                <w:szCs w:val="28"/>
+                <w:lang w:val="en-US"/>
+              </w:rPr>
+              <m:t>max</m:t>
+            </m:r>
+          </m:sub>
+        </m:sSub>
+        <m:r>
+          <w:rPr>
+            <w:rFonts w:ascii="Cambria Math" w:hAnsi="Cambria Math" w:cs="Times New Roman"/>
+            <w:sz w:val="28"/>
+            <w:szCs w:val="28"/>
+          </w:rPr>
+          <m:t>+u=170.6+17.6=188.2 мкм</m:t>
+        </m:r>
+      </m:oMath>
     </w:p>
     <w:p>
       <w:pPr>
@@ -5602,7 +6954,23 @@
           <w:sz w:val="28"/>
           <w:szCs w:val="28"/>
         </w:rPr>
-        <w:t xml:space="preserve">Тогда </w:t>
+        <w:t>Тогда</w:t>
+      </w:r>
+      <w:r>
+        <w:rPr>
+          <w:rFonts w:ascii="Times New Roman" w:eastAsiaTheme="minorEastAsia" w:hAnsi="Times New Roman" w:cs="Times New Roman"/>
+          <w:sz w:val="28"/>
+          <w:szCs w:val="28"/>
+        </w:rPr>
+        <w:t xml:space="preserve"> выбранный натяг:</w:t>
+      </w:r>
+      <w:r>
+        <w:rPr>
+          <w:rFonts w:ascii="Times New Roman" w:eastAsiaTheme="minorEastAsia" w:hAnsi="Times New Roman" w:cs="Times New Roman"/>
+          <w:sz w:val="28"/>
+          <w:szCs w:val="28"/>
+        </w:rPr>
+        <w:t xml:space="preserve"> </w:t>
       </w:r>
       <m:oMath>
         <m:sSub>
@@ -6174,266 +7542,6 @@
       <w:pPr>
         <w:rPr>
           <w:rFonts w:ascii="Times New Roman" w:eastAsiaTheme="minorEastAsia" w:hAnsi="Times New Roman" w:cs="Times New Roman"/>
-          <w:i/>
-          <w:sz w:val="28"/>
-          <w:szCs w:val="28"/>
-        </w:rPr>
-      </w:pPr>
-      <w:r>
-        <w:rPr>
-          <w:rFonts w:ascii="Times New Roman" w:eastAsiaTheme="minorEastAsia" w:hAnsi="Times New Roman" w:cs="Times New Roman"/>
-          <w:sz w:val="28"/>
-          <w:szCs w:val="28"/>
-        </w:rPr>
-        <w:t xml:space="preserve">Зададимся материалом в виде: сталь 45: </w:t>
-      </w:r>
-      <m:oMath>
-        <m:sSub>
-          <m:sSubPr>
-            <m:ctrlPr>
-              <w:rPr>
-                <w:rFonts w:ascii="Cambria Math" w:hAnsi="Cambria Math" w:cs="Times New Roman"/>
-                <w:i/>
-                <w:sz w:val="28"/>
-                <w:szCs w:val="28"/>
-              </w:rPr>
-            </m:ctrlPr>
-          </m:sSubPr>
-          <m:e>
-            <m:r>
-              <w:rPr>
-                <w:rFonts w:ascii="Cambria Math" w:hAnsi="Cambria Math" w:cs="Times New Roman"/>
-                <w:sz w:val="28"/>
-                <w:szCs w:val="28"/>
-              </w:rPr>
-              <m:t>σ</m:t>
-            </m:r>
-          </m:e>
-          <m:sub>
-            <m:r>
-              <w:rPr>
-                <w:rFonts w:ascii="Cambria Math" w:hAnsi="Cambria Math" w:cs="Times New Roman"/>
-                <w:sz w:val="28"/>
-                <w:szCs w:val="28"/>
-              </w:rPr>
-              <m:t>в</m:t>
-            </m:r>
-          </m:sub>
-        </m:sSub>
-        <m:r>
-          <w:rPr>
-            <w:rFonts w:ascii="Cambria Math" w:hAnsi="Cambria Math" w:cs="Times New Roman"/>
-            <w:sz w:val="28"/>
-            <w:szCs w:val="28"/>
-          </w:rPr>
-          <m:t>=900 МПа,</m:t>
-        </m:r>
-        <m:sSub>
-          <m:sSubPr>
-            <m:ctrlPr>
-              <w:rPr>
-                <w:rFonts w:ascii="Cambria Math" w:hAnsi="Cambria Math" w:cs="Times New Roman"/>
-                <w:i/>
-                <w:sz w:val="28"/>
-                <w:szCs w:val="28"/>
-              </w:rPr>
-            </m:ctrlPr>
-          </m:sSubPr>
-          <m:e>
-            <m:r>
-              <w:rPr>
-                <w:rFonts w:ascii="Cambria Math" w:hAnsi="Cambria Math" w:cs="Times New Roman"/>
-                <w:sz w:val="28"/>
-                <w:szCs w:val="28"/>
-              </w:rPr>
-              <m:t>σ</m:t>
-            </m:r>
-          </m:e>
-          <m:sub>
-            <m:r>
-              <w:rPr>
-                <w:rFonts w:ascii="Cambria Math" w:hAnsi="Cambria Math" w:cs="Times New Roman"/>
-                <w:sz w:val="28"/>
-                <w:szCs w:val="28"/>
-              </w:rPr>
-              <m:t>т</m:t>
-            </m:r>
-          </m:sub>
-        </m:sSub>
-        <m:r>
-          <w:rPr>
-            <w:rFonts w:ascii="Cambria Math" w:hAnsi="Cambria Math" w:cs="Times New Roman"/>
-            <w:sz w:val="28"/>
-            <w:szCs w:val="28"/>
-          </w:rPr>
-          <m:t xml:space="preserve">=650 МПа, </m:t>
-        </m:r>
-        <m:sSub>
-          <m:sSubPr>
-            <m:ctrlPr>
-              <w:rPr>
-                <w:rFonts w:ascii="Cambria Math" w:hAnsi="Cambria Math" w:cs="Times New Roman"/>
-                <w:i/>
-                <w:sz w:val="28"/>
-                <w:szCs w:val="28"/>
-              </w:rPr>
-            </m:ctrlPr>
-          </m:sSubPr>
-          <m:e>
-            <m:r>
-              <w:rPr>
-                <w:rFonts w:ascii="Cambria Math" w:hAnsi="Cambria Math" w:cs="Times New Roman"/>
-                <w:sz w:val="28"/>
-                <w:szCs w:val="28"/>
-              </w:rPr>
-              <m:t>τ</m:t>
-            </m:r>
-          </m:e>
-          <m:sub>
-            <m:r>
-              <w:rPr>
-                <w:rFonts w:ascii="Cambria Math" w:hAnsi="Cambria Math" w:cs="Times New Roman"/>
-                <w:sz w:val="28"/>
-                <w:szCs w:val="28"/>
-              </w:rPr>
-              <m:t>т</m:t>
-            </m:r>
-          </m:sub>
-        </m:sSub>
-        <m:r>
-          <w:rPr>
-            <w:rFonts w:ascii="Cambria Math" w:hAnsi="Cambria Math" w:cs="Times New Roman"/>
-            <w:sz w:val="28"/>
-            <w:szCs w:val="28"/>
-          </w:rPr>
-          <m:t>=390 МПа,</m:t>
-        </m:r>
-        <m:sSub>
-          <m:sSubPr>
-            <m:ctrlPr>
-              <w:rPr>
-                <w:rFonts w:ascii="Cambria Math" w:hAnsi="Cambria Math" w:cs="Times New Roman"/>
-                <w:i/>
-                <w:sz w:val="28"/>
-                <w:szCs w:val="28"/>
-              </w:rPr>
-            </m:ctrlPr>
-          </m:sSubPr>
-          <m:e>
-            <m:r>
-              <w:rPr>
-                <w:rFonts w:ascii="Cambria Math" w:hAnsi="Cambria Math" w:cs="Times New Roman"/>
-                <w:sz w:val="28"/>
-                <w:szCs w:val="28"/>
-              </w:rPr>
-              <m:t>σ</m:t>
-            </m:r>
-          </m:e>
-          <m:sub>
-            <m:r>
-              <w:rPr>
-                <w:rFonts w:ascii="Cambria Math" w:hAnsi="Cambria Math" w:cs="Times New Roman"/>
-                <w:sz w:val="28"/>
-                <w:szCs w:val="28"/>
-              </w:rPr>
-              <m:t>-1</m:t>
-            </m:r>
-          </m:sub>
-        </m:sSub>
-        <m:r>
-          <w:rPr>
-            <w:rFonts w:ascii="Cambria Math" w:hAnsi="Cambria Math" w:cs="Times New Roman"/>
-            <w:sz w:val="28"/>
-            <w:szCs w:val="28"/>
-          </w:rPr>
-          <m:t>=410,</m:t>
-        </m:r>
-        <m:sSub>
-          <m:sSubPr>
-            <m:ctrlPr>
-              <w:rPr>
-                <w:rFonts w:ascii="Cambria Math" w:hAnsi="Cambria Math" w:cs="Times New Roman"/>
-                <w:i/>
-                <w:sz w:val="28"/>
-                <w:szCs w:val="28"/>
-              </w:rPr>
-            </m:ctrlPr>
-          </m:sSubPr>
-          <m:e>
-            <m:r>
-              <w:rPr>
-                <w:rFonts w:ascii="Cambria Math" w:hAnsi="Cambria Math" w:cs="Times New Roman"/>
-                <w:sz w:val="28"/>
-                <w:szCs w:val="28"/>
-              </w:rPr>
-              <m:t>τ</m:t>
-            </m:r>
-          </m:e>
-          <m:sub>
-            <m:r>
-              <w:rPr>
-                <w:rFonts w:ascii="Cambria Math" w:hAnsi="Cambria Math" w:cs="Times New Roman"/>
-                <w:sz w:val="28"/>
-                <w:szCs w:val="28"/>
-              </w:rPr>
-              <m:t>-1</m:t>
-            </m:r>
-          </m:sub>
-        </m:sSub>
-        <m:r>
-          <w:rPr>
-            <w:rFonts w:ascii="Cambria Math" w:hAnsi="Cambria Math" w:cs="Times New Roman"/>
-            <w:sz w:val="28"/>
-            <w:szCs w:val="28"/>
-          </w:rPr>
-          <m:t>=230,</m:t>
-        </m:r>
-        <m:sSub>
-          <m:sSubPr>
-            <m:ctrlPr>
-              <w:rPr>
-                <w:rFonts w:ascii="Cambria Math" w:hAnsi="Cambria Math" w:cs="Times New Roman"/>
-                <w:i/>
-                <w:sz w:val="28"/>
-                <w:szCs w:val="28"/>
-              </w:rPr>
-            </m:ctrlPr>
-          </m:sSubPr>
-          <m:e>
-            <m:r>
-              <w:rPr>
-                <w:rFonts w:ascii="Cambria Math" w:hAnsi="Cambria Math" w:cs="Times New Roman"/>
-                <w:sz w:val="28"/>
-                <w:szCs w:val="28"/>
-              </w:rPr>
-              <m:t>ψ</m:t>
-            </m:r>
-          </m:e>
-          <m:sub>
-            <m:r>
-              <w:rPr>
-                <w:rFonts w:ascii="Cambria Math" w:hAnsi="Cambria Math" w:cs="Times New Roman"/>
-                <w:sz w:val="28"/>
-                <w:szCs w:val="28"/>
-              </w:rPr>
-              <m:t>Т</m:t>
-            </m:r>
-          </m:sub>
-        </m:sSub>
-        <m:r>
-          <w:rPr>
-            <w:rFonts w:ascii="Cambria Math" w:hAnsi="Cambria Math" w:cs="Times New Roman"/>
-            <w:sz w:val="28"/>
-            <w:szCs w:val="28"/>
-          </w:rPr>
-          <m:t>=0.1</m:t>
-        </m:r>
-      </m:oMath>
-    </w:p>
-    <w:p>
-      <w:pPr>
-        <w:rPr>
-          <w:rFonts w:ascii="Times New Roman" w:eastAsiaTheme="minorEastAsia" w:hAnsi="Times New Roman" w:cs="Times New Roman"/>
           <w:sz w:val="28"/>
           <w:szCs w:val="28"/>
         </w:rPr>
@@ -6442,6 +7550,7 @@
     <w:p>
       <w:pPr>
         <w:jc w:val="center"/>
+        <w:outlineLvl w:val="0"/>
         <w:rPr>
           <w:rFonts w:ascii="Times New Roman" w:hAnsi="Times New Roman" w:cs="Times New Roman"/>
           <w:b/>
@@ -6459,71 +7568,6 @@
           <w:szCs w:val="32"/>
         </w:rPr>
         <w:t>Расчёт тихоходного вала</w:t>
-      </w:r>
-    </w:p>
-    <w:p>
-      <w:pPr>
-        <w:rPr>
-          <w:rFonts w:ascii="Times New Roman" w:eastAsiaTheme="minorEastAsia" w:hAnsi="Times New Roman" w:cs="Times New Roman"/>
-          <w:iCs/>
-          <w:sz w:val="28"/>
-          <w:szCs w:val="28"/>
-        </w:rPr>
-      </w:pPr>
-      <w:r>
-        <w:rPr>
-          <w:rFonts w:ascii="Times New Roman" w:eastAsiaTheme="minorEastAsia" w:hAnsi="Times New Roman" w:cs="Times New Roman"/>
-          <w:iCs/>
-          <w:sz w:val="28"/>
-          <w:szCs w:val="28"/>
-        </w:rPr>
-        <w:t>Коэффи</w:t>
-      </w:r>
-      <w:r>
-        <w:rPr>
-          <w:rFonts w:ascii="Times New Roman" w:eastAsiaTheme="minorEastAsia" w:hAnsi="Times New Roman" w:cs="Times New Roman"/>
-          <w:iCs/>
-          <w:sz w:val="28"/>
-          <w:szCs w:val="28"/>
-        </w:rPr>
-        <w:t xml:space="preserve">циент перегрузки </w:t>
-      </w:r>
-      <m:oMath>
-        <m:r>
-          <w:rPr>
-            <w:rFonts w:ascii="Cambria Math" w:eastAsiaTheme="minorEastAsia" w:hAnsi="Cambria Math" w:cs="Times New Roman"/>
-            <w:sz w:val="28"/>
-            <w:szCs w:val="28"/>
-          </w:rPr>
-          <m:t>k=2.2</m:t>
-        </m:r>
-      </m:oMath>
-    </w:p>
-    <w:p>
-      <w:pPr>
-        <w:rPr>
-          <w:rFonts w:ascii="Times New Roman" w:eastAsiaTheme="minorEastAsia" w:hAnsi="Times New Roman" w:cs="Times New Roman"/>
-          <w:i/>
-          <w:sz w:val="28"/>
-          <w:szCs w:val="28"/>
-        </w:rPr>
-      </w:pPr>
-    </w:p>
-    <w:p>
-      <w:pPr>
-        <w:rPr>
-          <w:rFonts w:ascii="Times New Roman" w:eastAsiaTheme="minorEastAsia" w:hAnsi="Times New Roman" w:cs="Times New Roman"/>
-          <w:sz w:val="28"/>
-          <w:szCs w:val="28"/>
-        </w:rPr>
-      </w:pPr>
-      <w:r>
-        <w:rPr>
-          <w:rFonts w:ascii="Times New Roman" w:eastAsiaTheme="minorEastAsia" w:hAnsi="Times New Roman" w:cs="Times New Roman"/>
-          <w:sz w:val="28"/>
-          <w:szCs w:val="28"/>
-        </w:rPr>
-        <w:t>Силы:</w:t>
       </w:r>
     </w:p>
     <w:p>
@@ -6806,17 +7850,7 @@
     </w:p>
     <w:p>
       <w:pPr>
-        <w:rPr>
-          <w:rFonts w:ascii="Times New Roman" w:eastAsiaTheme="minorEastAsia" w:hAnsi="Times New Roman" w:cs="Times New Roman"/>
-          <w:i/>
-          <w:iCs/>
-          <w:sz w:val="28"/>
-          <w:szCs w:val="28"/>
-        </w:rPr>
-      </w:pPr>
-    </w:p>
-    <w:p>
-      <w:pPr>
+        <w:jc w:val="center"/>
         <w:rPr>
           <w:rFonts w:ascii="Times New Roman" w:eastAsiaTheme="minorEastAsia" w:hAnsi="Times New Roman" w:cs="Times New Roman"/>
           <w:i/>
@@ -6834,12 +7868,11 @@
           <w:sz w:val="28"/>
           <w:szCs w:val="28"/>
         </w:rPr>
-        <w:lastRenderedPageBreak/>
         <w:drawing>
-          <wp:inline distT="0" distB="0" distL="0" distR="0" wp14:anchorId="53CEED84" wp14:editId="75D10049">
-            <wp:extent cx="4991100" cy="8698570"/>
-            <wp:effectExtent l="0" t="0" r="0" b="7620"/>
-            <wp:docPr id="2" name="Рисунок 2"/>
+          <wp:inline distT="0" distB="0" distL="0" distR="0" wp14:anchorId="2677D08F" wp14:editId="19257B87">
+            <wp:extent cx="3596640" cy="5675880"/>
+            <wp:effectExtent l="0" t="0" r="3810" b="1270"/>
+            <wp:docPr id="1" name="Рисунок 1"/>
             <wp:cNvGraphicFramePr>
               <a:graphicFrameLocks xmlns:a="http://schemas.openxmlformats.org/drawingml/2006/main" noChangeAspect="1"/>
             </wp:cNvGraphicFramePr>
@@ -6847,7 +7880,7 @@
               <a:graphicData uri="http://schemas.openxmlformats.org/drawingml/2006/picture">
                 <pic:pic xmlns:pic="http://schemas.openxmlformats.org/drawingml/2006/picture">
                   <pic:nvPicPr>
-                    <pic:cNvPr id="0" name="Picture 2"/>
+                    <pic:cNvPr id="0" name="Picture 1"/>
                     <pic:cNvPicPr>
                       <a:picLocks noChangeAspect="1" noChangeArrowheads="1"/>
                     </pic:cNvPicPr>
@@ -6868,7 +7901,7 @@
                   <pic:spPr bwMode="auto">
                     <a:xfrm>
                       <a:off x="0" y="0"/>
-                      <a:ext cx="4997715" cy="8710099"/>
+                      <a:ext cx="3607580" cy="5693144"/>
                     </a:xfrm>
                     <a:prstGeom prst="rect">
                       <a:avLst/>
@@ -6905,8 +7938,12 @@
     </w:p>
     <w:p>
       <w:pPr>
+        <w:jc w:val="center"/>
+        <w:outlineLvl w:val="0"/>
         <w:rPr>
           <w:rFonts w:ascii="Times New Roman" w:eastAsiaTheme="minorEastAsia" w:hAnsi="Times New Roman" w:cs="Times New Roman"/>
+          <w:b/>
+          <w:bCs/>
           <w:sz w:val="28"/>
           <w:szCs w:val="28"/>
         </w:rPr>
@@ -6914,15 +7951,4335 @@
       <w:r>
         <w:rPr>
           <w:rFonts w:ascii="Times New Roman" w:eastAsiaTheme="minorEastAsia" w:hAnsi="Times New Roman" w:cs="Times New Roman"/>
+          <w:b/>
+          <w:bCs/>
           <w:sz w:val="28"/>
           <w:szCs w:val="28"/>
         </w:rPr>
         <w:lastRenderedPageBreak/>
+        <w:t>Расчёт подшипников на долговечность</w:t>
+      </w:r>
+    </w:p>
+    <w:p>
+      <w:pPr>
+        <w:rPr>
+          <w:rFonts w:ascii="Times New Roman" w:eastAsiaTheme="minorEastAsia" w:hAnsi="Times New Roman" w:cs="Times New Roman"/>
+          <w:i/>
+          <w:sz w:val="28"/>
+          <w:szCs w:val="28"/>
+        </w:rPr>
+      </w:pPr>
+      <w:r>
+        <w:rPr>
+          <w:rFonts w:ascii="Times New Roman" w:eastAsiaTheme="minorEastAsia" w:hAnsi="Times New Roman" w:cs="Times New Roman"/>
+          <w:sz w:val="28"/>
+          <w:szCs w:val="28"/>
+        </w:rPr>
+        <w:t xml:space="preserve">Частота вращения: </w:t>
+      </w:r>
+      <m:oMath>
+        <m:r>
+          <w:rPr>
+            <w:rFonts w:ascii="Cambria Math" w:hAnsi="Cambria Math" w:cs="Times New Roman"/>
+            <w:sz w:val="28"/>
+            <w:szCs w:val="28"/>
+          </w:rPr>
+          <m:t>n</m:t>
+        </m:r>
+        <m:r>
+          <w:rPr>
+            <w:rFonts w:ascii="Cambria Math" w:hAnsi="Cambria Math" w:cs="Times New Roman"/>
+            <w:sz w:val="28"/>
+            <w:szCs w:val="28"/>
+          </w:rPr>
+          <m:t>=</m:t>
+        </m:r>
+        <m:r>
+          <w:rPr>
+            <w:rFonts w:ascii="Cambria Math" w:hAnsi="Cambria Math" w:cs="Times New Roman"/>
+            <w:sz w:val="28"/>
+            <w:szCs w:val="28"/>
+          </w:rPr>
+          <m:t>191 об/мин</m:t>
+        </m:r>
+      </m:oMath>
+    </w:p>
+    <w:p>
+      <w:pPr>
+        <w:rPr>
+          <w:rFonts w:ascii="Times New Roman" w:eastAsiaTheme="minorEastAsia" w:hAnsi="Times New Roman" w:cs="Times New Roman"/>
+          <w:sz w:val="28"/>
+          <w:szCs w:val="28"/>
+        </w:rPr>
+      </w:pPr>
+      <w:r>
+        <w:rPr>
+          <w:rFonts w:ascii="Times New Roman" w:eastAsiaTheme="minorEastAsia" w:hAnsi="Times New Roman" w:cs="Times New Roman"/>
+          <w:sz w:val="28"/>
+          <w:szCs w:val="28"/>
+        </w:rPr>
+        <w:t>Выберем</w:t>
+      </w:r>
+      <w:r>
+        <w:rPr>
+          <w:rFonts w:ascii="Times New Roman" w:eastAsiaTheme="minorEastAsia" w:hAnsi="Times New Roman" w:cs="Times New Roman"/>
+          <w:sz w:val="28"/>
+          <w:szCs w:val="28"/>
+        </w:rPr>
+        <w:t xml:space="preserve"> шариковый</w:t>
+      </w:r>
+      <w:r>
+        <w:rPr>
+          <w:rFonts w:ascii="Times New Roman" w:eastAsiaTheme="minorEastAsia" w:hAnsi="Times New Roman" w:cs="Times New Roman"/>
+          <w:sz w:val="28"/>
+          <w:szCs w:val="28"/>
+        </w:rPr>
+        <w:t xml:space="preserve"> подшипник 210</w:t>
+      </w:r>
+      <w:r>
+        <w:rPr>
+          <w:rFonts w:ascii="Times New Roman" w:eastAsiaTheme="minorEastAsia" w:hAnsi="Times New Roman" w:cs="Times New Roman"/>
+          <w:sz w:val="28"/>
+          <w:szCs w:val="28"/>
+        </w:rPr>
+        <w:t xml:space="preserve">: </w:t>
+      </w:r>
+      <m:oMath>
+        <m:sSub>
+          <m:sSubPr>
+            <m:ctrlPr>
+              <w:rPr>
+                <w:rFonts w:ascii="Cambria Math" w:hAnsi="Cambria Math" w:cs="Times New Roman"/>
+                <w:i/>
+                <w:sz w:val="28"/>
+                <w:szCs w:val="28"/>
+                <w:lang w:val="en-US"/>
+              </w:rPr>
+            </m:ctrlPr>
+          </m:sSubPr>
+          <m:e>
+            <m:r>
+              <w:rPr>
+                <w:rFonts w:ascii="Cambria Math" w:hAnsi="Cambria Math" w:cs="Times New Roman"/>
+                <w:sz w:val="28"/>
+                <w:szCs w:val="28"/>
+                <w:lang w:val="en-US"/>
+              </w:rPr>
+              <m:t>C</m:t>
+            </m:r>
+          </m:e>
+          <m:sub>
+            <m:r>
+              <w:rPr>
+                <w:rFonts w:ascii="Cambria Math" w:hAnsi="Cambria Math" w:cs="Times New Roman"/>
+                <w:sz w:val="28"/>
+                <w:szCs w:val="28"/>
+                <w:lang w:val="en-US"/>
+              </w:rPr>
+              <m:t>r</m:t>
+            </m:r>
+          </m:sub>
+        </m:sSub>
+        <m:r>
+          <w:rPr>
+            <w:rFonts w:ascii="Cambria Math" w:hAnsi="Cambria Math" w:cs="Times New Roman"/>
+            <w:sz w:val="28"/>
+            <w:szCs w:val="28"/>
+          </w:rPr>
+          <m:t>=</m:t>
+        </m:r>
+        <m:r>
+          <w:rPr>
+            <w:rFonts w:ascii="Cambria Math" w:hAnsi="Cambria Math" w:cs="Times New Roman"/>
+            <w:sz w:val="28"/>
+            <w:szCs w:val="28"/>
+          </w:rPr>
+          <m:t>35</m:t>
+        </m:r>
+        <m:r>
+          <w:rPr>
+            <w:rFonts w:ascii="Cambria Math" w:hAnsi="Cambria Math" w:cs="Times New Roman"/>
+            <w:sz w:val="28"/>
+            <w:szCs w:val="28"/>
+          </w:rPr>
+          <m:t>.</m:t>
+        </m:r>
+        <m:r>
+          <w:rPr>
+            <w:rFonts w:ascii="Cambria Math" w:hAnsi="Cambria Math" w:cs="Times New Roman"/>
+            <w:sz w:val="28"/>
+            <w:szCs w:val="28"/>
+          </w:rPr>
+          <m:t xml:space="preserve">1 </m:t>
+        </m:r>
+        <m:r>
+          <w:rPr>
+            <w:rFonts w:ascii="Cambria Math" w:hAnsi="Cambria Math" w:cs="Times New Roman"/>
+            <w:sz w:val="28"/>
+            <w:szCs w:val="28"/>
+          </w:rPr>
+          <m:t>к</m:t>
+        </m:r>
+        <m:r>
+          <w:rPr>
+            <w:rFonts w:ascii="Cambria Math" w:hAnsi="Cambria Math" w:cs="Times New Roman"/>
+            <w:sz w:val="28"/>
+            <w:szCs w:val="28"/>
+          </w:rPr>
+          <m:t>Н</m:t>
+        </m:r>
+        <m:r>
+          <w:rPr>
+            <w:rFonts w:ascii="Cambria Math" w:hAnsi="Cambria Math" w:cs="Times New Roman"/>
+            <w:sz w:val="28"/>
+            <w:szCs w:val="28"/>
+          </w:rPr>
+          <m:t>;</m:t>
+        </m:r>
+        <m:r>
+          <w:rPr>
+            <w:rFonts w:ascii="Cambria Math" w:hAnsi="Cambria Math" w:cs="Times New Roman"/>
+            <w:sz w:val="28"/>
+            <w:szCs w:val="28"/>
+          </w:rPr>
+          <m:t xml:space="preserve"> </m:t>
+        </m:r>
+        <m:sSub>
+          <m:sSubPr>
+            <m:ctrlPr>
+              <w:rPr>
+                <w:rFonts w:ascii="Cambria Math" w:hAnsi="Cambria Math" w:cs="Times New Roman"/>
+                <w:i/>
+                <w:sz w:val="28"/>
+                <w:szCs w:val="28"/>
+                <w:lang w:val="en-US"/>
+              </w:rPr>
+            </m:ctrlPr>
+          </m:sSubPr>
+          <m:e>
+            <m:r>
+              <w:rPr>
+                <w:rFonts w:ascii="Cambria Math" w:hAnsi="Cambria Math" w:cs="Times New Roman"/>
+                <w:sz w:val="28"/>
+                <w:szCs w:val="28"/>
+                <w:lang w:val="en-US"/>
+              </w:rPr>
+              <m:t>C</m:t>
+            </m:r>
+          </m:e>
+          <m:sub>
+            <m:r>
+              <w:rPr>
+                <w:rFonts w:ascii="Cambria Math" w:hAnsi="Cambria Math" w:cs="Times New Roman"/>
+                <w:sz w:val="28"/>
+                <w:szCs w:val="28"/>
+                <w:lang w:val="en-US"/>
+              </w:rPr>
+              <m:t>0</m:t>
+            </m:r>
+            <m:r>
+              <w:rPr>
+                <w:rFonts w:ascii="Cambria Math" w:hAnsi="Cambria Math" w:cs="Times New Roman"/>
+                <w:sz w:val="28"/>
+                <w:szCs w:val="28"/>
+                <w:lang w:val="en-US"/>
+              </w:rPr>
+              <m:t>r</m:t>
+            </m:r>
+          </m:sub>
+        </m:sSub>
+        <m:r>
+          <w:rPr>
+            <w:rFonts w:ascii="Cambria Math" w:hAnsi="Cambria Math" w:cs="Times New Roman"/>
+            <w:sz w:val="28"/>
+            <w:szCs w:val="28"/>
+          </w:rPr>
+          <m:t>=</m:t>
+        </m:r>
+        <m:r>
+          <w:rPr>
+            <w:rFonts w:ascii="Cambria Math" w:hAnsi="Cambria Math" w:cs="Times New Roman"/>
+            <w:sz w:val="28"/>
+            <w:szCs w:val="28"/>
+          </w:rPr>
+          <m:t>19.8</m:t>
+        </m:r>
+        <m:r>
+          <w:rPr>
+            <w:rFonts w:ascii="Cambria Math" w:hAnsi="Cambria Math" w:cs="Times New Roman"/>
+            <w:sz w:val="28"/>
+            <w:szCs w:val="28"/>
+          </w:rPr>
+          <m:t xml:space="preserve"> </m:t>
+        </m:r>
+        <m:r>
+          <w:rPr>
+            <w:rFonts w:ascii="Cambria Math" w:hAnsi="Cambria Math" w:cs="Times New Roman"/>
+            <w:sz w:val="28"/>
+            <w:szCs w:val="28"/>
+          </w:rPr>
+          <m:t>к</m:t>
+        </m:r>
+        <m:r>
+          <w:rPr>
+            <w:rFonts w:ascii="Cambria Math" w:hAnsi="Cambria Math" w:cs="Times New Roman"/>
+            <w:sz w:val="28"/>
+            <w:szCs w:val="28"/>
+          </w:rPr>
+          <m:t>Н</m:t>
+        </m:r>
+      </m:oMath>
+    </w:p>
+    <w:p>
+      <w:pPr>
+        <w:rPr>
+          <w:rFonts w:ascii="Times New Roman" w:eastAsiaTheme="minorEastAsia" w:hAnsi="Times New Roman" w:cs="Times New Roman"/>
+          <w:i/>
+          <w:sz w:val="28"/>
+          <w:szCs w:val="28"/>
+        </w:rPr>
+      </w:pPr>
+      <w:r>
+        <w:rPr>
+          <w:rFonts w:ascii="Times New Roman" w:eastAsiaTheme="minorEastAsia" w:hAnsi="Times New Roman" w:cs="Times New Roman"/>
+          <w:sz w:val="28"/>
+          <w:szCs w:val="28"/>
+        </w:rPr>
+        <w:t xml:space="preserve">Масло: ИГА-32, кинематическая вязкость: </w:t>
+      </w:r>
+      <m:oMath>
+        <m:r>
+          <w:rPr>
+            <w:rFonts w:ascii="Cambria Math" w:eastAsiaTheme="minorEastAsia" w:hAnsi="Cambria Math" w:cs="Times New Roman"/>
+            <w:sz w:val="28"/>
+            <w:szCs w:val="28"/>
+          </w:rPr>
+          <m:t>22</m:t>
+        </m:r>
+        <m:r>
+          <w:rPr>
+            <w:rFonts w:ascii="Cambria Math" w:eastAsiaTheme="minorEastAsia" w:hAnsi="Cambria Math" w:cs="Times New Roman"/>
+            <w:sz w:val="28"/>
+            <w:szCs w:val="28"/>
+          </w:rPr>
+          <m:t xml:space="preserve"> </m:t>
+        </m:r>
+        <m:sSup>
+          <m:sSupPr>
+            <m:ctrlPr>
+              <w:rPr>
+                <w:rFonts w:ascii="Cambria Math" w:eastAsiaTheme="minorEastAsia" w:hAnsi="Cambria Math" w:cs="Times New Roman"/>
+                <w:i/>
+                <w:sz w:val="28"/>
+                <w:szCs w:val="28"/>
+              </w:rPr>
+            </m:ctrlPr>
+          </m:sSupPr>
+          <m:e>
+            <m:r>
+              <w:rPr>
+                <w:rFonts w:ascii="Cambria Math" w:eastAsiaTheme="minorEastAsia" w:hAnsi="Cambria Math" w:cs="Times New Roman"/>
+                <w:sz w:val="28"/>
+                <w:szCs w:val="28"/>
+              </w:rPr>
+              <m:t>мм</m:t>
+            </m:r>
+          </m:e>
+          <m:sup>
+            <m:r>
+              <w:rPr>
+                <w:rFonts w:ascii="Cambria Math" w:eastAsiaTheme="minorEastAsia" w:hAnsi="Cambria Math" w:cs="Times New Roman"/>
+                <w:sz w:val="28"/>
+                <w:szCs w:val="28"/>
+              </w:rPr>
+              <m:t>2</m:t>
+            </m:r>
+          </m:sup>
+        </m:sSup>
+        <m:r>
+          <w:rPr>
+            <w:rFonts w:ascii="Cambria Math" w:eastAsiaTheme="minorEastAsia" w:hAnsi="Cambria Math" w:cs="Times New Roman"/>
+            <w:sz w:val="28"/>
+            <w:szCs w:val="28"/>
+          </w:rPr>
+          <m:t>/с</m:t>
+        </m:r>
+      </m:oMath>
+    </w:p>
+    <w:p>
+      <w:pPr>
+        <w:rPr>
+          <w:rFonts w:ascii="Times New Roman" w:eastAsiaTheme="minorEastAsia" w:hAnsi="Times New Roman" w:cs="Times New Roman"/>
+          <w:sz w:val="28"/>
+          <w:szCs w:val="28"/>
+        </w:rPr>
+      </w:pPr>
+    </w:p>
+    <w:p>
+      <w:pPr>
+        <w:rPr>
+          <w:rFonts w:ascii="Times New Roman" w:eastAsiaTheme="minorEastAsia" w:hAnsi="Times New Roman" w:cs="Times New Roman"/>
+          <w:sz w:val="28"/>
+          <w:szCs w:val="28"/>
+        </w:rPr>
+      </w:pPr>
+      <w:r>
+        <w:rPr>
+          <w:rFonts w:ascii="Times New Roman" w:eastAsiaTheme="minorEastAsia" w:hAnsi="Times New Roman" w:cs="Times New Roman"/>
+          <w:sz w:val="28"/>
+          <w:szCs w:val="28"/>
+        </w:rPr>
+        <w:t>Суммарная радиальная нагрузка:</w:t>
+      </w:r>
+    </w:p>
+    <w:p>
+      <w:pPr>
+        <w:rPr>
+          <w:rFonts w:ascii="Times New Roman" w:eastAsiaTheme="minorEastAsia" w:hAnsi="Times New Roman" w:cs="Times New Roman"/>
+          <w:i/>
+          <w:sz w:val="28"/>
+          <w:szCs w:val="28"/>
+        </w:rPr>
+      </w:pPr>
+      <m:oMathPara>
+        <m:oMathParaPr>
+          <m:jc m:val="left"/>
+        </m:oMathParaPr>
+        <m:oMath>
+          <m:sSub>
+            <m:sSubPr>
+              <m:ctrlPr>
+                <w:rPr>
+                  <w:rFonts w:ascii="Cambria Math" w:hAnsi="Cambria Math" w:cs="Times New Roman"/>
+                  <w:i/>
+                  <w:sz w:val="28"/>
+                  <w:szCs w:val="28"/>
+                </w:rPr>
+              </m:ctrlPr>
+            </m:sSubPr>
+            <m:e>
+              <m:r>
+                <w:rPr>
+                  <w:rFonts w:ascii="Cambria Math" w:hAnsi="Cambria Math" w:cs="Times New Roman"/>
+                  <w:sz w:val="28"/>
+                  <w:szCs w:val="28"/>
+                  <w:lang w:val="en-US"/>
+                </w:rPr>
+                <m:t>F</m:t>
+              </m:r>
+            </m:e>
+            <m:sub>
+              <m:r>
+                <w:rPr>
+                  <w:rFonts w:ascii="Cambria Math" w:hAnsi="Cambria Math" w:cs="Times New Roman"/>
+                  <w:sz w:val="28"/>
+                  <w:szCs w:val="28"/>
+                </w:rPr>
+                <m:t>1</m:t>
+              </m:r>
+            </m:sub>
+          </m:sSub>
+          <m:r>
+            <w:rPr>
+              <w:rFonts w:ascii="Cambria Math" w:hAnsi="Cambria Math" w:cs="Times New Roman"/>
+              <w:sz w:val="28"/>
+              <w:szCs w:val="28"/>
+            </w:rPr>
+            <m:t>=</m:t>
+          </m:r>
+          <m:rad>
+            <m:radPr>
+              <m:degHide m:val="1"/>
+              <m:ctrlPr>
+                <w:rPr>
+                  <w:rFonts w:ascii="Cambria Math" w:hAnsi="Cambria Math" w:cs="Times New Roman"/>
+                  <w:i/>
+                  <w:sz w:val="28"/>
+                  <w:szCs w:val="28"/>
+                </w:rPr>
+              </m:ctrlPr>
+            </m:radPr>
+            <m:deg/>
+            <m:e>
+              <m:sSup>
+                <m:sSupPr>
+                  <m:ctrlPr>
+                    <w:rPr>
+                      <w:rFonts w:ascii="Cambria Math" w:hAnsi="Cambria Math" w:cs="Times New Roman"/>
+                      <w:i/>
+                      <w:sz w:val="28"/>
+                      <w:szCs w:val="28"/>
+                    </w:rPr>
+                  </m:ctrlPr>
+                </m:sSupPr>
+                <m:e>
+                  <m:d>
+                    <m:dPr>
+                      <m:ctrlPr>
+                        <w:rPr>
+                          <w:rFonts w:ascii="Cambria Math" w:hAnsi="Cambria Math" w:cs="Times New Roman"/>
+                          <w:i/>
+                          <w:sz w:val="28"/>
+                          <w:szCs w:val="28"/>
+                        </w:rPr>
+                      </m:ctrlPr>
+                    </m:dPr>
+                    <m:e>
+                      <m:sSub>
+                        <m:sSubPr>
+                          <m:ctrlPr>
+                            <w:rPr>
+                              <w:rFonts w:ascii="Cambria Math" w:hAnsi="Cambria Math" w:cs="Times New Roman"/>
+                              <w:i/>
+                              <w:sz w:val="28"/>
+                              <w:szCs w:val="28"/>
+                            </w:rPr>
+                          </m:ctrlPr>
+                        </m:sSubPr>
+                        <m:e>
+                          <m:r>
+                            <w:rPr>
+                              <w:rFonts w:ascii="Cambria Math" w:hAnsi="Cambria Math" w:cs="Times New Roman"/>
+                              <w:sz w:val="28"/>
+                              <w:szCs w:val="28"/>
+                            </w:rPr>
+                            <m:t>F</m:t>
+                          </m:r>
+                        </m:e>
+                        <m:sub>
+                          <m:r>
+                            <w:rPr>
+                              <w:rFonts w:ascii="Cambria Math" w:hAnsi="Cambria Math" w:cs="Times New Roman"/>
+                              <w:sz w:val="28"/>
+                              <w:szCs w:val="28"/>
+                            </w:rPr>
+                            <m:t>t</m:t>
+                          </m:r>
+                          <m:r>
+                            <w:rPr>
+                              <w:rFonts w:ascii="Cambria Math" w:hAnsi="Cambria Math" w:cs="Times New Roman"/>
+                              <w:sz w:val="28"/>
+                              <w:szCs w:val="28"/>
+                            </w:rPr>
+                            <m:t>1</m:t>
+                          </m:r>
+                        </m:sub>
+                      </m:sSub>
+                      <m:r>
+                        <w:rPr>
+                          <w:rFonts w:ascii="Cambria Math" w:hAnsi="Cambria Math" w:cs="Times New Roman"/>
+                          <w:sz w:val="28"/>
+                          <w:szCs w:val="28"/>
+                        </w:rPr>
+                        <m:t>+</m:t>
+                      </m:r>
+                      <m:sSub>
+                        <m:sSubPr>
+                          <m:ctrlPr>
+                            <w:rPr>
+                              <w:rFonts w:ascii="Cambria Math" w:hAnsi="Cambria Math" w:cs="Times New Roman"/>
+                              <w:i/>
+                              <w:sz w:val="28"/>
+                              <w:szCs w:val="28"/>
+                            </w:rPr>
+                          </m:ctrlPr>
+                        </m:sSubPr>
+                        <m:e>
+                          <m:r>
+                            <w:rPr>
+                              <w:rFonts w:ascii="Cambria Math" w:hAnsi="Cambria Math" w:cs="Times New Roman"/>
+                              <w:sz w:val="28"/>
+                              <w:szCs w:val="28"/>
+                            </w:rPr>
+                            <m:t>F</m:t>
+                          </m:r>
+                        </m:e>
+                        <m:sub>
+                          <m:r>
+                            <w:rPr>
+                              <w:rFonts w:ascii="Cambria Math" w:hAnsi="Cambria Math" w:cs="Times New Roman"/>
+                              <w:sz w:val="28"/>
+                              <w:szCs w:val="28"/>
+                            </w:rPr>
+                            <m:t>к</m:t>
+                          </m:r>
+                          <m:r>
+                            <w:rPr>
+                              <w:rFonts w:ascii="Cambria Math" w:hAnsi="Cambria Math" w:cs="Times New Roman"/>
+                              <w:sz w:val="28"/>
+                              <w:szCs w:val="28"/>
+                            </w:rPr>
+                            <m:t>1</m:t>
+                          </m:r>
+                        </m:sub>
+                      </m:sSub>
+                    </m:e>
+                  </m:d>
+                </m:e>
+                <m:sup>
+                  <m:r>
+                    <w:rPr>
+                      <w:rFonts w:ascii="Cambria Math" w:hAnsi="Cambria Math" w:cs="Times New Roman"/>
+                      <w:sz w:val="28"/>
+                      <w:szCs w:val="28"/>
+                    </w:rPr>
+                    <m:t>2</m:t>
+                  </m:r>
+                </m:sup>
+              </m:sSup>
+              <m:r>
+                <w:rPr>
+                  <w:rFonts w:ascii="Cambria Math" w:hAnsi="Cambria Math" w:cs="Times New Roman"/>
+                  <w:sz w:val="28"/>
+                  <w:szCs w:val="28"/>
+                </w:rPr>
+                <m:t>+</m:t>
+              </m:r>
+              <m:sSup>
+                <m:sSupPr>
+                  <m:ctrlPr>
+                    <w:rPr>
+                      <w:rFonts w:ascii="Cambria Math" w:hAnsi="Cambria Math" w:cs="Times New Roman"/>
+                      <w:i/>
+                      <w:sz w:val="28"/>
+                      <w:szCs w:val="28"/>
+                    </w:rPr>
+                  </m:ctrlPr>
+                </m:sSupPr>
+                <m:e>
+                  <m:sSub>
+                    <m:sSubPr>
+                      <m:ctrlPr>
+                        <w:rPr>
+                          <w:rFonts w:ascii="Cambria Math" w:hAnsi="Cambria Math" w:cs="Times New Roman"/>
+                          <w:i/>
+                          <w:sz w:val="28"/>
+                          <w:szCs w:val="28"/>
+                        </w:rPr>
+                      </m:ctrlPr>
+                    </m:sSubPr>
+                    <m:e>
+                      <m:r>
+                        <w:rPr>
+                          <w:rFonts w:ascii="Cambria Math" w:hAnsi="Cambria Math" w:cs="Times New Roman"/>
+                          <w:sz w:val="28"/>
+                          <w:szCs w:val="28"/>
+                        </w:rPr>
+                        <m:t>F</m:t>
+                      </m:r>
+                    </m:e>
+                    <m:sub>
+                      <m:r>
+                        <w:rPr>
+                          <w:rFonts w:ascii="Cambria Math" w:hAnsi="Cambria Math" w:cs="Times New Roman"/>
+                          <w:sz w:val="28"/>
+                          <w:szCs w:val="28"/>
+                        </w:rPr>
+                        <m:t>r</m:t>
+                      </m:r>
+                      <m:r>
+                        <w:rPr>
+                          <w:rFonts w:ascii="Cambria Math" w:hAnsi="Cambria Math" w:cs="Times New Roman"/>
+                          <w:sz w:val="28"/>
+                          <w:szCs w:val="28"/>
+                        </w:rPr>
+                        <m:t>1</m:t>
+                      </m:r>
+                    </m:sub>
+                  </m:sSub>
+                </m:e>
+                <m:sup>
+                  <m:r>
+                    <w:rPr>
+                      <w:rFonts w:ascii="Cambria Math" w:hAnsi="Cambria Math" w:cs="Times New Roman"/>
+                      <w:sz w:val="28"/>
+                      <w:szCs w:val="28"/>
+                    </w:rPr>
+                    <m:t>2</m:t>
+                  </m:r>
+                </m:sup>
+              </m:sSup>
+            </m:e>
+          </m:rad>
+          <m:r>
+            <w:rPr>
+              <w:rFonts w:ascii="Cambria Math" w:hAnsi="Cambria Math" w:cs="Times New Roman"/>
+              <w:sz w:val="28"/>
+              <w:szCs w:val="28"/>
+            </w:rPr>
+            <m:t>=</m:t>
+          </m:r>
+          <m:rad>
+            <m:radPr>
+              <m:degHide m:val="1"/>
+              <m:ctrlPr>
+                <w:rPr>
+                  <w:rFonts w:ascii="Cambria Math" w:hAnsi="Cambria Math" w:cs="Times New Roman"/>
+                  <w:i/>
+                  <w:sz w:val="28"/>
+                  <w:szCs w:val="28"/>
+                </w:rPr>
+              </m:ctrlPr>
+            </m:radPr>
+            <m:deg/>
+            <m:e>
+              <m:sSup>
+                <m:sSupPr>
+                  <m:ctrlPr>
+                    <w:rPr>
+                      <w:rFonts w:ascii="Cambria Math" w:hAnsi="Cambria Math" w:cs="Times New Roman"/>
+                      <w:i/>
+                      <w:sz w:val="28"/>
+                      <w:szCs w:val="28"/>
+                    </w:rPr>
+                  </m:ctrlPr>
+                </m:sSupPr>
+                <m:e>
+                  <m:d>
+                    <m:dPr>
+                      <m:ctrlPr>
+                        <w:rPr>
+                          <w:rFonts w:ascii="Cambria Math" w:hAnsi="Cambria Math" w:cs="Times New Roman"/>
+                          <w:i/>
+                          <w:sz w:val="28"/>
+                          <w:szCs w:val="28"/>
+                        </w:rPr>
+                      </m:ctrlPr>
+                    </m:dPr>
+                    <m:e>
+                      <m:r>
+                        <w:rPr>
+                          <w:rFonts w:ascii="Cambria Math" w:hAnsi="Cambria Math" w:cs="Times New Roman"/>
+                          <w:sz w:val="28"/>
+                          <w:szCs w:val="28"/>
+                        </w:rPr>
+                        <m:t>2303+</m:t>
+                      </m:r>
+                      <m:r>
+                        <w:rPr>
+                          <w:rFonts w:ascii="Cambria Math" w:hAnsi="Cambria Math" w:cs="Times New Roman"/>
+                          <w:sz w:val="28"/>
+                          <w:szCs w:val="28"/>
+                        </w:rPr>
+                        <m:t>1008</m:t>
+                      </m:r>
+                    </m:e>
+                  </m:d>
+                </m:e>
+                <m:sup>
+                  <m:r>
+                    <w:rPr>
+                      <w:rFonts w:ascii="Cambria Math" w:hAnsi="Cambria Math" w:cs="Times New Roman"/>
+                      <w:sz w:val="28"/>
+                      <w:szCs w:val="28"/>
+                    </w:rPr>
+                    <m:t>2</m:t>
+                  </m:r>
+                </m:sup>
+              </m:sSup>
+              <m:r>
+                <w:rPr>
+                  <w:rFonts w:ascii="Cambria Math" w:hAnsi="Cambria Math" w:cs="Times New Roman"/>
+                  <w:sz w:val="28"/>
+                  <w:szCs w:val="28"/>
+                </w:rPr>
+                <m:t>+</m:t>
+              </m:r>
+              <m:sSup>
+                <m:sSupPr>
+                  <m:ctrlPr>
+                    <w:rPr>
+                      <w:rFonts w:ascii="Cambria Math" w:hAnsi="Cambria Math" w:cs="Times New Roman"/>
+                      <w:i/>
+                      <w:sz w:val="28"/>
+                      <w:szCs w:val="28"/>
+                    </w:rPr>
+                  </m:ctrlPr>
+                </m:sSupPr>
+                <m:e>
+                  <m:r>
+                    <w:rPr>
+                      <w:rFonts w:ascii="Cambria Math" w:hAnsi="Cambria Math" w:cs="Times New Roman"/>
+                      <w:sz w:val="28"/>
+                      <w:szCs w:val="28"/>
+                    </w:rPr>
+                    <m:t>367</m:t>
+                  </m:r>
+                </m:e>
+                <m:sup>
+                  <m:r>
+                    <w:rPr>
+                      <w:rFonts w:ascii="Cambria Math" w:hAnsi="Cambria Math" w:cs="Times New Roman"/>
+                      <w:sz w:val="28"/>
+                      <w:szCs w:val="28"/>
+                    </w:rPr>
+                    <m:t>2</m:t>
+                  </m:r>
+                </m:sup>
+              </m:sSup>
+            </m:e>
+          </m:rad>
+          <m:r>
+            <w:rPr>
+              <w:rFonts w:ascii="Cambria Math" w:hAnsi="Cambria Math" w:cs="Times New Roman"/>
+              <w:sz w:val="28"/>
+              <w:szCs w:val="28"/>
+            </w:rPr>
+            <m:t>=</m:t>
+          </m:r>
+          <m:r>
+            <w:rPr>
+              <w:rFonts w:ascii="Cambria Math" w:hAnsi="Cambria Math" w:cs="Times New Roman"/>
+              <w:sz w:val="28"/>
+              <w:szCs w:val="28"/>
+            </w:rPr>
+            <m:t>3331</m:t>
+          </m:r>
+          <m:r>
+            <w:rPr>
+              <w:rFonts w:ascii="Cambria Math" w:hAnsi="Cambria Math" w:cs="Times New Roman"/>
+              <w:sz w:val="28"/>
+              <w:szCs w:val="28"/>
+            </w:rPr>
+            <m:t xml:space="preserve"> Н    </m:t>
+          </m:r>
+          <m:sSub>
+            <m:sSubPr>
+              <m:ctrlPr>
+                <w:rPr>
+                  <w:rFonts w:ascii="Cambria Math" w:hAnsi="Cambria Math" w:cs="Times New Roman"/>
+                  <w:i/>
+                  <w:sz w:val="28"/>
+                  <w:szCs w:val="28"/>
+                </w:rPr>
+              </m:ctrlPr>
+            </m:sSubPr>
+            <m:e>
+              <m:r>
+                <w:rPr>
+                  <w:rFonts w:ascii="Cambria Math" w:hAnsi="Cambria Math" w:cs="Times New Roman"/>
+                  <w:sz w:val="28"/>
+                  <w:szCs w:val="28"/>
+                  <w:lang w:val="en-US"/>
+                </w:rPr>
+                <m:t>F</m:t>
+              </m:r>
+            </m:e>
+            <m:sub>
+              <m:r>
+                <w:rPr>
+                  <w:rFonts w:ascii="Cambria Math" w:hAnsi="Cambria Math" w:cs="Times New Roman"/>
+                  <w:sz w:val="28"/>
+                  <w:szCs w:val="28"/>
+                  <w:lang w:val="en-US"/>
+                </w:rPr>
+                <m:t>a</m:t>
+              </m:r>
+              <m:r>
+                <w:rPr>
+                  <w:rFonts w:ascii="Cambria Math" w:hAnsi="Cambria Math" w:cs="Times New Roman"/>
+                  <w:sz w:val="28"/>
+                  <w:szCs w:val="28"/>
+                </w:rPr>
+                <m:t>2</m:t>
+              </m:r>
+            </m:sub>
+          </m:sSub>
+          <m:r>
+            <w:rPr>
+              <w:rFonts w:ascii="Cambria Math" w:hAnsi="Cambria Math" w:cs="Times New Roman"/>
+              <w:sz w:val="28"/>
+              <w:szCs w:val="28"/>
+            </w:rPr>
+            <m:t>=</m:t>
+          </m:r>
+          <m:r>
+            <w:rPr>
+              <w:rFonts w:ascii="Cambria Math" w:eastAsiaTheme="minorEastAsia" w:hAnsi="Cambria Math" w:cs="Times New Roman"/>
+              <w:sz w:val="28"/>
+              <w:szCs w:val="28"/>
+            </w:rPr>
+            <m:t xml:space="preserve">0 </m:t>
+          </m:r>
+          <m:r>
+            <w:rPr>
+              <w:rFonts w:ascii="Cambria Math" w:eastAsiaTheme="minorEastAsia" w:hAnsi="Cambria Math" w:cs="Times New Roman"/>
+              <w:sz w:val="28"/>
+              <w:szCs w:val="28"/>
+            </w:rPr>
+            <m:t>Н</m:t>
+          </m:r>
+        </m:oMath>
+      </m:oMathPara>
+    </w:p>
+    <w:p>
+      <w:pPr>
+        <w:rPr>
+          <w:rFonts w:ascii="Times New Roman" w:eastAsiaTheme="minorEastAsia" w:hAnsi="Times New Roman" w:cs="Times New Roman"/>
+          <w:i/>
+          <w:sz w:val="28"/>
+          <w:szCs w:val="28"/>
+        </w:rPr>
+      </w:pPr>
+      <m:oMathPara>
+        <m:oMathParaPr>
+          <m:jc m:val="left"/>
+        </m:oMathParaPr>
+        <m:oMath>
+          <m:sSub>
+            <m:sSubPr>
+              <m:ctrlPr>
+                <w:rPr>
+                  <w:rFonts w:ascii="Cambria Math" w:hAnsi="Cambria Math" w:cs="Times New Roman"/>
+                  <w:i/>
+                  <w:sz w:val="28"/>
+                  <w:szCs w:val="28"/>
+                </w:rPr>
+              </m:ctrlPr>
+            </m:sSubPr>
+            <m:e>
+              <m:r>
+                <w:rPr>
+                  <w:rFonts w:ascii="Cambria Math" w:hAnsi="Cambria Math" w:cs="Times New Roman"/>
+                  <w:sz w:val="28"/>
+                  <w:szCs w:val="28"/>
+                  <w:lang w:val="en-US"/>
+                </w:rPr>
+                <m:t>F</m:t>
+              </m:r>
+            </m:e>
+            <m:sub>
+              <m:r>
+                <w:rPr>
+                  <w:rFonts w:ascii="Cambria Math" w:hAnsi="Cambria Math" w:cs="Times New Roman"/>
+                  <w:sz w:val="28"/>
+                  <w:szCs w:val="28"/>
+                </w:rPr>
+                <m:t>2</m:t>
+              </m:r>
+            </m:sub>
+          </m:sSub>
+          <m:r>
+            <w:rPr>
+              <w:rFonts w:ascii="Cambria Math" w:hAnsi="Cambria Math" w:cs="Times New Roman"/>
+              <w:sz w:val="28"/>
+              <w:szCs w:val="28"/>
+            </w:rPr>
+            <m:t>=</m:t>
+          </m:r>
+          <m:rad>
+            <m:radPr>
+              <m:degHide m:val="1"/>
+              <m:ctrlPr>
+                <w:rPr>
+                  <w:rFonts w:ascii="Cambria Math" w:hAnsi="Cambria Math" w:cs="Times New Roman"/>
+                  <w:i/>
+                  <w:sz w:val="28"/>
+                  <w:szCs w:val="28"/>
+                </w:rPr>
+              </m:ctrlPr>
+            </m:radPr>
+            <m:deg/>
+            <m:e>
+              <m:sSup>
+                <m:sSupPr>
+                  <m:ctrlPr>
+                    <w:rPr>
+                      <w:rFonts w:ascii="Cambria Math" w:hAnsi="Cambria Math" w:cs="Times New Roman"/>
+                      <w:i/>
+                      <w:sz w:val="28"/>
+                      <w:szCs w:val="28"/>
+                    </w:rPr>
+                  </m:ctrlPr>
+                </m:sSupPr>
+                <m:e>
+                  <m:d>
+                    <m:dPr>
+                      <m:ctrlPr>
+                        <w:rPr>
+                          <w:rFonts w:ascii="Cambria Math" w:hAnsi="Cambria Math" w:cs="Times New Roman"/>
+                          <w:i/>
+                          <w:sz w:val="28"/>
+                          <w:szCs w:val="28"/>
+                        </w:rPr>
+                      </m:ctrlPr>
+                    </m:dPr>
+                    <m:e>
+                      <m:sSub>
+                        <m:sSubPr>
+                          <m:ctrlPr>
+                            <w:rPr>
+                              <w:rFonts w:ascii="Cambria Math" w:hAnsi="Cambria Math" w:cs="Times New Roman"/>
+                              <w:i/>
+                              <w:sz w:val="28"/>
+                              <w:szCs w:val="28"/>
+                            </w:rPr>
+                          </m:ctrlPr>
+                        </m:sSubPr>
+                        <m:e>
+                          <m:r>
+                            <w:rPr>
+                              <w:rFonts w:ascii="Cambria Math" w:hAnsi="Cambria Math" w:cs="Times New Roman"/>
+                              <w:sz w:val="28"/>
+                              <w:szCs w:val="28"/>
+                            </w:rPr>
+                            <m:t>F</m:t>
+                          </m:r>
+                        </m:e>
+                        <m:sub>
+                          <m:r>
+                            <w:rPr>
+                              <w:rFonts w:ascii="Cambria Math" w:hAnsi="Cambria Math" w:cs="Times New Roman"/>
+                              <w:sz w:val="28"/>
+                              <w:szCs w:val="28"/>
+                            </w:rPr>
+                            <m:t>t2</m:t>
+                          </m:r>
+                        </m:sub>
+                      </m:sSub>
+                      <m:r>
+                        <w:rPr>
+                          <w:rFonts w:ascii="Cambria Math" w:hAnsi="Cambria Math" w:cs="Times New Roman"/>
+                          <w:sz w:val="28"/>
+                          <w:szCs w:val="28"/>
+                        </w:rPr>
+                        <m:t>+</m:t>
+                      </m:r>
+                      <m:sSub>
+                        <m:sSubPr>
+                          <m:ctrlPr>
+                            <w:rPr>
+                              <w:rFonts w:ascii="Cambria Math" w:hAnsi="Cambria Math" w:cs="Times New Roman"/>
+                              <w:i/>
+                              <w:sz w:val="28"/>
+                              <w:szCs w:val="28"/>
+                            </w:rPr>
+                          </m:ctrlPr>
+                        </m:sSubPr>
+                        <m:e>
+                          <m:r>
+                            <w:rPr>
+                              <w:rFonts w:ascii="Cambria Math" w:hAnsi="Cambria Math" w:cs="Times New Roman"/>
+                              <w:sz w:val="28"/>
+                              <w:szCs w:val="28"/>
+                            </w:rPr>
+                            <m:t>F</m:t>
+                          </m:r>
+                        </m:e>
+                        <m:sub>
+                          <m:r>
+                            <w:rPr>
+                              <w:rFonts w:ascii="Cambria Math" w:hAnsi="Cambria Math" w:cs="Times New Roman"/>
+                              <w:sz w:val="28"/>
+                              <w:szCs w:val="28"/>
+                            </w:rPr>
+                            <m:t>к</m:t>
+                          </m:r>
+                          <m:r>
+                            <w:rPr>
+                              <w:rFonts w:ascii="Cambria Math" w:hAnsi="Cambria Math" w:cs="Times New Roman"/>
+                              <w:sz w:val="28"/>
+                              <w:szCs w:val="28"/>
+                            </w:rPr>
+                            <m:t>2</m:t>
+                          </m:r>
+                        </m:sub>
+                      </m:sSub>
+                    </m:e>
+                  </m:d>
+                </m:e>
+                <m:sup>
+                  <m:r>
+                    <w:rPr>
+                      <w:rFonts w:ascii="Cambria Math" w:hAnsi="Cambria Math" w:cs="Times New Roman"/>
+                      <w:sz w:val="28"/>
+                      <w:szCs w:val="28"/>
+                    </w:rPr>
+                    <m:t>2</m:t>
+                  </m:r>
+                </m:sup>
+              </m:sSup>
+              <m:r>
+                <w:rPr>
+                  <w:rFonts w:ascii="Cambria Math" w:hAnsi="Cambria Math" w:cs="Times New Roman"/>
+                  <w:sz w:val="28"/>
+                  <w:szCs w:val="28"/>
+                </w:rPr>
+                <m:t>+</m:t>
+              </m:r>
+              <m:sSup>
+                <m:sSupPr>
+                  <m:ctrlPr>
+                    <w:rPr>
+                      <w:rFonts w:ascii="Cambria Math" w:hAnsi="Cambria Math" w:cs="Times New Roman"/>
+                      <w:i/>
+                      <w:sz w:val="28"/>
+                      <w:szCs w:val="28"/>
+                    </w:rPr>
+                  </m:ctrlPr>
+                </m:sSupPr>
+                <m:e>
+                  <m:sSub>
+                    <m:sSubPr>
+                      <m:ctrlPr>
+                        <w:rPr>
+                          <w:rFonts w:ascii="Cambria Math" w:hAnsi="Cambria Math" w:cs="Times New Roman"/>
+                          <w:i/>
+                          <w:sz w:val="28"/>
+                          <w:szCs w:val="28"/>
+                        </w:rPr>
+                      </m:ctrlPr>
+                    </m:sSubPr>
+                    <m:e>
+                      <m:r>
+                        <w:rPr>
+                          <w:rFonts w:ascii="Cambria Math" w:hAnsi="Cambria Math" w:cs="Times New Roman"/>
+                          <w:sz w:val="28"/>
+                          <w:szCs w:val="28"/>
+                        </w:rPr>
+                        <m:t>F</m:t>
+                      </m:r>
+                    </m:e>
+                    <m:sub>
+                      <m:r>
+                        <w:rPr>
+                          <w:rFonts w:ascii="Cambria Math" w:hAnsi="Cambria Math" w:cs="Times New Roman"/>
+                          <w:sz w:val="28"/>
+                          <w:szCs w:val="28"/>
+                        </w:rPr>
+                        <m:t>r2</m:t>
+                      </m:r>
+                    </m:sub>
+                  </m:sSub>
+                </m:e>
+                <m:sup>
+                  <m:r>
+                    <w:rPr>
+                      <w:rFonts w:ascii="Cambria Math" w:hAnsi="Cambria Math" w:cs="Times New Roman"/>
+                      <w:sz w:val="28"/>
+                      <w:szCs w:val="28"/>
+                    </w:rPr>
+                    <m:t>2</m:t>
+                  </m:r>
+                </m:sup>
+              </m:sSup>
+            </m:e>
+          </m:rad>
+          <m:r>
+            <w:rPr>
+              <w:rFonts w:ascii="Cambria Math" w:hAnsi="Cambria Math" w:cs="Times New Roman"/>
+              <w:sz w:val="28"/>
+              <w:szCs w:val="28"/>
+            </w:rPr>
+            <m:t>=</m:t>
+          </m:r>
+          <m:rad>
+            <m:radPr>
+              <m:degHide m:val="1"/>
+              <m:ctrlPr>
+                <w:rPr>
+                  <w:rFonts w:ascii="Cambria Math" w:hAnsi="Cambria Math" w:cs="Times New Roman"/>
+                  <w:i/>
+                  <w:sz w:val="28"/>
+                  <w:szCs w:val="28"/>
+                </w:rPr>
+              </m:ctrlPr>
+            </m:radPr>
+            <m:deg/>
+            <m:e>
+              <m:sSup>
+                <m:sSupPr>
+                  <m:ctrlPr>
+                    <w:rPr>
+                      <w:rFonts w:ascii="Cambria Math" w:hAnsi="Cambria Math" w:cs="Times New Roman"/>
+                      <w:i/>
+                      <w:sz w:val="28"/>
+                      <w:szCs w:val="28"/>
+                    </w:rPr>
+                  </m:ctrlPr>
+                </m:sSupPr>
+                <m:e>
+                  <m:d>
+                    <m:dPr>
+                      <m:ctrlPr>
+                        <w:rPr>
+                          <w:rFonts w:ascii="Cambria Math" w:hAnsi="Cambria Math" w:cs="Times New Roman"/>
+                          <w:i/>
+                          <w:sz w:val="28"/>
+                          <w:szCs w:val="28"/>
+                        </w:rPr>
+                      </m:ctrlPr>
+                    </m:dPr>
+                    <m:e>
+                      <m:r>
+                        <w:rPr>
+                          <w:rFonts w:ascii="Cambria Math" w:hAnsi="Cambria Math" w:cs="Times New Roman"/>
+                          <w:sz w:val="28"/>
+                          <w:szCs w:val="28"/>
+                        </w:rPr>
+                        <m:t>5125-1008</m:t>
+                      </m:r>
+                    </m:e>
+                  </m:d>
+                </m:e>
+                <m:sup>
+                  <m:r>
+                    <w:rPr>
+                      <w:rFonts w:ascii="Cambria Math" w:hAnsi="Cambria Math" w:cs="Times New Roman"/>
+                      <w:sz w:val="28"/>
+                      <w:szCs w:val="28"/>
+                    </w:rPr>
+                    <m:t>2</m:t>
+                  </m:r>
+                </m:sup>
+              </m:sSup>
+              <m:r>
+                <w:rPr>
+                  <w:rFonts w:ascii="Cambria Math" w:hAnsi="Cambria Math" w:cs="Times New Roman"/>
+                  <w:sz w:val="28"/>
+                  <w:szCs w:val="28"/>
+                </w:rPr>
+                <m:t>+</m:t>
+              </m:r>
+              <m:sSup>
+                <m:sSupPr>
+                  <m:ctrlPr>
+                    <w:rPr>
+                      <w:rFonts w:ascii="Cambria Math" w:hAnsi="Cambria Math" w:cs="Times New Roman"/>
+                      <w:i/>
+                      <w:sz w:val="28"/>
+                      <w:szCs w:val="28"/>
+                    </w:rPr>
+                  </m:ctrlPr>
+                </m:sSupPr>
+                <m:e>
+                  <m:r>
+                    <w:rPr>
+                      <w:rFonts w:ascii="Cambria Math" w:hAnsi="Cambria Math" w:cs="Times New Roman"/>
+                      <w:sz w:val="28"/>
+                      <w:szCs w:val="28"/>
+                    </w:rPr>
+                    <m:t>367</m:t>
+                  </m:r>
+                </m:e>
+                <m:sup>
+                  <m:r>
+                    <w:rPr>
+                      <w:rFonts w:ascii="Cambria Math" w:hAnsi="Cambria Math" w:cs="Times New Roman"/>
+                      <w:sz w:val="28"/>
+                      <w:szCs w:val="28"/>
+                    </w:rPr>
+                    <m:t>2</m:t>
+                  </m:r>
+                </m:sup>
+              </m:sSup>
+            </m:e>
+          </m:rad>
+          <m:r>
+            <w:rPr>
+              <w:rFonts w:ascii="Cambria Math" w:hAnsi="Cambria Math" w:cs="Times New Roman"/>
+              <w:sz w:val="28"/>
+              <w:szCs w:val="28"/>
+            </w:rPr>
+            <m:t>=</m:t>
+          </m:r>
+          <m:r>
+            <w:rPr>
+              <w:rFonts w:ascii="Cambria Math" w:hAnsi="Cambria Math" w:cs="Times New Roman"/>
+              <w:sz w:val="28"/>
+              <w:szCs w:val="28"/>
+            </w:rPr>
+            <m:t>4134 Н</m:t>
+          </m:r>
+          <m:r>
+            <w:rPr>
+              <w:rFonts w:ascii="Cambria Math" w:hAnsi="Cambria Math" w:cs="Times New Roman"/>
+              <w:sz w:val="28"/>
+              <w:szCs w:val="28"/>
+            </w:rPr>
+            <m:t xml:space="preserve">    </m:t>
+          </m:r>
+          <m:sSub>
+            <m:sSubPr>
+              <m:ctrlPr>
+                <w:rPr>
+                  <w:rFonts w:ascii="Cambria Math" w:hAnsi="Cambria Math" w:cs="Times New Roman"/>
+                  <w:i/>
+                  <w:sz w:val="28"/>
+                  <w:szCs w:val="28"/>
+                </w:rPr>
+              </m:ctrlPr>
+            </m:sSubPr>
+            <m:e>
+              <m:r>
+                <w:rPr>
+                  <w:rFonts w:ascii="Cambria Math" w:hAnsi="Cambria Math" w:cs="Times New Roman"/>
+                  <w:sz w:val="28"/>
+                  <w:szCs w:val="28"/>
+                  <w:lang w:val="en-US"/>
+                </w:rPr>
+                <m:t>F</m:t>
+              </m:r>
+            </m:e>
+            <m:sub>
+              <m:r>
+                <w:rPr>
+                  <w:rFonts w:ascii="Cambria Math" w:hAnsi="Cambria Math" w:cs="Times New Roman"/>
+                  <w:sz w:val="28"/>
+                  <w:szCs w:val="28"/>
+                  <w:lang w:val="en-US"/>
+                </w:rPr>
+                <m:t>a</m:t>
+              </m:r>
+              <m:r>
+                <w:rPr>
+                  <w:rFonts w:ascii="Cambria Math" w:hAnsi="Cambria Math" w:cs="Times New Roman"/>
+                  <w:sz w:val="28"/>
+                  <w:szCs w:val="28"/>
+                </w:rPr>
+                <m:t>2</m:t>
+              </m:r>
+            </m:sub>
+          </m:sSub>
+          <m:r>
+            <w:rPr>
+              <w:rFonts w:ascii="Cambria Math" w:hAnsi="Cambria Math" w:cs="Times New Roman"/>
+              <w:sz w:val="28"/>
+              <w:szCs w:val="28"/>
+            </w:rPr>
+            <m:t>=</m:t>
+          </m:r>
+          <m:r>
+            <w:rPr>
+              <w:rFonts w:ascii="Cambria Math" w:eastAsiaTheme="minorEastAsia" w:hAnsi="Cambria Math" w:cs="Times New Roman"/>
+              <w:sz w:val="28"/>
+              <w:szCs w:val="28"/>
+            </w:rPr>
+            <m:t>0 Н</m:t>
+          </m:r>
+        </m:oMath>
+      </m:oMathPara>
+    </w:p>
+    <w:p>
+      <w:pPr>
+        <w:rPr>
+          <w:rFonts w:ascii="Times New Roman" w:eastAsiaTheme="minorEastAsia" w:hAnsi="Times New Roman" w:cs="Times New Roman"/>
+          <w:sz w:val="28"/>
+          <w:szCs w:val="28"/>
+        </w:rPr>
+      </w:pPr>
+      <w:r>
+        <w:rPr>
+          <w:rFonts w:ascii="Times New Roman" w:eastAsiaTheme="minorEastAsia" w:hAnsi="Times New Roman" w:cs="Times New Roman"/>
+          <w:sz w:val="28"/>
+          <w:szCs w:val="28"/>
+        </w:rPr>
+        <w:t>Наиболее нагруженный подшипник – 2</w:t>
+      </w:r>
+    </w:p>
+    <w:p>
+      <w:pPr>
+        <w:rPr>
+          <w:rFonts w:ascii="Times New Roman" w:eastAsiaTheme="minorEastAsia" w:hAnsi="Times New Roman" w:cs="Times New Roman"/>
+          <w:sz w:val="28"/>
+          <w:szCs w:val="28"/>
+        </w:rPr>
+      </w:pPr>
+      <m:oMathPara>
+        <m:oMathParaPr>
+          <m:jc m:val="left"/>
+        </m:oMathParaPr>
+        <m:oMath>
+          <m:r>
+            <w:rPr>
+              <w:rFonts w:ascii="Cambria Math" w:hAnsi="Cambria Math" w:cs="Times New Roman"/>
+              <w:sz w:val="28"/>
+              <w:szCs w:val="28"/>
+            </w:rPr>
+            <m:t>X=1, Y=0</m:t>
+          </m:r>
+          <m:r>
+            <w:rPr>
+              <w:rFonts w:ascii="Cambria Math" w:hAnsi="Cambria Math" w:cs="Times New Roman"/>
+              <w:sz w:val="28"/>
+              <w:szCs w:val="28"/>
+            </w:rPr>
+            <m:t xml:space="preserve">; V=1; </m:t>
+          </m:r>
+          <m:sSub>
+            <m:sSubPr>
+              <m:ctrlPr>
+                <w:rPr>
+                  <w:rFonts w:ascii="Cambria Math" w:hAnsi="Cambria Math" w:cs="Times New Roman"/>
+                  <w:i/>
+                  <w:sz w:val="28"/>
+                  <w:szCs w:val="28"/>
+                </w:rPr>
+              </m:ctrlPr>
+            </m:sSubPr>
+            <m:e>
+              <m:r>
+                <w:rPr>
+                  <w:rFonts w:ascii="Cambria Math" w:hAnsi="Cambria Math" w:cs="Times New Roman"/>
+                  <w:sz w:val="28"/>
+                  <w:szCs w:val="28"/>
+                  <w:lang w:val="en-US"/>
+                </w:rPr>
+                <m:t>K</m:t>
+              </m:r>
+            </m:e>
+            <m:sub>
+              <m:r>
+                <w:rPr>
+                  <w:rFonts w:ascii="Cambria Math" w:hAnsi="Cambria Math" w:cs="Times New Roman"/>
+                  <w:sz w:val="28"/>
+                  <w:szCs w:val="28"/>
+                </w:rPr>
+                <m:t>б</m:t>
+              </m:r>
+            </m:sub>
+          </m:sSub>
+          <m:r>
+            <w:rPr>
+              <w:rFonts w:ascii="Cambria Math" w:hAnsi="Cambria Math" w:cs="Times New Roman"/>
+              <w:sz w:val="28"/>
+              <w:szCs w:val="28"/>
+            </w:rPr>
+            <m:t xml:space="preserve">=1.6; </m:t>
+          </m:r>
+          <m:sSub>
+            <m:sSubPr>
+              <m:ctrlPr>
+                <w:rPr>
+                  <w:rFonts w:ascii="Cambria Math" w:hAnsi="Cambria Math" w:cs="Times New Roman"/>
+                  <w:i/>
+                  <w:sz w:val="28"/>
+                  <w:szCs w:val="28"/>
+                </w:rPr>
+              </m:ctrlPr>
+            </m:sSubPr>
+            <m:e>
+              <m:r>
+                <w:rPr>
+                  <w:rFonts w:ascii="Cambria Math" w:hAnsi="Cambria Math" w:cs="Times New Roman"/>
+                  <w:sz w:val="28"/>
+                  <w:szCs w:val="28"/>
+                  <w:lang w:val="en-US"/>
+                </w:rPr>
+                <m:t>K</m:t>
+              </m:r>
+            </m:e>
+            <m:sub>
+              <m:r>
+                <w:rPr>
+                  <w:rFonts w:ascii="Cambria Math" w:hAnsi="Cambria Math" w:cs="Times New Roman"/>
+                  <w:sz w:val="28"/>
+                  <w:szCs w:val="28"/>
+                </w:rPr>
+                <m:t>т</m:t>
+              </m:r>
+            </m:sub>
+          </m:sSub>
+          <m:r>
+            <w:rPr>
+              <w:rFonts w:ascii="Cambria Math" w:hAnsi="Cambria Math" w:cs="Times New Roman"/>
+              <w:sz w:val="28"/>
+              <w:szCs w:val="28"/>
+            </w:rPr>
+            <m:t>=1.</m:t>
+          </m:r>
+          <m:r>
+            <w:rPr>
+              <w:rFonts w:ascii="Cambria Math" w:hAnsi="Cambria Math" w:cs="Times New Roman"/>
+              <w:sz w:val="28"/>
+              <w:szCs w:val="28"/>
+            </w:rPr>
+            <m:t>0</m:t>
+          </m:r>
+        </m:oMath>
+      </m:oMathPara>
+    </w:p>
+    <w:p>
+      <w:pPr>
+        <w:rPr>
+          <w:rFonts w:ascii="Times New Roman" w:eastAsiaTheme="minorEastAsia" w:hAnsi="Times New Roman" w:cs="Times New Roman"/>
+          <w:sz w:val="28"/>
+          <w:szCs w:val="28"/>
+        </w:rPr>
+      </w:pPr>
+      <w:r>
+        <w:rPr>
+          <w:rFonts w:ascii="Times New Roman" w:eastAsiaTheme="minorEastAsia" w:hAnsi="Times New Roman" w:cs="Times New Roman"/>
+          <w:sz w:val="28"/>
+          <w:szCs w:val="28"/>
+        </w:rPr>
+        <w:t>Эквивалентная</w:t>
+      </w:r>
+      <w:r>
+        <w:rPr>
+          <w:rFonts w:ascii="Times New Roman" w:eastAsiaTheme="minorEastAsia" w:hAnsi="Times New Roman" w:cs="Times New Roman"/>
+          <w:sz w:val="28"/>
+          <w:szCs w:val="28"/>
+        </w:rPr>
+        <w:t xml:space="preserve"> динамическая</w:t>
+      </w:r>
+      <w:r>
+        <w:rPr>
+          <w:rFonts w:ascii="Times New Roman" w:eastAsiaTheme="minorEastAsia" w:hAnsi="Times New Roman" w:cs="Times New Roman"/>
+          <w:sz w:val="28"/>
+          <w:szCs w:val="28"/>
+        </w:rPr>
+        <w:t xml:space="preserve"> нагрузка:</w:t>
+      </w:r>
+    </w:p>
+    <w:p>
+      <w:pPr>
+        <w:rPr>
+          <w:rFonts w:ascii="Times New Roman" w:eastAsiaTheme="minorEastAsia" w:hAnsi="Times New Roman" w:cs="Times New Roman"/>
+          <w:i/>
+          <w:sz w:val="28"/>
+          <w:szCs w:val="28"/>
+        </w:rPr>
+      </w:pPr>
+      <m:oMathPara>
+        <m:oMathParaPr>
+          <m:jc m:val="left"/>
+        </m:oMathParaPr>
+        <m:oMath>
+          <m:r>
+            <w:rPr>
+              <w:rFonts w:ascii="Cambria Math" w:hAnsi="Cambria Math" w:cs="Times New Roman"/>
+              <w:sz w:val="28"/>
+              <w:szCs w:val="28"/>
+            </w:rPr>
+            <m:t>P</m:t>
+          </m:r>
+          <m:r>
+            <w:rPr>
+              <w:rFonts w:ascii="Cambria Math" w:hAnsi="Cambria Math" w:cs="Times New Roman"/>
+              <w:sz w:val="28"/>
+              <w:szCs w:val="28"/>
+            </w:rPr>
+            <m:t>=</m:t>
+          </m:r>
+          <m:d>
+            <m:dPr>
+              <m:ctrlPr>
+                <w:rPr>
+                  <w:rFonts w:ascii="Cambria Math" w:hAnsi="Cambria Math" w:cs="Times New Roman"/>
+                  <w:i/>
+                  <w:sz w:val="28"/>
+                  <w:szCs w:val="28"/>
+                </w:rPr>
+              </m:ctrlPr>
+            </m:dPr>
+            <m:e>
+              <m:r>
+                <w:rPr>
+                  <w:rFonts w:ascii="Cambria Math" w:hAnsi="Cambria Math" w:cs="Times New Roman"/>
+                  <w:sz w:val="28"/>
+                  <w:szCs w:val="28"/>
+                  <w:lang w:val="en-US"/>
+                </w:rPr>
+                <m:t>VX</m:t>
+              </m:r>
+              <m:sSub>
+                <m:sSubPr>
+                  <m:ctrlPr>
+                    <w:rPr>
+                      <w:rFonts w:ascii="Cambria Math" w:hAnsi="Cambria Math" w:cs="Times New Roman"/>
+                      <w:i/>
+                      <w:sz w:val="28"/>
+                      <w:szCs w:val="28"/>
+                    </w:rPr>
+                  </m:ctrlPr>
+                </m:sSubPr>
+                <m:e>
+                  <m:r>
+                    <w:rPr>
+                      <w:rFonts w:ascii="Cambria Math" w:hAnsi="Cambria Math" w:cs="Times New Roman"/>
+                      <w:sz w:val="28"/>
+                      <w:szCs w:val="28"/>
+                      <w:lang w:val="en-US"/>
+                    </w:rPr>
+                    <m:t>F</m:t>
+                  </m:r>
+                </m:e>
+                <m:sub>
+                  <m:r>
+                    <w:rPr>
+                      <w:rFonts w:ascii="Cambria Math" w:hAnsi="Cambria Math" w:cs="Times New Roman"/>
+                      <w:sz w:val="28"/>
+                      <w:szCs w:val="28"/>
+                    </w:rPr>
+                    <m:t>2</m:t>
+                  </m:r>
+                </m:sub>
+              </m:sSub>
+              <m:r>
+                <w:rPr>
+                  <w:rFonts w:ascii="Cambria Math" w:hAnsi="Cambria Math" w:cs="Times New Roman"/>
+                  <w:sz w:val="28"/>
+                  <w:szCs w:val="28"/>
+                </w:rPr>
+                <m:t>+Y</m:t>
+              </m:r>
+              <m:sSub>
+                <m:sSubPr>
+                  <m:ctrlPr>
+                    <w:rPr>
+                      <w:rFonts w:ascii="Cambria Math" w:hAnsi="Cambria Math" w:cs="Times New Roman"/>
+                      <w:i/>
+                      <w:sz w:val="28"/>
+                      <w:szCs w:val="28"/>
+                    </w:rPr>
+                  </m:ctrlPr>
+                </m:sSubPr>
+                <m:e>
+                  <m:r>
+                    <w:rPr>
+                      <w:rFonts w:ascii="Cambria Math" w:hAnsi="Cambria Math" w:cs="Times New Roman"/>
+                      <w:sz w:val="28"/>
+                      <w:szCs w:val="28"/>
+                      <w:lang w:val="en-US"/>
+                    </w:rPr>
+                    <m:t>F</m:t>
+                  </m:r>
+                </m:e>
+                <m:sub>
+                  <m:r>
+                    <w:rPr>
+                      <w:rFonts w:ascii="Cambria Math" w:hAnsi="Cambria Math" w:cs="Times New Roman"/>
+                      <w:sz w:val="28"/>
+                      <w:szCs w:val="28"/>
+                    </w:rPr>
+                    <m:t>a</m:t>
+                  </m:r>
+                  <m:r>
+                    <w:rPr>
+                      <w:rFonts w:ascii="Cambria Math" w:hAnsi="Cambria Math" w:cs="Times New Roman"/>
+                      <w:sz w:val="28"/>
+                      <w:szCs w:val="28"/>
+                    </w:rPr>
+                    <m:t>2</m:t>
+                  </m:r>
+                </m:sub>
+              </m:sSub>
+            </m:e>
+          </m:d>
+          <m:sSub>
+            <m:sSubPr>
+              <m:ctrlPr>
+                <w:rPr>
+                  <w:rFonts w:ascii="Cambria Math" w:hAnsi="Cambria Math" w:cs="Times New Roman"/>
+                  <w:i/>
+                  <w:sz w:val="28"/>
+                  <w:szCs w:val="28"/>
+                </w:rPr>
+              </m:ctrlPr>
+            </m:sSubPr>
+            <m:e>
+              <m:r>
+                <w:rPr>
+                  <w:rFonts w:ascii="Cambria Math" w:hAnsi="Cambria Math" w:cs="Times New Roman"/>
+                  <w:sz w:val="28"/>
+                  <w:szCs w:val="28"/>
+                  <w:lang w:val="en-US"/>
+                </w:rPr>
+                <m:t>K</m:t>
+              </m:r>
+            </m:e>
+            <m:sub>
+              <m:r>
+                <w:rPr>
+                  <w:rFonts w:ascii="Cambria Math" w:hAnsi="Cambria Math" w:cs="Times New Roman"/>
+                  <w:sz w:val="28"/>
+                  <w:szCs w:val="28"/>
+                </w:rPr>
+                <m:t>б</m:t>
+              </m:r>
+            </m:sub>
+          </m:sSub>
+          <m:sSub>
+            <m:sSubPr>
+              <m:ctrlPr>
+                <w:rPr>
+                  <w:rFonts w:ascii="Cambria Math" w:hAnsi="Cambria Math" w:cs="Times New Roman"/>
+                  <w:i/>
+                  <w:sz w:val="28"/>
+                  <w:szCs w:val="28"/>
+                </w:rPr>
+              </m:ctrlPr>
+            </m:sSubPr>
+            <m:e>
+              <m:r>
+                <w:rPr>
+                  <w:rFonts w:ascii="Cambria Math" w:hAnsi="Cambria Math" w:cs="Times New Roman"/>
+                  <w:sz w:val="28"/>
+                  <w:szCs w:val="28"/>
+                  <w:lang w:val="en-US"/>
+                </w:rPr>
+                <m:t>K</m:t>
+              </m:r>
+            </m:e>
+            <m:sub>
+              <m:r>
+                <w:rPr>
+                  <w:rFonts w:ascii="Cambria Math" w:hAnsi="Cambria Math" w:cs="Times New Roman"/>
+                  <w:sz w:val="28"/>
+                  <w:szCs w:val="28"/>
+                </w:rPr>
+                <m:t>т</m:t>
+              </m:r>
+            </m:sub>
+          </m:sSub>
+          <m:r>
+            <w:rPr>
+              <w:rFonts w:ascii="Cambria Math" w:hAnsi="Cambria Math" w:cs="Times New Roman"/>
+              <w:sz w:val="28"/>
+              <w:szCs w:val="28"/>
+            </w:rPr>
+            <m:t>=</m:t>
+          </m:r>
+          <m:d>
+            <m:dPr>
+              <m:ctrlPr>
+                <w:rPr>
+                  <w:rFonts w:ascii="Cambria Math" w:hAnsi="Cambria Math" w:cs="Times New Roman"/>
+                  <w:i/>
+                  <w:sz w:val="28"/>
+                  <w:szCs w:val="28"/>
+                </w:rPr>
+              </m:ctrlPr>
+            </m:dPr>
+            <m:e>
+              <m:r>
+                <w:rPr>
+                  <w:rFonts w:ascii="Cambria Math" w:hAnsi="Cambria Math" w:cs="Times New Roman"/>
+                  <w:sz w:val="28"/>
+                  <w:szCs w:val="28"/>
+                  <w:lang w:val="en-US"/>
+                </w:rPr>
+                <m:t>1*1*</m:t>
+              </m:r>
+              <m:r>
+                <w:rPr>
+                  <w:rFonts w:ascii="Cambria Math" w:hAnsi="Cambria Math" w:cs="Times New Roman"/>
+                  <w:sz w:val="28"/>
+                  <w:szCs w:val="28"/>
+                </w:rPr>
+                <m:t>4134</m:t>
+              </m:r>
+              <m:r>
+                <w:rPr>
+                  <w:rFonts w:ascii="Cambria Math" w:hAnsi="Cambria Math" w:cs="Times New Roman"/>
+                  <w:sz w:val="28"/>
+                  <w:szCs w:val="28"/>
+                </w:rPr>
+                <m:t>+</m:t>
+              </m:r>
+              <m:r>
+                <w:rPr>
+                  <w:rFonts w:ascii="Cambria Math" w:hAnsi="Cambria Math" w:cs="Times New Roman"/>
+                  <w:sz w:val="28"/>
+                  <w:szCs w:val="28"/>
+                </w:rPr>
+                <m:t>0</m:t>
+              </m:r>
+            </m:e>
+          </m:d>
+          <m:r>
+            <w:rPr>
+              <w:rFonts w:ascii="Cambria Math" w:hAnsi="Cambria Math" w:cs="Times New Roman"/>
+              <w:sz w:val="28"/>
+              <w:szCs w:val="28"/>
+            </w:rPr>
+            <m:t>*1.6*1</m:t>
+          </m:r>
+          <m:r>
+            <w:rPr>
+              <w:rFonts w:ascii="Cambria Math" w:hAnsi="Cambria Math" w:cs="Times New Roman"/>
+              <w:sz w:val="28"/>
+              <w:szCs w:val="28"/>
+            </w:rPr>
+            <m:t>=</m:t>
+          </m:r>
+          <m:r>
+            <w:rPr>
+              <w:rFonts w:ascii="Cambria Math" w:hAnsi="Cambria Math" w:cs="Times New Roman"/>
+              <w:sz w:val="28"/>
+              <w:szCs w:val="28"/>
+            </w:rPr>
+            <m:t>6614</m:t>
+          </m:r>
+          <m:r>
+            <w:rPr>
+              <w:rFonts w:ascii="Cambria Math" w:hAnsi="Cambria Math" w:cs="Times New Roman"/>
+              <w:sz w:val="28"/>
+              <w:szCs w:val="28"/>
+            </w:rPr>
+            <m:t xml:space="preserve"> Н    </m:t>
+          </m:r>
+          <m:sSub>
+            <m:sSubPr>
+              <m:ctrlPr>
+                <w:rPr>
+                  <w:rFonts w:ascii="Cambria Math" w:hAnsi="Cambria Math" w:cs="Times New Roman"/>
+                  <w:i/>
+                  <w:sz w:val="28"/>
+                  <w:szCs w:val="28"/>
+                </w:rPr>
+              </m:ctrlPr>
+            </m:sSubPr>
+            <m:e>
+              <m:r>
+                <w:rPr>
+                  <w:rFonts w:ascii="Cambria Math" w:hAnsi="Cambria Math" w:cs="Times New Roman"/>
+                  <w:sz w:val="28"/>
+                  <w:szCs w:val="28"/>
+                  <w:lang w:val="en-US"/>
+                </w:rPr>
+                <m:t>F</m:t>
+              </m:r>
+            </m:e>
+            <m:sub>
+              <m:r>
+                <w:rPr>
+                  <w:rFonts w:ascii="Cambria Math" w:hAnsi="Cambria Math" w:cs="Times New Roman"/>
+                  <w:sz w:val="28"/>
+                  <w:szCs w:val="28"/>
+                  <w:lang w:val="en-US"/>
+                </w:rPr>
+                <m:t>a</m:t>
+              </m:r>
+              <m:r>
+                <w:rPr>
+                  <w:rFonts w:ascii="Cambria Math" w:hAnsi="Cambria Math" w:cs="Times New Roman"/>
+                  <w:sz w:val="28"/>
+                  <w:szCs w:val="28"/>
+                </w:rPr>
+                <m:t>2</m:t>
+              </m:r>
+            </m:sub>
+          </m:sSub>
+          <m:r>
+            <w:rPr>
+              <w:rFonts w:ascii="Cambria Math" w:hAnsi="Cambria Math" w:cs="Times New Roman"/>
+              <w:sz w:val="28"/>
+              <w:szCs w:val="28"/>
+            </w:rPr>
+            <m:t>=</m:t>
+          </m:r>
+          <m:r>
+            <w:rPr>
+              <w:rFonts w:ascii="Cambria Math" w:eastAsiaTheme="minorEastAsia" w:hAnsi="Cambria Math" w:cs="Times New Roman"/>
+              <w:sz w:val="28"/>
+              <w:szCs w:val="28"/>
+            </w:rPr>
+            <m:t xml:space="preserve">0 </m:t>
+          </m:r>
+          <m:r>
+            <w:rPr>
+              <w:rFonts w:ascii="Cambria Math" w:eastAsiaTheme="minorEastAsia" w:hAnsi="Cambria Math" w:cs="Times New Roman"/>
+              <w:sz w:val="28"/>
+              <w:szCs w:val="28"/>
+            </w:rPr>
+            <m:t>Н</m:t>
+          </m:r>
+        </m:oMath>
+      </m:oMathPara>
+    </w:p>
+    <w:p>
+      <w:pPr>
+        <w:rPr>
+          <w:rFonts w:ascii="Times New Roman" w:eastAsiaTheme="minorEastAsia" w:hAnsi="Times New Roman" w:cs="Times New Roman"/>
+          <w:sz w:val="28"/>
+          <w:szCs w:val="28"/>
+        </w:rPr>
+      </w:pPr>
+      <w:r>
+        <w:rPr>
+          <w:rFonts w:ascii="Times New Roman" w:eastAsiaTheme="minorEastAsia" w:hAnsi="Times New Roman" w:cs="Times New Roman"/>
+          <w:sz w:val="28"/>
+          <w:szCs w:val="28"/>
+        </w:rPr>
+        <w:t>Для справедливо</w:t>
+      </w:r>
+      <w:r>
+        <w:rPr>
+          <w:rFonts w:ascii="Times New Roman" w:eastAsiaTheme="minorEastAsia" w:hAnsi="Times New Roman" w:cs="Times New Roman"/>
+          <w:sz w:val="28"/>
+          <w:szCs w:val="28"/>
+        </w:rPr>
+        <w:t>го расчёта ресурса</w:t>
+      </w:r>
+      <w:r>
+        <w:rPr>
+          <w:rFonts w:ascii="Times New Roman" w:eastAsiaTheme="minorEastAsia" w:hAnsi="Times New Roman" w:cs="Times New Roman"/>
+          <w:sz w:val="28"/>
+          <w:szCs w:val="28"/>
+        </w:rPr>
+        <w:t xml:space="preserve">: </w:t>
+      </w:r>
+      <m:oMath>
+        <m:f>
+          <m:fPr>
+            <m:ctrlPr>
+              <w:rPr>
+                <w:rFonts w:ascii="Cambria Math" w:eastAsiaTheme="minorEastAsia" w:hAnsi="Cambria Math" w:cs="Times New Roman"/>
+                <w:i/>
+                <w:sz w:val="28"/>
+                <w:szCs w:val="28"/>
+              </w:rPr>
+            </m:ctrlPr>
+          </m:fPr>
+          <m:num>
+            <m:r>
+              <w:rPr>
+                <w:rFonts w:ascii="Cambria Math" w:eastAsiaTheme="minorEastAsia" w:hAnsi="Cambria Math" w:cs="Times New Roman"/>
+                <w:sz w:val="28"/>
+                <w:szCs w:val="28"/>
+              </w:rPr>
+              <m:t>C</m:t>
+            </m:r>
+          </m:num>
+          <m:den>
+            <m:r>
+              <w:rPr>
+                <w:rFonts w:ascii="Cambria Math" w:eastAsiaTheme="minorEastAsia" w:hAnsi="Cambria Math" w:cs="Times New Roman"/>
+                <w:sz w:val="28"/>
+                <w:szCs w:val="28"/>
+              </w:rPr>
+              <m:t>100</m:t>
+            </m:r>
+          </m:den>
+        </m:f>
+        <m:r>
+          <w:rPr>
+            <w:rFonts w:ascii="Cambria Math" w:eastAsiaTheme="minorEastAsia" w:hAnsi="Cambria Math" w:cs="Times New Roman"/>
+            <w:sz w:val="28"/>
+            <w:szCs w:val="28"/>
+          </w:rPr>
+          <m:t>≤</m:t>
+        </m:r>
+        <m:r>
+          <w:rPr>
+            <w:rFonts w:ascii="Cambria Math" w:hAnsi="Cambria Math" w:cs="Times New Roman"/>
+            <w:sz w:val="28"/>
+            <w:szCs w:val="28"/>
+          </w:rPr>
+          <m:t>P</m:t>
+        </m:r>
+        <m:r>
+          <w:rPr>
+            <w:rFonts w:ascii="Cambria Math" w:hAnsi="Cambria Math" w:cs="Times New Roman"/>
+            <w:sz w:val="28"/>
+            <w:szCs w:val="28"/>
+          </w:rPr>
+          <m:t>≤</m:t>
+        </m:r>
+        <m:f>
+          <m:fPr>
+            <m:ctrlPr>
+              <w:rPr>
+                <w:rFonts w:ascii="Cambria Math" w:eastAsiaTheme="minorEastAsia" w:hAnsi="Cambria Math" w:cs="Times New Roman"/>
+                <w:i/>
+                <w:sz w:val="28"/>
+                <w:szCs w:val="28"/>
+              </w:rPr>
+            </m:ctrlPr>
+          </m:fPr>
+          <m:num>
+            <m:r>
+              <w:rPr>
+                <w:rFonts w:ascii="Cambria Math" w:eastAsiaTheme="minorEastAsia" w:hAnsi="Cambria Math" w:cs="Times New Roman"/>
+                <w:sz w:val="28"/>
+                <w:szCs w:val="28"/>
+              </w:rPr>
+              <m:t>C</m:t>
+            </m:r>
+          </m:num>
+          <m:den>
+            <m:r>
+              <w:rPr>
+                <w:rFonts w:ascii="Cambria Math" w:eastAsiaTheme="minorEastAsia" w:hAnsi="Cambria Math" w:cs="Times New Roman"/>
+                <w:sz w:val="28"/>
+                <w:szCs w:val="28"/>
+              </w:rPr>
+              <m:t>2</m:t>
+            </m:r>
+          </m:den>
+        </m:f>
+        <m:r>
+          <w:rPr>
+            <w:rFonts w:ascii="Cambria Math" w:eastAsiaTheme="minorEastAsia" w:hAnsi="Cambria Math" w:cs="Times New Roman"/>
+            <w:sz w:val="28"/>
+            <w:szCs w:val="28"/>
+          </w:rPr>
+          <m:t>=&gt;351</m:t>
+        </m:r>
+        <m:r>
+          <w:rPr>
+            <w:rFonts w:ascii="Cambria Math" w:eastAsiaTheme="minorEastAsia" w:hAnsi="Cambria Math" w:cs="Times New Roman"/>
+            <w:sz w:val="28"/>
+            <w:szCs w:val="28"/>
+          </w:rPr>
+          <m:t>≤</m:t>
+        </m:r>
+        <m:r>
+          <w:rPr>
+            <w:rFonts w:ascii="Cambria Math" w:hAnsi="Cambria Math" w:cs="Times New Roman"/>
+            <w:sz w:val="28"/>
+            <w:szCs w:val="28"/>
+          </w:rPr>
+          <m:t>6614</m:t>
+        </m:r>
+        <m:r>
+          <w:rPr>
+            <w:rFonts w:ascii="Cambria Math" w:hAnsi="Cambria Math" w:cs="Times New Roman"/>
+            <w:sz w:val="28"/>
+            <w:szCs w:val="28"/>
+          </w:rPr>
+          <m:t>≤</m:t>
+        </m:r>
+        <m:r>
+          <w:rPr>
+            <w:rFonts w:ascii="Cambria Math" w:eastAsiaTheme="minorEastAsia" w:hAnsi="Cambria Math" w:cs="Times New Roman"/>
+            <w:sz w:val="28"/>
+            <w:szCs w:val="28"/>
+          </w:rPr>
+          <m:t>17550</m:t>
+        </m:r>
+      </m:oMath>
+    </w:p>
+    <w:p>
+      <w:pPr>
+        <w:rPr>
+          <w:rFonts w:ascii="Times New Roman" w:eastAsiaTheme="minorEastAsia" w:hAnsi="Times New Roman" w:cs="Times New Roman"/>
+          <w:sz w:val="28"/>
+          <w:szCs w:val="28"/>
+        </w:rPr>
+      </w:pPr>
+      <w:r>
+        <w:rPr>
+          <w:rFonts w:ascii="Times New Roman" w:eastAsiaTheme="minorEastAsia" w:hAnsi="Times New Roman" w:cs="Times New Roman"/>
+          <w:sz w:val="28"/>
+          <w:szCs w:val="28"/>
+        </w:rPr>
+        <w:t>Условие выполняется</w:t>
+      </w:r>
+    </w:p>
+    <w:p>
+      <w:pPr>
+        <w:rPr>
+          <w:rFonts w:ascii="Times New Roman" w:eastAsiaTheme="minorEastAsia" w:hAnsi="Times New Roman" w:cs="Times New Roman"/>
+          <w:i/>
+          <w:sz w:val="28"/>
+          <w:szCs w:val="28"/>
+        </w:rPr>
+      </w:pPr>
+      <w:r>
+        <w:rPr>
+          <w:rFonts w:ascii="Times New Roman" w:eastAsiaTheme="minorEastAsia" w:hAnsi="Times New Roman" w:cs="Times New Roman"/>
+          <w:sz w:val="28"/>
+          <w:szCs w:val="28"/>
+        </w:rPr>
+        <w:t xml:space="preserve">Центровый диаметр набора тел качения: </w:t>
+      </w:r>
+      <m:oMath>
+        <m:sSub>
+          <m:sSubPr>
+            <m:ctrlPr>
+              <w:rPr>
+                <w:rFonts w:ascii="Cambria Math" w:eastAsiaTheme="minorEastAsia" w:hAnsi="Cambria Math" w:cs="Times New Roman"/>
+                <w:i/>
+                <w:sz w:val="28"/>
+                <w:szCs w:val="28"/>
+              </w:rPr>
+            </m:ctrlPr>
+          </m:sSubPr>
+          <m:e>
+            <m:r>
+              <w:rPr>
+                <w:rFonts w:ascii="Cambria Math" w:eastAsiaTheme="minorEastAsia" w:hAnsi="Cambria Math" w:cs="Times New Roman"/>
+                <w:sz w:val="28"/>
+                <w:szCs w:val="28"/>
+                <w:lang w:val="en-US"/>
+              </w:rPr>
+              <m:t>D</m:t>
+            </m:r>
+          </m:e>
+          <m:sub>
+            <m:r>
+              <w:rPr>
+                <w:rFonts w:ascii="Cambria Math" w:eastAsiaTheme="minorEastAsia" w:hAnsi="Cambria Math" w:cs="Times New Roman"/>
+                <w:sz w:val="28"/>
+                <w:szCs w:val="28"/>
+              </w:rPr>
+              <m:t>pw</m:t>
+            </m:r>
+          </m:sub>
+        </m:sSub>
+        <m:r>
+          <w:rPr>
+            <w:rFonts w:ascii="Cambria Math" w:eastAsiaTheme="minorEastAsia" w:hAnsi="Cambria Math" w:cs="Times New Roman"/>
+            <w:sz w:val="28"/>
+            <w:szCs w:val="28"/>
+          </w:rPr>
+          <m:t>=</m:t>
+        </m:r>
+        <m:f>
+          <m:fPr>
+            <m:ctrlPr>
+              <w:rPr>
+                <w:rFonts w:ascii="Cambria Math" w:eastAsiaTheme="minorEastAsia" w:hAnsi="Cambria Math" w:cs="Times New Roman"/>
+                <w:i/>
+                <w:sz w:val="28"/>
+                <w:szCs w:val="28"/>
+              </w:rPr>
+            </m:ctrlPr>
+          </m:fPr>
+          <m:num>
+            <m:r>
+              <w:rPr>
+                <w:rFonts w:ascii="Cambria Math" w:eastAsiaTheme="minorEastAsia" w:hAnsi="Cambria Math" w:cs="Times New Roman"/>
+                <w:sz w:val="28"/>
+                <w:szCs w:val="28"/>
+              </w:rPr>
+              <m:t>D+d</m:t>
+            </m:r>
+          </m:num>
+          <m:den>
+            <m:r>
+              <w:rPr>
+                <w:rFonts w:ascii="Cambria Math" w:eastAsiaTheme="minorEastAsia" w:hAnsi="Cambria Math" w:cs="Times New Roman"/>
+                <w:sz w:val="28"/>
+                <w:szCs w:val="28"/>
+              </w:rPr>
+              <m:t>2</m:t>
+            </m:r>
+          </m:den>
+        </m:f>
+        <m:r>
+          <w:rPr>
+            <w:rFonts w:ascii="Cambria Math" w:eastAsiaTheme="minorEastAsia" w:hAnsi="Cambria Math" w:cs="Times New Roman"/>
+            <w:sz w:val="28"/>
+            <w:szCs w:val="28"/>
+          </w:rPr>
+          <m:t>=</m:t>
+        </m:r>
+        <m:f>
+          <m:fPr>
+            <m:ctrlPr>
+              <w:rPr>
+                <w:rFonts w:ascii="Cambria Math" w:eastAsiaTheme="minorEastAsia" w:hAnsi="Cambria Math" w:cs="Times New Roman"/>
+                <w:i/>
+                <w:sz w:val="28"/>
+                <w:szCs w:val="28"/>
+              </w:rPr>
+            </m:ctrlPr>
+          </m:fPr>
+          <m:num>
+            <m:r>
+              <w:rPr>
+                <w:rFonts w:ascii="Cambria Math" w:eastAsiaTheme="minorEastAsia" w:hAnsi="Cambria Math" w:cs="Times New Roman"/>
+                <w:sz w:val="28"/>
+                <w:szCs w:val="28"/>
+              </w:rPr>
+              <m:t>90+50</m:t>
+            </m:r>
+          </m:num>
+          <m:den>
+            <m:r>
+              <w:rPr>
+                <w:rFonts w:ascii="Cambria Math" w:eastAsiaTheme="minorEastAsia" w:hAnsi="Cambria Math" w:cs="Times New Roman"/>
+                <w:sz w:val="28"/>
+                <w:szCs w:val="28"/>
+              </w:rPr>
+              <m:t>2</m:t>
+            </m:r>
+          </m:den>
+        </m:f>
+        <m:r>
+          <w:rPr>
+            <w:rFonts w:ascii="Cambria Math" w:eastAsiaTheme="minorEastAsia" w:hAnsi="Cambria Math" w:cs="Times New Roman"/>
+            <w:sz w:val="28"/>
+            <w:szCs w:val="28"/>
+          </w:rPr>
+          <m:t>=70 мм</m:t>
+        </m:r>
+      </m:oMath>
+    </w:p>
+    <w:p>
+      <w:pPr>
+        <w:rPr>
+          <w:rFonts w:ascii="Times New Roman" w:eastAsiaTheme="minorEastAsia" w:hAnsi="Times New Roman" w:cs="Times New Roman"/>
+          <w:sz w:val="28"/>
+          <w:szCs w:val="28"/>
+        </w:rPr>
+      </w:pPr>
+      <w:r>
+        <w:rPr>
+          <w:rFonts w:ascii="Times New Roman" w:eastAsiaTheme="minorEastAsia" w:hAnsi="Times New Roman" w:cs="Times New Roman"/>
+          <w:sz w:val="28"/>
+          <w:szCs w:val="28"/>
+        </w:rPr>
+        <w:t xml:space="preserve">Номинальная кинематическая вязкость масла (при </w:t>
+      </w:r>
+      <w:r>
+        <w:rPr>
+          <w:rFonts w:ascii="Times New Roman" w:eastAsiaTheme="minorEastAsia" w:hAnsi="Times New Roman" w:cs="Times New Roman"/>
+          <w:sz w:val="28"/>
+          <w:szCs w:val="28"/>
+          <w:lang w:val="en-US"/>
+        </w:rPr>
+        <w:t>n</w:t>
+      </w:r>
+      <w:r>
+        <w:rPr>
+          <w:rFonts w:ascii="Times New Roman" w:eastAsiaTheme="minorEastAsia" w:hAnsi="Times New Roman" w:cs="Times New Roman"/>
+          <w:sz w:val="28"/>
+          <w:szCs w:val="28"/>
+        </w:rPr>
+        <w:t xml:space="preserve"> &lt;</w:t>
+      </w:r>
+      <w:r>
+        <w:rPr>
+          <w:rFonts w:ascii="Times New Roman" w:eastAsiaTheme="minorEastAsia" w:hAnsi="Times New Roman" w:cs="Times New Roman"/>
+          <w:sz w:val="28"/>
+          <w:szCs w:val="28"/>
+        </w:rPr>
+        <w:t xml:space="preserve"> </w:t>
+      </w:r>
+      <w:r>
+        <w:rPr>
+          <w:rFonts w:ascii="Times New Roman" w:eastAsiaTheme="minorEastAsia" w:hAnsi="Times New Roman" w:cs="Times New Roman"/>
+          <w:sz w:val="28"/>
+          <w:szCs w:val="28"/>
+        </w:rPr>
+        <w:t xml:space="preserve">1000 </w:t>
+      </w:r>
+      <w:r>
+        <w:rPr>
+          <w:rFonts w:ascii="Times New Roman" w:eastAsiaTheme="minorEastAsia" w:hAnsi="Times New Roman" w:cs="Times New Roman"/>
+          <w:sz w:val="28"/>
+          <w:szCs w:val="28"/>
+        </w:rPr>
+        <w:t>об/мин):</w:t>
+      </w:r>
+    </w:p>
+    <w:p>
+      <w:pPr>
+        <w:rPr>
+          <w:rFonts w:ascii="Times New Roman" w:eastAsiaTheme="minorEastAsia" w:hAnsi="Times New Roman" w:cs="Times New Roman"/>
+          <w:i/>
+          <w:sz w:val="28"/>
+          <w:szCs w:val="28"/>
+        </w:rPr>
+      </w:pPr>
+      <m:oMathPara>
+        <m:oMathParaPr>
+          <m:jc m:val="left"/>
+        </m:oMathParaPr>
+        <m:oMath>
+          <m:sSub>
+            <m:sSubPr>
+              <m:ctrlPr>
+                <w:rPr>
+                  <w:rFonts w:ascii="Cambria Math" w:eastAsiaTheme="minorEastAsia" w:hAnsi="Cambria Math" w:cs="Times New Roman"/>
+                  <w:i/>
+                  <w:sz w:val="28"/>
+                  <w:szCs w:val="28"/>
+                </w:rPr>
+              </m:ctrlPr>
+            </m:sSubPr>
+            <m:e>
+              <m:r>
+                <w:rPr>
+                  <w:rFonts w:ascii="Cambria Math" w:eastAsiaTheme="minorEastAsia" w:hAnsi="Cambria Math" w:cs="Times New Roman"/>
+                  <w:sz w:val="28"/>
+                  <w:szCs w:val="28"/>
+                  <w:lang w:val="en-US"/>
+                </w:rPr>
+                <m:t>ϑ</m:t>
+              </m:r>
+            </m:e>
+            <m:sub>
+              <m:r>
+                <w:rPr>
+                  <w:rFonts w:ascii="Cambria Math" w:eastAsiaTheme="minorEastAsia" w:hAnsi="Cambria Math" w:cs="Times New Roman"/>
+                  <w:sz w:val="28"/>
+                  <w:szCs w:val="28"/>
+                </w:rPr>
+                <m:t>1</m:t>
+              </m:r>
+            </m:sub>
+          </m:sSub>
+          <m:r>
+            <w:rPr>
+              <w:rFonts w:ascii="Cambria Math" w:eastAsiaTheme="minorEastAsia" w:hAnsi="Cambria Math" w:cs="Times New Roman"/>
+              <w:sz w:val="28"/>
+              <w:szCs w:val="28"/>
+            </w:rPr>
+            <m:t>=</m:t>
+          </m:r>
+          <m:r>
+            <w:rPr>
+              <w:rFonts w:ascii="Cambria Math" w:eastAsiaTheme="minorEastAsia" w:hAnsi="Cambria Math" w:cs="Times New Roman"/>
+              <w:sz w:val="28"/>
+              <w:szCs w:val="28"/>
+            </w:rPr>
+            <m:t>45000*</m:t>
+          </m:r>
+          <m:sSup>
+            <m:sSupPr>
+              <m:ctrlPr>
+                <w:rPr>
+                  <w:rFonts w:ascii="Cambria Math" w:eastAsiaTheme="minorEastAsia" w:hAnsi="Cambria Math" w:cs="Times New Roman"/>
+                  <w:i/>
+                  <w:sz w:val="28"/>
+                  <w:szCs w:val="28"/>
+                  <w:lang w:val="en-US"/>
+                </w:rPr>
+              </m:ctrlPr>
+            </m:sSupPr>
+            <m:e>
+              <m:r>
+                <w:rPr>
+                  <w:rFonts w:ascii="Cambria Math" w:eastAsiaTheme="minorEastAsia" w:hAnsi="Cambria Math" w:cs="Times New Roman"/>
+                  <w:sz w:val="28"/>
+                  <w:szCs w:val="28"/>
+                  <w:lang w:val="en-US"/>
+                </w:rPr>
+                <m:t>n</m:t>
+              </m:r>
+            </m:e>
+            <m:sup>
+              <m:r>
+                <w:rPr>
+                  <w:rFonts w:ascii="Cambria Math" w:eastAsiaTheme="minorEastAsia" w:hAnsi="Cambria Math" w:cs="Times New Roman"/>
+                  <w:sz w:val="28"/>
+                  <w:szCs w:val="28"/>
+                  <w:lang w:val="en-US"/>
+                </w:rPr>
+                <m:t>-0.83</m:t>
+              </m:r>
+            </m:sup>
+          </m:sSup>
+          <m:r>
+            <w:rPr>
+              <w:rFonts w:ascii="Cambria Math" w:eastAsiaTheme="minorEastAsia" w:hAnsi="Cambria Math" w:cs="Times New Roman"/>
+              <w:sz w:val="28"/>
+              <w:szCs w:val="28"/>
+            </w:rPr>
+            <m:t>*</m:t>
+          </m:r>
+          <m:sSup>
+            <m:sSupPr>
+              <m:ctrlPr>
+                <w:rPr>
+                  <w:rFonts w:ascii="Cambria Math" w:eastAsiaTheme="minorEastAsia" w:hAnsi="Cambria Math" w:cs="Times New Roman"/>
+                  <w:i/>
+                  <w:sz w:val="28"/>
+                  <w:szCs w:val="28"/>
+                </w:rPr>
+              </m:ctrlPr>
+            </m:sSupPr>
+            <m:e>
+              <m:sSub>
+                <m:sSubPr>
+                  <m:ctrlPr>
+                    <w:rPr>
+                      <w:rFonts w:ascii="Cambria Math" w:eastAsiaTheme="minorEastAsia" w:hAnsi="Cambria Math" w:cs="Times New Roman"/>
+                      <w:i/>
+                      <w:sz w:val="28"/>
+                      <w:szCs w:val="28"/>
+                    </w:rPr>
+                  </m:ctrlPr>
+                </m:sSubPr>
+                <m:e>
+                  <m:r>
+                    <w:rPr>
+                      <w:rFonts w:ascii="Cambria Math" w:eastAsiaTheme="minorEastAsia" w:hAnsi="Cambria Math" w:cs="Times New Roman"/>
+                      <w:sz w:val="28"/>
+                      <w:szCs w:val="28"/>
+                      <w:lang w:val="en-US"/>
+                    </w:rPr>
+                    <m:t>D</m:t>
+                  </m:r>
+                </m:e>
+                <m:sub>
+                  <m:r>
+                    <w:rPr>
+                      <w:rFonts w:ascii="Cambria Math" w:eastAsiaTheme="minorEastAsia" w:hAnsi="Cambria Math" w:cs="Times New Roman"/>
+                      <w:sz w:val="28"/>
+                      <w:szCs w:val="28"/>
+                    </w:rPr>
+                    <m:t>pw</m:t>
+                  </m:r>
+                </m:sub>
+              </m:sSub>
+            </m:e>
+            <m:sup>
+              <m:r>
+                <w:rPr>
+                  <w:rFonts w:ascii="Cambria Math" w:eastAsiaTheme="minorEastAsia" w:hAnsi="Cambria Math" w:cs="Times New Roman"/>
+                  <w:sz w:val="28"/>
+                  <w:szCs w:val="28"/>
+                </w:rPr>
+                <m:t>-0.5</m:t>
+              </m:r>
+            </m:sup>
+          </m:sSup>
+          <m:r>
+            <w:rPr>
+              <w:rFonts w:ascii="Cambria Math" w:eastAsiaTheme="minorEastAsia" w:hAnsi="Cambria Math" w:cs="Times New Roman"/>
+              <w:sz w:val="28"/>
+              <w:szCs w:val="28"/>
+            </w:rPr>
+            <m:t>=</m:t>
+          </m:r>
+          <m:r>
+            <w:rPr>
+              <w:rFonts w:ascii="Cambria Math" w:eastAsiaTheme="minorEastAsia" w:hAnsi="Cambria Math" w:cs="Times New Roman"/>
+              <w:sz w:val="28"/>
+              <w:szCs w:val="28"/>
+            </w:rPr>
+            <m:t>45000*</m:t>
+          </m:r>
+          <m:sSup>
+            <m:sSupPr>
+              <m:ctrlPr>
+                <w:rPr>
+                  <w:rFonts w:ascii="Cambria Math" w:eastAsiaTheme="minorEastAsia" w:hAnsi="Cambria Math" w:cs="Times New Roman"/>
+                  <w:i/>
+                  <w:sz w:val="28"/>
+                  <w:szCs w:val="28"/>
+                  <w:lang w:val="en-US"/>
+                </w:rPr>
+              </m:ctrlPr>
+            </m:sSupPr>
+            <m:e>
+              <m:r>
+                <w:rPr>
+                  <w:rFonts w:ascii="Cambria Math" w:eastAsiaTheme="minorEastAsia" w:hAnsi="Cambria Math" w:cs="Times New Roman"/>
+                  <w:sz w:val="28"/>
+                  <w:szCs w:val="28"/>
+                  <w:lang w:val="en-US"/>
+                </w:rPr>
+                <m:t>191</m:t>
+              </m:r>
+            </m:e>
+            <m:sup>
+              <m:r>
+                <w:rPr>
+                  <w:rFonts w:ascii="Cambria Math" w:eastAsiaTheme="minorEastAsia" w:hAnsi="Cambria Math" w:cs="Times New Roman"/>
+                  <w:sz w:val="28"/>
+                  <w:szCs w:val="28"/>
+                  <w:lang w:val="en-US"/>
+                </w:rPr>
+                <m:t>-0.83</m:t>
+              </m:r>
+            </m:sup>
+          </m:sSup>
+          <m:r>
+            <w:rPr>
+              <w:rFonts w:ascii="Cambria Math" w:eastAsiaTheme="minorEastAsia" w:hAnsi="Cambria Math" w:cs="Times New Roman"/>
+              <w:sz w:val="28"/>
+              <w:szCs w:val="28"/>
+            </w:rPr>
+            <m:t>*</m:t>
+          </m:r>
+          <m:sSup>
+            <m:sSupPr>
+              <m:ctrlPr>
+                <w:rPr>
+                  <w:rFonts w:ascii="Cambria Math" w:eastAsiaTheme="minorEastAsia" w:hAnsi="Cambria Math" w:cs="Times New Roman"/>
+                  <w:i/>
+                  <w:sz w:val="28"/>
+                  <w:szCs w:val="28"/>
+                </w:rPr>
+              </m:ctrlPr>
+            </m:sSupPr>
+            <m:e>
+              <m:r>
+                <w:rPr>
+                  <w:rFonts w:ascii="Cambria Math" w:eastAsiaTheme="minorEastAsia" w:hAnsi="Cambria Math" w:cs="Times New Roman"/>
+                  <w:sz w:val="28"/>
+                  <w:szCs w:val="28"/>
+                </w:rPr>
+                <m:t>70</m:t>
+              </m:r>
+            </m:e>
+            <m:sup>
+              <m:r>
+                <w:rPr>
+                  <w:rFonts w:ascii="Cambria Math" w:eastAsiaTheme="minorEastAsia" w:hAnsi="Cambria Math" w:cs="Times New Roman"/>
+                  <w:sz w:val="28"/>
+                  <w:szCs w:val="28"/>
+                </w:rPr>
+                <m:t>-0.5</m:t>
+              </m:r>
+            </m:sup>
+          </m:sSup>
+          <m:r>
+            <w:rPr>
+              <w:rFonts w:ascii="Cambria Math" w:eastAsiaTheme="minorEastAsia" w:hAnsi="Cambria Math" w:cs="Times New Roman"/>
+              <w:sz w:val="28"/>
+              <w:szCs w:val="28"/>
+            </w:rPr>
+            <m:t>=</m:t>
+          </m:r>
+          <m:r>
+            <w:rPr>
+              <w:rFonts w:ascii="Cambria Math" w:eastAsiaTheme="minorEastAsia" w:hAnsi="Cambria Math" w:cs="Times New Roman"/>
+              <w:sz w:val="28"/>
+              <w:szCs w:val="28"/>
+            </w:rPr>
+            <m:t xml:space="preserve">68.7 </m:t>
+          </m:r>
+          <m:sSup>
+            <m:sSupPr>
+              <m:ctrlPr>
+                <w:rPr>
+                  <w:rFonts w:ascii="Cambria Math" w:eastAsiaTheme="minorEastAsia" w:hAnsi="Cambria Math" w:cs="Times New Roman"/>
+                  <w:i/>
+                  <w:sz w:val="28"/>
+                  <w:szCs w:val="28"/>
+                </w:rPr>
+              </m:ctrlPr>
+            </m:sSupPr>
+            <m:e>
+              <m:r>
+                <w:rPr>
+                  <w:rFonts w:ascii="Cambria Math" w:eastAsiaTheme="minorEastAsia" w:hAnsi="Cambria Math" w:cs="Times New Roman"/>
+                  <w:sz w:val="28"/>
+                  <w:szCs w:val="28"/>
+                </w:rPr>
+                <m:t>мм</m:t>
+              </m:r>
+            </m:e>
+            <m:sup>
+              <m:r>
+                <w:rPr>
+                  <w:rFonts w:ascii="Cambria Math" w:eastAsiaTheme="minorEastAsia" w:hAnsi="Cambria Math" w:cs="Times New Roman"/>
+                  <w:sz w:val="28"/>
+                  <w:szCs w:val="28"/>
+                </w:rPr>
+                <m:t>2</m:t>
+              </m:r>
+            </m:sup>
+          </m:sSup>
+          <m:r>
+            <w:rPr>
+              <w:rFonts w:ascii="Cambria Math" w:eastAsiaTheme="minorEastAsia" w:hAnsi="Cambria Math" w:cs="Times New Roman"/>
+              <w:sz w:val="28"/>
+              <w:szCs w:val="28"/>
+            </w:rPr>
+            <m:t>/с</m:t>
+          </m:r>
+        </m:oMath>
+      </m:oMathPara>
+    </w:p>
+    <w:p>
+      <w:pPr>
+        <w:rPr>
+          <w:rFonts w:ascii="Times New Roman" w:eastAsiaTheme="minorEastAsia" w:hAnsi="Times New Roman" w:cs="Times New Roman"/>
+          <w:i/>
+          <w:sz w:val="28"/>
+          <w:szCs w:val="28"/>
+          <w:lang w:val="en-US"/>
+        </w:rPr>
+      </w:pPr>
+      <w:r>
+        <w:rPr>
+          <w:rFonts w:ascii="Times New Roman" w:eastAsiaTheme="minorEastAsia" w:hAnsi="Times New Roman" w:cs="Times New Roman"/>
+          <w:sz w:val="28"/>
+          <w:szCs w:val="28"/>
+        </w:rPr>
+        <w:t xml:space="preserve">Относительная вязкость: </w:t>
+      </w:r>
+      <m:oMath>
+        <m:r>
+          <w:rPr>
+            <w:rFonts w:ascii="Cambria Math" w:eastAsiaTheme="minorEastAsia" w:hAnsi="Cambria Math" w:cs="Times New Roman"/>
+            <w:sz w:val="28"/>
+            <w:szCs w:val="28"/>
+          </w:rPr>
+          <m:t>k=</m:t>
+        </m:r>
+        <m:f>
+          <m:fPr>
+            <m:ctrlPr>
+              <w:rPr>
+                <w:rFonts w:ascii="Cambria Math" w:eastAsiaTheme="minorEastAsia" w:hAnsi="Cambria Math" w:cs="Times New Roman"/>
+                <w:i/>
+                <w:sz w:val="28"/>
+                <w:szCs w:val="28"/>
+              </w:rPr>
+            </m:ctrlPr>
+          </m:fPr>
+          <m:num>
+            <m:r>
+              <w:rPr>
+                <w:rFonts w:ascii="Cambria Math" w:eastAsiaTheme="minorEastAsia" w:hAnsi="Cambria Math" w:cs="Times New Roman"/>
+                <w:sz w:val="28"/>
+                <w:szCs w:val="28"/>
+                <w:lang w:val="en-US"/>
+              </w:rPr>
+              <m:t>ϑ</m:t>
+            </m:r>
+            <m:ctrlPr>
+              <w:rPr>
+                <w:rFonts w:ascii="Cambria Math" w:eastAsiaTheme="minorEastAsia" w:hAnsi="Cambria Math" w:cs="Times New Roman"/>
+                <w:i/>
+                <w:sz w:val="28"/>
+                <w:szCs w:val="28"/>
+                <w:lang w:val="en-US"/>
+              </w:rPr>
+            </m:ctrlPr>
+          </m:num>
+          <m:den>
+            <m:sSub>
+              <m:sSubPr>
+                <m:ctrlPr>
+                  <w:rPr>
+                    <w:rFonts w:ascii="Cambria Math" w:eastAsiaTheme="minorEastAsia" w:hAnsi="Cambria Math" w:cs="Times New Roman"/>
+                    <w:i/>
+                    <w:sz w:val="28"/>
+                    <w:szCs w:val="28"/>
+                  </w:rPr>
+                </m:ctrlPr>
+              </m:sSubPr>
+              <m:e>
+                <m:r>
+                  <w:rPr>
+                    <w:rFonts w:ascii="Cambria Math" w:eastAsiaTheme="minorEastAsia" w:hAnsi="Cambria Math" w:cs="Times New Roman"/>
+                    <w:sz w:val="28"/>
+                    <w:szCs w:val="28"/>
+                    <w:lang w:val="en-US"/>
+                  </w:rPr>
+                  <m:t>ϑ</m:t>
+                </m:r>
+              </m:e>
+              <m:sub>
+                <m:r>
+                  <w:rPr>
+                    <w:rFonts w:ascii="Cambria Math" w:eastAsiaTheme="minorEastAsia" w:hAnsi="Cambria Math" w:cs="Times New Roman"/>
+                    <w:sz w:val="28"/>
+                    <w:szCs w:val="28"/>
+                  </w:rPr>
+                  <m:t>1</m:t>
+                </m:r>
+              </m:sub>
+            </m:sSub>
+          </m:den>
+        </m:f>
+        <m:r>
+          <w:rPr>
+            <w:rFonts w:ascii="Cambria Math" w:eastAsiaTheme="minorEastAsia" w:hAnsi="Cambria Math" w:cs="Times New Roman"/>
+            <w:sz w:val="28"/>
+            <w:szCs w:val="28"/>
+          </w:rPr>
+          <m:t>=</m:t>
+        </m:r>
+        <m:f>
+          <m:fPr>
+            <m:ctrlPr>
+              <w:rPr>
+                <w:rFonts w:ascii="Cambria Math" w:eastAsiaTheme="minorEastAsia" w:hAnsi="Cambria Math" w:cs="Times New Roman"/>
+                <w:i/>
+                <w:sz w:val="28"/>
+                <w:szCs w:val="28"/>
+              </w:rPr>
+            </m:ctrlPr>
+          </m:fPr>
+          <m:num>
+            <m:r>
+              <w:rPr>
+                <w:rFonts w:ascii="Cambria Math" w:eastAsiaTheme="minorEastAsia" w:hAnsi="Cambria Math" w:cs="Times New Roman"/>
+                <w:sz w:val="28"/>
+                <w:szCs w:val="28"/>
+              </w:rPr>
+              <m:t>22</m:t>
+            </m:r>
+          </m:num>
+          <m:den>
+            <m:r>
+              <w:rPr>
+                <w:rFonts w:ascii="Cambria Math" w:eastAsiaTheme="minorEastAsia" w:hAnsi="Cambria Math" w:cs="Times New Roman"/>
+                <w:sz w:val="28"/>
+                <w:szCs w:val="28"/>
+              </w:rPr>
+              <m:t>68.7</m:t>
+            </m:r>
+          </m:den>
+        </m:f>
+        <m:r>
+          <w:rPr>
+            <w:rFonts w:ascii="Cambria Math" w:eastAsiaTheme="minorEastAsia" w:hAnsi="Cambria Math" w:cs="Times New Roman"/>
+            <w:sz w:val="28"/>
+            <w:szCs w:val="28"/>
+          </w:rPr>
+          <m:t xml:space="preserve">=0.32-входит в </m:t>
+        </m:r>
+        <m:d>
+          <m:dPr>
+            <m:begChr m:val="["/>
+            <m:endChr m:val="]"/>
+            <m:ctrlPr>
+              <w:rPr>
+                <w:rFonts w:ascii="Cambria Math" w:eastAsiaTheme="minorEastAsia" w:hAnsi="Cambria Math" w:cs="Times New Roman"/>
+                <w:i/>
+                <w:sz w:val="28"/>
+                <w:szCs w:val="28"/>
+                <w:lang w:val="en-US"/>
+              </w:rPr>
+            </m:ctrlPr>
+          </m:dPr>
+          <m:e>
+            <m:r>
+              <w:rPr>
+                <w:rFonts w:ascii="Cambria Math" w:eastAsiaTheme="minorEastAsia" w:hAnsi="Cambria Math" w:cs="Times New Roman"/>
+                <w:sz w:val="28"/>
+                <w:szCs w:val="28"/>
+                <w:lang w:val="en-US"/>
+              </w:rPr>
+              <m:t>0.1, 4</m:t>
+            </m:r>
+          </m:e>
+        </m:d>
+      </m:oMath>
+    </w:p>
+    <w:p>
+      <w:pPr>
+        <w:rPr>
+          <w:rFonts w:ascii="Times New Roman" w:eastAsiaTheme="minorEastAsia" w:hAnsi="Times New Roman" w:cs="Times New Roman"/>
+          <w:sz w:val="28"/>
+          <w:szCs w:val="28"/>
+        </w:rPr>
+      </w:pPr>
+      <w:r>
+        <w:rPr>
+          <w:rFonts w:ascii="Times New Roman" w:eastAsiaTheme="minorEastAsia" w:hAnsi="Times New Roman" w:cs="Times New Roman"/>
+          <w:sz w:val="28"/>
+          <w:szCs w:val="28"/>
+        </w:rPr>
+        <w:t>Коэффициент загрязнения масла</w:t>
+      </w:r>
+      <w:r>
+        <w:rPr>
+          <w:rFonts w:ascii="Times New Roman" w:eastAsiaTheme="minorEastAsia" w:hAnsi="Times New Roman" w:cs="Times New Roman"/>
+          <w:sz w:val="28"/>
+          <w:szCs w:val="28"/>
+        </w:rPr>
+        <w:t xml:space="preserve"> (</w:t>
+      </w:r>
+      <w:r>
+        <w:rPr>
+          <w:rFonts w:ascii="Times New Roman" w:eastAsiaTheme="minorEastAsia" w:hAnsi="Times New Roman" w:cs="Times New Roman"/>
+          <w:sz w:val="28"/>
+          <w:szCs w:val="28"/>
+        </w:rPr>
+        <w:t>для лёгкого загрязнения</w:t>
+      </w:r>
+      <w:r>
+        <w:rPr>
+          <w:rFonts w:ascii="Times New Roman" w:eastAsiaTheme="minorEastAsia" w:hAnsi="Times New Roman" w:cs="Times New Roman"/>
+          <w:sz w:val="28"/>
+          <w:szCs w:val="28"/>
+        </w:rPr>
+        <w:t>)</w:t>
+      </w:r>
+      <w:r>
+        <w:rPr>
+          <w:rFonts w:ascii="Times New Roman" w:eastAsiaTheme="minorEastAsia" w:hAnsi="Times New Roman" w:cs="Times New Roman"/>
+          <w:sz w:val="28"/>
+          <w:szCs w:val="28"/>
+        </w:rPr>
+        <w:t xml:space="preserve">: </w:t>
+      </w:r>
+      <m:oMath>
+        <m:sSub>
+          <m:sSubPr>
+            <m:ctrlPr>
+              <w:rPr>
+                <w:rFonts w:ascii="Cambria Math" w:eastAsiaTheme="minorEastAsia" w:hAnsi="Cambria Math" w:cs="Times New Roman"/>
+                <w:i/>
+                <w:sz w:val="28"/>
+                <w:szCs w:val="28"/>
+              </w:rPr>
+            </m:ctrlPr>
+          </m:sSubPr>
+          <m:e>
+            <m:r>
+              <w:rPr>
+                <w:rFonts w:ascii="Cambria Math" w:eastAsiaTheme="minorEastAsia" w:hAnsi="Cambria Math" w:cs="Times New Roman"/>
+                <w:sz w:val="28"/>
+                <w:szCs w:val="28"/>
+                <w:lang w:val="en-US"/>
+              </w:rPr>
+              <m:t>e</m:t>
+            </m:r>
+          </m:e>
+          <m:sub>
+            <m:r>
+              <w:rPr>
+                <w:rFonts w:ascii="Cambria Math" w:eastAsiaTheme="minorEastAsia" w:hAnsi="Cambria Math" w:cs="Times New Roman"/>
+                <w:sz w:val="28"/>
+                <w:szCs w:val="28"/>
+              </w:rPr>
+              <m:t>c</m:t>
+            </m:r>
+          </m:sub>
+        </m:sSub>
+        <m:r>
+          <w:rPr>
+            <w:rFonts w:ascii="Cambria Math" w:eastAsiaTheme="minorEastAsia" w:hAnsi="Cambria Math" w:cs="Times New Roman"/>
+            <w:sz w:val="28"/>
+            <w:szCs w:val="28"/>
+          </w:rPr>
+          <m:t>=0.4</m:t>
+        </m:r>
+      </m:oMath>
+    </w:p>
+    <w:p>
+      <w:pPr>
+        <w:rPr>
+          <w:rFonts w:ascii="Times New Roman" w:eastAsiaTheme="minorEastAsia" w:hAnsi="Times New Roman" w:cs="Times New Roman"/>
+          <w:sz w:val="28"/>
+          <w:szCs w:val="28"/>
+          <w:lang w:val="en-US"/>
+        </w:rPr>
+      </w:pPr>
+      <w:r>
+        <w:rPr>
+          <w:rFonts w:ascii="Times New Roman" w:eastAsiaTheme="minorEastAsia" w:hAnsi="Times New Roman" w:cs="Times New Roman"/>
+          <w:sz w:val="28"/>
+          <w:szCs w:val="28"/>
+        </w:rPr>
+        <w:t xml:space="preserve">Предел усталостной нагрузки: </w:t>
+      </w:r>
+      <m:oMath>
+        <m:sSub>
+          <m:sSubPr>
+            <m:ctrlPr>
+              <w:rPr>
+                <w:rFonts w:ascii="Cambria Math" w:eastAsiaTheme="minorEastAsia" w:hAnsi="Cambria Math" w:cs="Times New Roman"/>
+                <w:i/>
+                <w:sz w:val="28"/>
+                <w:szCs w:val="28"/>
+              </w:rPr>
+            </m:ctrlPr>
+          </m:sSubPr>
+          <m:e>
+            <m:r>
+              <w:rPr>
+                <w:rFonts w:ascii="Cambria Math" w:eastAsiaTheme="minorEastAsia" w:hAnsi="Cambria Math" w:cs="Times New Roman"/>
+                <w:sz w:val="28"/>
+                <w:szCs w:val="28"/>
+                <w:lang w:val="en-US"/>
+              </w:rPr>
+              <m:t>C</m:t>
+            </m:r>
+          </m:e>
+          <m:sub>
+            <m:r>
+              <w:rPr>
+                <w:rFonts w:ascii="Cambria Math" w:eastAsiaTheme="minorEastAsia" w:hAnsi="Cambria Math" w:cs="Times New Roman"/>
+                <w:sz w:val="28"/>
+                <w:szCs w:val="28"/>
+              </w:rPr>
+              <m:t>u</m:t>
+            </m:r>
+          </m:sub>
+        </m:sSub>
+        <m:r>
+          <w:rPr>
+            <w:rFonts w:ascii="Cambria Math" w:eastAsiaTheme="minorEastAsia" w:hAnsi="Cambria Math" w:cs="Times New Roman"/>
+            <w:sz w:val="28"/>
+            <w:szCs w:val="28"/>
+          </w:rPr>
+          <m:t>=</m:t>
+        </m:r>
+        <m:sSub>
+          <m:sSubPr>
+            <m:ctrlPr>
+              <w:rPr>
+                <w:rFonts w:ascii="Cambria Math" w:hAnsi="Cambria Math" w:cs="Times New Roman"/>
+                <w:i/>
+                <w:sz w:val="28"/>
+                <w:szCs w:val="28"/>
+                <w:lang w:val="en-US"/>
+              </w:rPr>
+            </m:ctrlPr>
+          </m:sSubPr>
+          <m:e>
+            <m:r>
+              <w:rPr>
+                <w:rFonts w:ascii="Cambria Math" w:hAnsi="Cambria Math" w:cs="Times New Roman"/>
+                <w:sz w:val="28"/>
+                <w:szCs w:val="28"/>
+                <w:lang w:val="en-US"/>
+              </w:rPr>
+              <m:t>C</m:t>
+            </m:r>
+          </m:e>
+          <m:sub>
+            <m:r>
+              <w:rPr>
+                <w:rFonts w:ascii="Cambria Math" w:hAnsi="Cambria Math" w:cs="Times New Roman"/>
+                <w:sz w:val="28"/>
+                <w:szCs w:val="28"/>
+                <w:lang w:val="en-US"/>
+              </w:rPr>
+              <m:t>0r</m:t>
+            </m:r>
+          </m:sub>
+        </m:sSub>
+        <m:r>
+          <w:rPr>
+            <w:rFonts w:ascii="Cambria Math" w:hAnsi="Cambria Math" w:cs="Times New Roman"/>
+            <w:sz w:val="28"/>
+            <w:szCs w:val="28"/>
+            <w:lang w:val="en-US"/>
+          </w:rPr>
+          <m:t>/22=19800/22=900 Н</m:t>
+        </m:r>
+      </m:oMath>
+    </w:p>
+    <w:p>
+      <w:pPr>
+        <w:rPr>
+          <w:rFonts w:ascii="Times New Roman" w:eastAsiaTheme="minorEastAsia" w:hAnsi="Times New Roman" w:cs="Times New Roman"/>
+          <w:sz w:val="28"/>
+          <w:szCs w:val="28"/>
+        </w:rPr>
+      </w:pPr>
+      <w:r>
+        <w:rPr>
+          <w:rFonts w:ascii="Times New Roman" w:eastAsiaTheme="minorEastAsia" w:hAnsi="Times New Roman" w:cs="Times New Roman"/>
+          <w:sz w:val="28"/>
+          <w:szCs w:val="28"/>
+        </w:rPr>
+        <w:t xml:space="preserve">Для </w:t>
+      </w:r>
+      <m:oMath>
+        <m:r>
+          <w:rPr>
+            <w:rFonts w:ascii="Cambria Math" w:eastAsiaTheme="minorEastAsia" w:hAnsi="Cambria Math" w:cs="Times New Roman"/>
+            <w:sz w:val="28"/>
+            <w:szCs w:val="28"/>
+          </w:rPr>
+          <m:t>0.1≤k≤0.4</m:t>
+        </m:r>
+      </m:oMath>
+    </w:p>
+    <w:p>
+      <w:pPr>
+        <w:rPr>
+          <w:rFonts w:ascii="Times New Roman" w:eastAsiaTheme="minorEastAsia" w:hAnsi="Times New Roman" w:cs="Times New Roman"/>
+          <w:i/>
+          <w:sz w:val="28"/>
+          <w:szCs w:val="28"/>
+          <w:lang w:val="en-US"/>
+        </w:rPr>
+      </w:pPr>
+      <m:oMathPara>
+        <m:oMathParaPr>
+          <m:jc m:val="left"/>
+        </m:oMathParaPr>
+        <m:oMath>
+          <m:r>
+            <w:rPr>
+              <w:rFonts w:ascii="Cambria Math" w:eastAsiaTheme="minorEastAsia" w:hAnsi="Cambria Math" w:cs="Times New Roman"/>
+              <w:sz w:val="28"/>
+              <w:szCs w:val="28"/>
+              <w:lang w:val="en-US"/>
+            </w:rPr>
+            <m:t>a=2.5671, b=2.2649, c=0.054381, r=</m:t>
+          </m:r>
+          <m:f>
+            <m:fPr>
+              <m:ctrlPr>
+                <w:rPr>
+                  <w:rFonts w:ascii="Cambria Math" w:eastAsiaTheme="minorEastAsia" w:hAnsi="Cambria Math" w:cs="Times New Roman"/>
+                  <w:i/>
+                  <w:sz w:val="28"/>
+                  <w:szCs w:val="28"/>
+                  <w:lang w:val="en-US"/>
+                </w:rPr>
+              </m:ctrlPr>
+            </m:fPr>
+            <m:num>
+              <m:r>
+                <w:rPr>
+                  <w:rFonts w:ascii="Cambria Math" w:eastAsiaTheme="minorEastAsia" w:hAnsi="Cambria Math" w:cs="Times New Roman"/>
+                  <w:sz w:val="28"/>
+                  <w:szCs w:val="28"/>
+                  <w:lang w:val="en-US"/>
+                </w:rPr>
+                <m:t>1</m:t>
+              </m:r>
+            </m:num>
+            <m:den>
+              <m:r>
+                <w:rPr>
+                  <w:rFonts w:ascii="Cambria Math" w:eastAsiaTheme="minorEastAsia" w:hAnsi="Cambria Math" w:cs="Times New Roman"/>
+                  <w:sz w:val="28"/>
+                  <w:szCs w:val="28"/>
+                  <w:lang w:val="en-US"/>
+                </w:rPr>
+                <m:t>3</m:t>
+              </m:r>
+            </m:den>
+          </m:f>
+          <m:r>
+            <w:rPr>
+              <w:rFonts w:ascii="Cambria Math" w:eastAsiaTheme="minorEastAsia" w:hAnsi="Cambria Math" w:cs="Times New Roman"/>
+              <w:sz w:val="28"/>
+              <w:szCs w:val="28"/>
+              <w:lang w:val="en-US"/>
+            </w:rPr>
+            <m:t>, f=0.83, s=9.3,g=</m:t>
+          </m:r>
+          <m:r>
+            <w:rPr>
+              <w:rFonts w:ascii="Cambria Math" w:eastAsiaTheme="minorEastAsia" w:hAnsi="Cambria Math" w:cs="Times New Roman"/>
+              <w:sz w:val="28"/>
+              <w:szCs w:val="28"/>
+              <w:lang w:val="en-US"/>
+            </w:rPr>
+            <m:t>1</m:t>
+          </m:r>
+        </m:oMath>
+      </m:oMathPara>
+    </w:p>
+    <w:p>
+      <w:pPr>
+        <w:rPr>
+          <w:rFonts w:ascii="Times New Roman" w:eastAsiaTheme="minorEastAsia" w:hAnsi="Times New Roman" w:cs="Times New Roman"/>
+          <w:i/>
+          <w:sz w:val="28"/>
+          <w:szCs w:val="28"/>
+          <w:lang w:val="en-US"/>
+        </w:rPr>
+      </w:pPr>
+      <m:oMathPara>
+        <m:oMathParaPr>
+          <m:jc m:val="left"/>
+        </m:oMathParaPr>
+        <m:oMath>
+          <m:sSub>
+            <m:sSubPr>
+              <m:ctrlPr>
+                <w:rPr>
+                  <w:rFonts w:ascii="Cambria Math" w:hAnsi="Cambria Math" w:cs="Times New Roman"/>
+                  <w:i/>
+                  <w:sz w:val="28"/>
+                  <w:szCs w:val="28"/>
+                </w:rPr>
+              </m:ctrlPr>
+            </m:sSubPr>
+            <m:e>
+              <m:r>
+                <w:rPr>
+                  <w:rFonts w:ascii="Cambria Math" w:hAnsi="Cambria Math" w:cs="Times New Roman"/>
+                  <w:sz w:val="28"/>
+                  <w:szCs w:val="28"/>
+                </w:rPr>
+                <m:t>α</m:t>
+              </m:r>
+            </m:e>
+            <m:sub>
+              <m:r>
+                <w:rPr>
+                  <w:rFonts w:ascii="Cambria Math" w:hAnsi="Cambria Math" w:cs="Times New Roman"/>
+                  <w:sz w:val="28"/>
+                  <w:szCs w:val="28"/>
+                  <w:lang w:val="en-US"/>
+                </w:rPr>
+                <m:t>iso</m:t>
+              </m:r>
+            </m:sub>
+          </m:sSub>
+          <m:r>
+            <w:rPr>
+              <w:rFonts w:ascii="Cambria Math" w:eastAsiaTheme="minorEastAsia" w:hAnsi="Cambria Math" w:cs="Times New Roman"/>
+              <w:sz w:val="28"/>
+              <w:szCs w:val="28"/>
+            </w:rPr>
+            <m:t>=</m:t>
+          </m:r>
+          <m:r>
+            <w:rPr>
+              <w:rFonts w:ascii="Cambria Math" w:hAnsi="Cambria Math" w:cs="Times New Roman"/>
+              <w:sz w:val="28"/>
+              <w:szCs w:val="28"/>
+              <w:lang w:val="en-US"/>
+            </w:rPr>
+            <m:t>0.1</m:t>
+          </m:r>
+          <m:sSup>
+            <m:sSupPr>
+              <m:ctrlPr>
+                <w:rPr>
+                  <w:rFonts w:ascii="Cambria Math" w:hAnsi="Cambria Math" w:cs="Times New Roman"/>
+                  <w:i/>
+                  <w:sz w:val="28"/>
+                  <w:szCs w:val="28"/>
+                  <w:lang w:val="en-US"/>
+                </w:rPr>
+              </m:ctrlPr>
+            </m:sSupPr>
+            <m:e>
+              <m:d>
+                <m:dPr>
+                  <m:begChr m:val="["/>
+                  <m:endChr m:val="]"/>
+                  <m:ctrlPr>
+                    <w:rPr>
+                      <w:rFonts w:ascii="Cambria Math" w:hAnsi="Cambria Math" w:cs="Times New Roman"/>
+                      <w:i/>
+                      <w:sz w:val="28"/>
+                      <w:szCs w:val="28"/>
+                      <w:lang w:val="en-US"/>
+                    </w:rPr>
+                  </m:ctrlPr>
+                </m:dPr>
+                <m:e>
+                  <m:r>
+                    <w:rPr>
+                      <w:rFonts w:ascii="Cambria Math" w:hAnsi="Cambria Math" w:cs="Times New Roman"/>
+                      <w:sz w:val="28"/>
+                      <w:szCs w:val="28"/>
+                      <w:lang w:val="en-US"/>
+                    </w:rPr>
+                    <m:t>1-</m:t>
+                  </m:r>
+                  <m:sSup>
+                    <m:sSupPr>
+                      <m:ctrlPr>
+                        <w:rPr>
+                          <w:rFonts w:ascii="Cambria Math" w:hAnsi="Cambria Math" w:cs="Times New Roman"/>
+                          <w:i/>
+                          <w:sz w:val="28"/>
+                          <w:szCs w:val="28"/>
+                          <w:lang w:val="en-US"/>
+                        </w:rPr>
+                      </m:ctrlPr>
+                    </m:sSupPr>
+                    <m:e>
+                      <m:d>
+                        <m:dPr>
+                          <m:ctrlPr>
+                            <w:rPr>
+                              <w:rFonts w:ascii="Cambria Math" w:hAnsi="Cambria Math" w:cs="Times New Roman"/>
+                              <w:i/>
+                              <w:sz w:val="28"/>
+                              <w:szCs w:val="28"/>
+                              <w:lang w:val="en-US"/>
+                            </w:rPr>
+                          </m:ctrlPr>
+                        </m:dPr>
+                        <m:e>
+                          <m:r>
+                            <w:rPr>
+                              <w:rFonts w:ascii="Cambria Math" w:hAnsi="Cambria Math" w:cs="Times New Roman"/>
+                              <w:sz w:val="28"/>
+                              <w:szCs w:val="28"/>
+                              <w:lang w:val="en-US"/>
+                            </w:rPr>
+                            <m:t>a-</m:t>
+                          </m:r>
+                          <m:f>
+                            <m:fPr>
+                              <m:ctrlPr>
+                                <w:rPr>
+                                  <w:rFonts w:ascii="Cambria Math" w:hAnsi="Cambria Math" w:cs="Times New Roman"/>
+                                  <w:i/>
+                                  <w:sz w:val="28"/>
+                                  <w:szCs w:val="28"/>
+                                  <w:lang w:val="en-US"/>
+                                </w:rPr>
+                              </m:ctrlPr>
+                            </m:fPr>
+                            <m:num>
+                              <m:r>
+                                <w:rPr>
+                                  <w:rFonts w:ascii="Cambria Math" w:hAnsi="Cambria Math" w:cs="Times New Roman"/>
+                                  <w:sz w:val="28"/>
+                                  <w:szCs w:val="28"/>
+                                  <w:lang w:val="en-US"/>
+                                </w:rPr>
+                                <m:t>b</m:t>
+                              </m:r>
+                            </m:num>
+                            <m:den>
+                              <m:sSup>
+                                <m:sSupPr>
+                                  <m:ctrlPr>
+                                    <w:rPr>
+                                      <w:rFonts w:ascii="Cambria Math" w:hAnsi="Cambria Math" w:cs="Times New Roman"/>
+                                      <w:i/>
+                                      <w:sz w:val="28"/>
+                                      <w:szCs w:val="28"/>
+                                      <w:lang w:val="en-US"/>
+                                    </w:rPr>
+                                  </m:ctrlPr>
+                                </m:sSupPr>
+                                <m:e>
+                                  <m:r>
+                                    <w:rPr>
+                                      <w:rFonts w:ascii="Cambria Math" w:hAnsi="Cambria Math" w:cs="Times New Roman"/>
+                                      <w:sz w:val="28"/>
+                                      <w:szCs w:val="28"/>
+                                      <w:lang w:val="en-US"/>
+                                    </w:rPr>
+                                    <m:t>k</m:t>
+                                  </m:r>
+                                </m:e>
+                                <m:sup>
+                                  <m:r>
+                                    <w:rPr>
+                                      <w:rFonts w:ascii="Cambria Math" w:hAnsi="Cambria Math" w:cs="Times New Roman"/>
+                                      <w:sz w:val="28"/>
+                                      <w:szCs w:val="28"/>
+                                      <w:lang w:val="en-US"/>
+                                    </w:rPr>
+                                    <m:t>c</m:t>
+                                  </m:r>
+                                </m:sup>
+                              </m:sSup>
+                            </m:den>
+                          </m:f>
+                        </m:e>
+                      </m:d>
+                    </m:e>
+                    <m:sup>
+                      <m:r>
+                        <w:rPr>
+                          <w:rFonts w:ascii="Cambria Math" w:hAnsi="Cambria Math" w:cs="Times New Roman"/>
+                          <w:sz w:val="28"/>
+                          <w:szCs w:val="28"/>
+                          <w:lang w:val="en-US"/>
+                        </w:rPr>
+                        <m:t>f</m:t>
+                      </m:r>
+                    </m:sup>
+                  </m:sSup>
+                  <m:sSup>
+                    <m:sSupPr>
+                      <m:ctrlPr>
+                        <w:rPr>
+                          <w:rFonts w:ascii="Cambria Math" w:hAnsi="Cambria Math" w:cs="Times New Roman"/>
+                          <w:i/>
+                          <w:sz w:val="28"/>
+                          <w:szCs w:val="28"/>
+                          <w:lang w:val="en-US"/>
+                        </w:rPr>
+                      </m:ctrlPr>
+                    </m:sSupPr>
+                    <m:e>
+                      <m:d>
+                        <m:dPr>
+                          <m:ctrlPr>
+                            <w:rPr>
+                              <w:rFonts w:ascii="Cambria Math" w:hAnsi="Cambria Math" w:cs="Times New Roman"/>
+                              <w:i/>
+                              <w:sz w:val="28"/>
+                              <w:szCs w:val="28"/>
+                              <w:lang w:val="en-US"/>
+                            </w:rPr>
+                          </m:ctrlPr>
+                        </m:dPr>
+                        <m:e>
+                          <m:f>
+                            <m:fPr>
+                              <m:ctrlPr>
+                                <w:rPr>
+                                  <w:rFonts w:ascii="Cambria Math" w:hAnsi="Cambria Math" w:cs="Times New Roman"/>
+                                  <w:i/>
+                                  <w:sz w:val="28"/>
+                                  <w:szCs w:val="28"/>
+                                  <w:lang w:val="en-US"/>
+                                </w:rPr>
+                              </m:ctrlPr>
+                            </m:fPr>
+                            <m:num>
+                              <m:sSub>
+                                <m:sSubPr>
+                                  <m:ctrlPr>
+                                    <w:rPr>
+                                      <w:rFonts w:ascii="Cambria Math" w:hAnsi="Cambria Math" w:cs="Times New Roman"/>
+                                      <w:i/>
+                                      <w:sz w:val="28"/>
+                                      <w:szCs w:val="28"/>
+                                      <w:lang w:val="en-US"/>
+                                    </w:rPr>
+                                  </m:ctrlPr>
+                                </m:sSubPr>
+                                <m:e>
+                                  <m:r>
+                                    <w:rPr>
+                                      <w:rFonts w:ascii="Cambria Math" w:hAnsi="Cambria Math" w:cs="Times New Roman"/>
+                                      <w:sz w:val="28"/>
+                                      <w:szCs w:val="28"/>
+                                      <w:lang w:val="en-US"/>
+                                    </w:rPr>
+                                    <m:t>e</m:t>
+                                  </m:r>
+                                </m:e>
+                                <m:sub>
+                                  <m:r>
+                                    <w:rPr>
+                                      <w:rFonts w:ascii="Cambria Math" w:hAnsi="Cambria Math" w:cs="Times New Roman"/>
+                                      <w:sz w:val="28"/>
+                                      <w:szCs w:val="28"/>
+                                      <w:lang w:val="en-US"/>
+                                    </w:rPr>
+                                    <m:t>c</m:t>
+                                  </m:r>
+                                </m:sub>
+                              </m:sSub>
+                              <m:sSub>
+                                <m:sSubPr>
+                                  <m:ctrlPr>
+                                    <w:rPr>
+                                      <w:rFonts w:ascii="Cambria Math" w:eastAsiaTheme="minorEastAsia" w:hAnsi="Cambria Math" w:cs="Times New Roman"/>
+                                      <w:i/>
+                                      <w:sz w:val="28"/>
+                                      <w:szCs w:val="28"/>
+                                    </w:rPr>
+                                  </m:ctrlPr>
+                                </m:sSubPr>
+                                <m:e>
+                                  <m:r>
+                                    <w:rPr>
+                                      <w:rFonts w:ascii="Cambria Math" w:eastAsiaTheme="minorEastAsia" w:hAnsi="Cambria Math" w:cs="Times New Roman"/>
+                                      <w:sz w:val="28"/>
+                                      <w:szCs w:val="28"/>
+                                      <w:lang w:val="en-US"/>
+                                    </w:rPr>
+                                    <m:t>C</m:t>
+                                  </m:r>
+                                </m:e>
+                                <m:sub>
+                                  <m:r>
+                                    <w:rPr>
+                                      <w:rFonts w:ascii="Cambria Math" w:eastAsiaTheme="minorEastAsia" w:hAnsi="Cambria Math" w:cs="Times New Roman"/>
+                                      <w:sz w:val="28"/>
+                                      <w:szCs w:val="28"/>
+                                    </w:rPr>
+                                    <m:t>u</m:t>
+                                  </m:r>
+                                </m:sub>
+                              </m:sSub>
+                            </m:num>
+                            <m:den>
+                              <m:r>
+                                <w:rPr>
+                                  <w:rFonts w:ascii="Cambria Math" w:hAnsi="Cambria Math" w:cs="Times New Roman"/>
+                                  <w:sz w:val="28"/>
+                                  <w:szCs w:val="28"/>
+                                  <w:lang w:val="en-US"/>
+                                </w:rPr>
+                                <m:t>gP</m:t>
+                              </m:r>
+                            </m:den>
+                          </m:f>
+                        </m:e>
+                      </m:d>
+                    </m:e>
+                    <m:sup>
+                      <m:r>
+                        <w:rPr>
+                          <w:rFonts w:ascii="Cambria Math" w:hAnsi="Cambria Math" w:cs="Times New Roman"/>
+                          <w:sz w:val="28"/>
+                          <w:szCs w:val="28"/>
+                          <w:lang w:val="en-US"/>
+                        </w:rPr>
+                        <m:t>r</m:t>
+                      </m:r>
+                    </m:sup>
+                  </m:sSup>
+                </m:e>
+              </m:d>
+            </m:e>
+            <m:sup>
+              <m:r>
+                <w:rPr>
+                  <w:rFonts w:ascii="Cambria Math" w:hAnsi="Cambria Math" w:cs="Times New Roman"/>
+                  <w:sz w:val="28"/>
+                  <w:szCs w:val="28"/>
+                  <w:lang w:val="en-US"/>
+                </w:rPr>
+                <m:t>-s</m:t>
+              </m:r>
+            </m:sup>
+          </m:sSup>
+        </m:oMath>
+      </m:oMathPara>
+    </w:p>
+    <w:p>
+      <w:pPr>
+        <w:rPr>
+          <w:rFonts w:ascii="Times New Roman" w:eastAsiaTheme="minorEastAsia" w:hAnsi="Times New Roman" w:cs="Times New Roman"/>
+          <w:sz w:val="28"/>
+          <w:szCs w:val="28"/>
+          <w:lang w:val="en-US"/>
+        </w:rPr>
+      </w:pPr>
+      <m:oMathPara>
+        <m:oMathParaPr>
+          <m:jc m:val="left"/>
+        </m:oMathParaPr>
+        <m:oMath>
+          <m:sSub>
+            <m:sSubPr>
+              <m:ctrlPr>
+                <w:rPr>
+                  <w:rFonts w:ascii="Cambria Math" w:hAnsi="Cambria Math" w:cs="Times New Roman"/>
+                  <w:i/>
+                  <w:sz w:val="28"/>
+                  <w:szCs w:val="28"/>
+                </w:rPr>
+              </m:ctrlPr>
+            </m:sSubPr>
+            <m:e>
+              <m:r>
+                <w:rPr>
+                  <w:rFonts w:ascii="Cambria Math" w:hAnsi="Cambria Math" w:cs="Times New Roman"/>
+                  <w:sz w:val="28"/>
+                  <w:szCs w:val="28"/>
+                </w:rPr>
+                <m:t>α</m:t>
+              </m:r>
+            </m:e>
+            <m:sub>
+              <m:r>
+                <w:rPr>
+                  <w:rFonts w:ascii="Cambria Math" w:hAnsi="Cambria Math" w:cs="Times New Roman"/>
+                  <w:sz w:val="28"/>
+                  <w:szCs w:val="28"/>
+                  <w:lang w:val="en-US"/>
+                </w:rPr>
+                <m:t>iso</m:t>
+              </m:r>
+            </m:sub>
+          </m:sSub>
+          <m:r>
+            <w:rPr>
+              <w:rFonts w:ascii="Cambria Math" w:eastAsiaTheme="minorEastAsia" w:hAnsi="Cambria Math" w:cs="Times New Roman"/>
+              <w:sz w:val="28"/>
+              <w:szCs w:val="28"/>
+              <w:lang w:val="en-US"/>
+            </w:rPr>
+            <m:t>=</m:t>
+          </m:r>
+          <m:r>
+            <w:rPr>
+              <w:rFonts w:ascii="Cambria Math" w:hAnsi="Cambria Math" w:cs="Times New Roman"/>
+              <w:sz w:val="28"/>
+              <w:szCs w:val="28"/>
+              <w:lang w:val="en-US"/>
+            </w:rPr>
+            <m:t>0.1</m:t>
+          </m:r>
+          <m:sSup>
+            <m:sSupPr>
+              <m:ctrlPr>
+                <w:rPr>
+                  <w:rFonts w:ascii="Cambria Math" w:hAnsi="Cambria Math" w:cs="Times New Roman"/>
+                  <w:i/>
+                  <w:sz w:val="28"/>
+                  <w:szCs w:val="28"/>
+                  <w:lang w:val="en-US"/>
+                </w:rPr>
+              </m:ctrlPr>
+            </m:sSupPr>
+            <m:e>
+              <m:d>
+                <m:dPr>
+                  <m:begChr m:val="["/>
+                  <m:endChr m:val="]"/>
+                  <m:ctrlPr>
+                    <w:rPr>
+                      <w:rFonts w:ascii="Cambria Math" w:hAnsi="Cambria Math" w:cs="Times New Roman"/>
+                      <w:i/>
+                      <w:sz w:val="28"/>
+                      <w:szCs w:val="28"/>
+                      <w:lang w:val="en-US"/>
+                    </w:rPr>
+                  </m:ctrlPr>
+                </m:dPr>
+                <m:e>
+                  <m:r>
+                    <w:rPr>
+                      <w:rFonts w:ascii="Cambria Math" w:hAnsi="Cambria Math" w:cs="Times New Roman"/>
+                      <w:sz w:val="28"/>
+                      <w:szCs w:val="28"/>
+                      <w:lang w:val="en-US"/>
+                    </w:rPr>
+                    <m:t>1-</m:t>
+                  </m:r>
+                  <m:sSup>
+                    <m:sSupPr>
+                      <m:ctrlPr>
+                        <w:rPr>
+                          <w:rFonts w:ascii="Cambria Math" w:hAnsi="Cambria Math" w:cs="Times New Roman"/>
+                          <w:i/>
+                          <w:sz w:val="28"/>
+                          <w:szCs w:val="28"/>
+                          <w:lang w:val="en-US"/>
+                        </w:rPr>
+                      </m:ctrlPr>
+                    </m:sSupPr>
+                    <m:e>
+                      <m:d>
+                        <m:dPr>
+                          <m:ctrlPr>
+                            <w:rPr>
+                              <w:rFonts w:ascii="Cambria Math" w:hAnsi="Cambria Math" w:cs="Times New Roman"/>
+                              <w:i/>
+                              <w:sz w:val="28"/>
+                              <w:szCs w:val="28"/>
+                              <w:lang w:val="en-US"/>
+                            </w:rPr>
+                          </m:ctrlPr>
+                        </m:dPr>
+                        <m:e>
+                          <m:r>
+                            <w:rPr>
+                              <w:rFonts w:ascii="Cambria Math" w:hAnsi="Cambria Math" w:cs="Times New Roman"/>
+                              <w:sz w:val="28"/>
+                              <w:szCs w:val="28"/>
+                              <w:lang w:val="en-US"/>
+                            </w:rPr>
+                            <m:t>2.5671</m:t>
+                          </m:r>
+                          <m:r>
+                            <w:rPr>
+                              <w:rFonts w:ascii="Cambria Math" w:hAnsi="Cambria Math" w:cs="Times New Roman"/>
+                              <w:sz w:val="28"/>
+                              <w:szCs w:val="28"/>
+                              <w:lang w:val="en-US"/>
+                            </w:rPr>
+                            <m:t>-</m:t>
+                          </m:r>
+                          <m:f>
+                            <m:fPr>
+                              <m:ctrlPr>
+                                <w:rPr>
+                                  <w:rFonts w:ascii="Cambria Math" w:hAnsi="Cambria Math" w:cs="Times New Roman"/>
+                                  <w:i/>
+                                  <w:sz w:val="28"/>
+                                  <w:szCs w:val="28"/>
+                                  <w:lang w:val="en-US"/>
+                                </w:rPr>
+                              </m:ctrlPr>
+                            </m:fPr>
+                            <m:num>
+                              <m:r>
+                                <w:rPr>
+                                  <w:rFonts w:ascii="Cambria Math" w:hAnsi="Cambria Math" w:cs="Times New Roman"/>
+                                  <w:sz w:val="28"/>
+                                  <w:szCs w:val="28"/>
+                                  <w:lang w:val="en-US"/>
+                                </w:rPr>
+                                <m:t>2.5671</m:t>
+                              </m:r>
+                            </m:num>
+                            <m:den>
+                              <m:sSup>
+                                <m:sSupPr>
+                                  <m:ctrlPr>
+                                    <w:rPr>
+                                      <w:rFonts w:ascii="Cambria Math" w:hAnsi="Cambria Math" w:cs="Times New Roman"/>
+                                      <w:i/>
+                                      <w:sz w:val="28"/>
+                                      <w:szCs w:val="28"/>
+                                      <w:lang w:val="en-US"/>
+                                    </w:rPr>
+                                  </m:ctrlPr>
+                                </m:sSupPr>
+                                <m:e>
+                                  <m:r>
+                                    <w:rPr>
+                                      <w:rFonts w:ascii="Cambria Math" w:hAnsi="Cambria Math" w:cs="Times New Roman"/>
+                                      <w:sz w:val="28"/>
+                                      <w:szCs w:val="28"/>
+                                      <w:lang w:val="en-US"/>
+                                    </w:rPr>
+                                    <m:t>0.32</m:t>
+                                  </m:r>
+                                </m:e>
+                                <m:sup>
+                                  <m:r>
+                                    <w:rPr>
+                                      <w:rFonts w:ascii="Cambria Math" w:hAnsi="Cambria Math" w:cs="Times New Roman"/>
+                                      <w:sz w:val="28"/>
+                                      <w:szCs w:val="28"/>
+                                      <w:lang w:val="en-US"/>
+                                    </w:rPr>
+                                    <m:t>0.054381</m:t>
+                                  </m:r>
+                                </m:sup>
+                              </m:sSup>
+                            </m:den>
+                          </m:f>
+                        </m:e>
+                      </m:d>
+                    </m:e>
+                    <m:sup>
+                      <m:r>
+                        <w:rPr>
+                          <w:rFonts w:ascii="Cambria Math" w:hAnsi="Cambria Math" w:cs="Times New Roman"/>
+                          <w:sz w:val="28"/>
+                          <w:szCs w:val="28"/>
+                          <w:lang w:val="en-US"/>
+                        </w:rPr>
+                        <m:t>f</m:t>
+                      </m:r>
+                    </m:sup>
+                  </m:sSup>
+                  <m:sSup>
+                    <m:sSupPr>
+                      <m:ctrlPr>
+                        <w:rPr>
+                          <w:rFonts w:ascii="Cambria Math" w:hAnsi="Cambria Math" w:cs="Times New Roman"/>
+                          <w:i/>
+                          <w:sz w:val="28"/>
+                          <w:szCs w:val="28"/>
+                          <w:lang w:val="en-US"/>
+                        </w:rPr>
+                      </m:ctrlPr>
+                    </m:sSupPr>
+                    <m:e>
+                      <m:d>
+                        <m:dPr>
+                          <m:ctrlPr>
+                            <w:rPr>
+                              <w:rFonts w:ascii="Cambria Math" w:hAnsi="Cambria Math" w:cs="Times New Roman"/>
+                              <w:i/>
+                              <w:sz w:val="28"/>
+                              <w:szCs w:val="28"/>
+                              <w:lang w:val="en-US"/>
+                            </w:rPr>
+                          </m:ctrlPr>
+                        </m:dPr>
+                        <m:e>
+                          <m:f>
+                            <m:fPr>
+                              <m:ctrlPr>
+                                <w:rPr>
+                                  <w:rFonts w:ascii="Cambria Math" w:hAnsi="Cambria Math" w:cs="Times New Roman"/>
+                                  <w:i/>
+                                  <w:sz w:val="28"/>
+                                  <w:szCs w:val="28"/>
+                                  <w:lang w:val="en-US"/>
+                                </w:rPr>
+                              </m:ctrlPr>
+                            </m:fPr>
+                            <m:num>
+                              <m:r>
+                                <w:rPr>
+                                  <w:rFonts w:ascii="Cambria Math" w:hAnsi="Cambria Math" w:cs="Times New Roman"/>
+                                  <w:sz w:val="28"/>
+                                  <w:szCs w:val="28"/>
+                                  <w:lang w:val="en-US"/>
+                                </w:rPr>
+                                <m:t>0.4*</m:t>
+                              </m:r>
+                              <m:r>
+                                <w:rPr>
+                                  <w:rFonts w:ascii="Cambria Math" w:eastAsiaTheme="minorEastAsia" w:hAnsi="Cambria Math" w:cs="Times New Roman"/>
+                                  <w:sz w:val="28"/>
+                                  <w:szCs w:val="28"/>
+                                </w:rPr>
+                                <m:t>900</m:t>
+                              </m:r>
+                            </m:num>
+                            <m:den>
+                              <m:r>
+                                <w:rPr>
+                                  <w:rFonts w:ascii="Cambria Math" w:hAnsi="Cambria Math" w:cs="Times New Roman"/>
+                                  <w:sz w:val="28"/>
+                                  <w:szCs w:val="28"/>
+                                  <w:lang w:val="en-US"/>
+                                </w:rPr>
+                                <m:t>1*6614</m:t>
+                              </m:r>
+                            </m:den>
+                          </m:f>
+                        </m:e>
+                      </m:d>
+                    </m:e>
+                    <m:sup>
+                      <m:f>
+                        <m:fPr>
+                          <m:ctrlPr>
+                            <w:rPr>
+                              <w:rFonts w:ascii="Cambria Math" w:hAnsi="Cambria Math" w:cs="Times New Roman"/>
+                              <w:i/>
+                              <w:sz w:val="28"/>
+                              <w:szCs w:val="28"/>
+                              <w:lang w:val="en-US"/>
+                            </w:rPr>
+                          </m:ctrlPr>
+                        </m:fPr>
+                        <m:num>
+                          <m:r>
+                            <w:rPr>
+                              <w:rFonts w:ascii="Cambria Math" w:hAnsi="Cambria Math" w:cs="Times New Roman"/>
+                              <w:sz w:val="28"/>
+                              <w:szCs w:val="28"/>
+                              <w:lang w:val="en-US"/>
+                            </w:rPr>
+                            <m:t>1</m:t>
+                          </m:r>
+                        </m:num>
+                        <m:den>
+                          <m:r>
+                            <w:rPr>
+                              <w:rFonts w:ascii="Cambria Math" w:hAnsi="Cambria Math" w:cs="Times New Roman"/>
+                              <w:sz w:val="28"/>
+                              <w:szCs w:val="28"/>
+                              <w:lang w:val="en-US"/>
+                            </w:rPr>
+                            <m:t>3</m:t>
+                          </m:r>
+                        </m:den>
+                      </m:f>
+                    </m:sup>
+                  </m:sSup>
+                </m:e>
+              </m:d>
+            </m:e>
+            <m:sup>
+              <m:r>
+                <w:rPr>
+                  <w:rFonts w:ascii="Cambria Math" w:hAnsi="Cambria Math" w:cs="Times New Roman"/>
+                  <w:sz w:val="28"/>
+                  <w:szCs w:val="28"/>
+                  <w:lang w:val="en-US"/>
+                </w:rPr>
+                <m:t>-</m:t>
+              </m:r>
+              <m:r>
+                <w:rPr>
+                  <w:rFonts w:ascii="Cambria Math" w:hAnsi="Cambria Math" w:cs="Times New Roman"/>
+                  <w:sz w:val="28"/>
+                  <w:szCs w:val="28"/>
+                  <w:lang w:val="en-US"/>
+                </w:rPr>
+                <m:t>9.3</m:t>
+              </m:r>
+            </m:sup>
+          </m:sSup>
+          <m:r>
+            <w:rPr>
+              <w:rFonts w:ascii="Cambria Math" w:hAnsi="Cambria Math" w:cs="Times New Roman"/>
+              <w:sz w:val="28"/>
+              <w:szCs w:val="28"/>
+              <w:lang w:val="en-US"/>
+            </w:rPr>
+            <m:t>=</m:t>
+          </m:r>
+          <m:r>
+            <w:rPr>
+              <w:rFonts w:ascii="Cambria Math" w:hAnsi="Cambria Math" w:cs="Times New Roman"/>
+              <w:sz w:val="28"/>
+              <w:szCs w:val="28"/>
+              <w:lang w:val="en-US"/>
+            </w:rPr>
+            <m:t>1.82</m:t>
+          </m:r>
+        </m:oMath>
+      </m:oMathPara>
+    </w:p>
+    <w:p>
+      <w:pPr>
+        <w:rPr>
+          <w:rFonts w:ascii="Times New Roman" w:eastAsiaTheme="minorEastAsia" w:hAnsi="Times New Roman" w:cs="Times New Roman"/>
+          <w:iCs/>
+          <w:sz w:val="28"/>
+          <w:szCs w:val="28"/>
+        </w:rPr>
+      </w:pPr>
+      <w:r>
+        <w:rPr>
+          <w:rFonts w:ascii="Times New Roman" w:eastAsiaTheme="minorEastAsia" w:hAnsi="Times New Roman" w:cs="Times New Roman"/>
+          <w:iCs/>
+          <w:sz w:val="28"/>
+          <w:szCs w:val="28"/>
+        </w:rPr>
+        <w:lastRenderedPageBreak/>
+        <w:t xml:space="preserve">Модифицированный режим работы (для безотказной работы в 90%): </w:t>
+      </w:r>
+      <m:oMath>
+        <m:sSub>
+          <m:sSubPr>
+            <m:ctrlPr>
+              <w:rPr>
+                <w:rFonts w:ascii="Cambria Math" w:hAnsi="Cambria Math" w:cs="Times New Roman"/>
+                <w:i/>
+                <w:sz w:val="28"/>
+                <w:szCs w:val="28"/>
+              </w:rPr>
+            </m:ctrlPr>
+          </m:sSubPr>
+          <m:e>
+            <m:r>
+              <w:rPr>
+                <w:rFonts w:ascii="Cambria Math" w:hAnsi="Cambria Math" w:cs="Times New Roman"/>
+                <w:sz w:val="28"/>
+                <w:szCs w:val="28"/>
+              </w:rPr>
+              <m:t>α</m:t>
+            </m:r>
+          </m:e>
+          <m:sub>
+            <m:r>
+              <w:rPr>
+                <w:rFonts w:ascii="Cambria Math" w:hAnsi="Cambria Math" w:cs="Times New Roman"/>
+                <w:sz w:val="28"/>
+                <w:szCs w:val="28"/>
+              </w:rPr>
+              <m:t>1</m:t>
+            </m:r>
+          </m:sub>
+        </m:sSub>
+        <m:r>
+          <w:rPr>
+            <w:rFonts w:ascii="Cambria Math" w:hAnsi="Cambria Math" w:cs="Times New Roman"/>
+            <w:sz w:val="28"/>
+            <w:szCs w:val="28"/>
+          </w:rPr>
+          <m:t>=1</m:t>
+        </m:r>
+      </m:oMath>
+    </w:p>
+    <w:p>
+      <w:pPr>
+        <w:rPr>
+          <w:rFonts w:ascii="Times New Roman" w:eastAsiaTheme="minorEastAsia" w:hAnsi="Times New Roman" w:cs="Times New Roman"/>
+          <w:sz w:val="28"/>
+          <w:szCs w:val="28"/>
+        </w:rPr>
+      </w:pPr>
+      <w:r>
+        <w:rPr>
+          <w:rFonts w:ascii="Times New Roman" w:eastAsiaTheme="minorEastAsia" w:hAnsi="Times New Roman" w:cs="Times New Roman"/>
+          <w:sz w:val="28"/>
+          <w:szCs w:val="28"/>
+        </w:rPr>
+        <w:t xml:space="preserve">Для шарикового подшипника: </w:t>
+      </w:r>
+      <m:oMath>
+        <m:r>
+          <w:rPr>
+            <w:rFonts w:ascii="Cambria Math" w:hAnsi="Cambria Math" w:cs="Times New Roman"/>
+            <w:sz w:val="28"/>
+            <w:szCs w:val="28"/>
+          </w:rPr>
+          <m:t>q=</m:t>
+        </m:r>
+        <m:r>
+          <w:rPr>
+            <w:rFonts w:ascii="Cambria Math" w:hAnsi="Cambria Math" w:cs="Times New Roman"/>
+            <w:sz w:val="28"/>
+            <w:szCs w:val="28"/>
+          </w:rPr>
+          <m:t>3</m:t>
+        </m:r>
+      </m:oMath>
+    </w:p>
+    <w:p>
+      <w:pPr>
+        <w:rPr>
+          <w:rFonts w:ascii="Times New Roman" w:eastAsiaTheme="minorEastAsia" w:hAnsi="Times New Roman" w:cs="Times New Roman"/>
+          <w:i/>
+          <w:sz w:val="28"/>
+          <w:szCs w:val="28"/>
+        </w:rPr>
+      </w:pPr>
+      <w:r>
+        <w:rPr>
+          <w:rFonts w:ascii="Times New Roman" w:eastAsiaTheme="minorEastAsia" w:hAnsi="Times New Roman" w:cs="Times New Roman"/>
+          <w:sz w:val="28"/>
+          <w:szCs w:val="28"/>
+        </w:rPr>
+        <w:t xml:space="preserve">Ресурс: </w:t>
+      </w:r>
+      <m:oMath>
+        <m:sSub>
+          <m:sSubPr>
+            <m:ctrlPr>
+              <w:rPr>
+                <w:rFonts w:ascii="Cambria Math" w:hAnsi="Cambria Math" w:cs="Times New Roman"/>
+                <w:i/>
+                <w:sz w:val="28"/>
+                <w:szCs w:val="28"/>
+              </w:rPr>
+            </m:ctrlPr>
+          </m:sSubPr>
+          <m:e>
+            <m:r>
+              <w:rPr>
+                <w:rFonts w:ascii="Cambria Math" w:hAnsi="Cambria Math" w:cs="Times New Roman"/>
+                <w:sz w:val="28"/>
+                <w:szCs w:val="28"/>
+                <w:lang w:val="en-US"/>
+              </w:rPr>
+              <m:t>L</m:t>
+            </m:r>
+          </m:e>
+          <m:sub>
+            <m:r>
+              <w:rPr>
+                <w:rFonts w:ascii="Cambria Math" w:hAnsi="Cambria Math" w:cs="Times New Roman"/>
+                <w:sz w:val="28"/>
+                <w:szCs w:val="28"/>
+              </w:rPr>
+              <m:t>h</m:t>
+            </m:r>
+          </m:sub>
+        </m:sSub>
+        <m:r>
+          <w:rPr>
+            <w:rFonts w:ascii="Cambria Math" w:hAnsi="Cambria Math" w:cs="Times New Roman"/>
+            <w:sz w:val="28"/>
+            <w:szCs w:val="28"/>
+          </w:rPr>
+          <m:t>=</m:t>
+        </m:r>
+        <m:sSub>
+          <m:sSubPr>
+            <m:ctrlPr>
+              <w:rPr>
+                <w:rFonts w:ascii="Cambria Math" w:hAnsi="Cambria Math" w:cs="Times New Roman"/>
+                <w:i/>
+                <w:sz w:val="28"/>
+                <w:szCs w:val="28"/>
+              </w:rPr>
+            </m:ctrlPr>
+          </m:sSubPr>
+          <m:e>
+            <m:r>
+              <w:rPr>
+                <w:rFonts w:ascii="Cambria Math" w:hAnsi="Cambria Math" w:cs="Times New Roman"/>
+                <w:sz w:val="28"/>
+                <w:szCs w:val="28"/>
+              </w:rPr>
+              <m:t>α</m:t>
+            </m:r>
+          </m:e>
+          <m:sub>
+            <m:r>
+              <w:rPr>
+                <w:rFonts w:ascii="Cambria Math" w:hAnsi="Cambria Math" w:cs="Times New Roman"/>
+                <w:sz w:val="28"/>
+                <w:szCs w:val="28"/>
+              </w:rPr>
+              <m:t>1</m:t>
+            </m:r>
+          </m:sub>
+        </m:sSub>
+        <m:sSub>
+          <m:sSubPr>
+            <m:ctrlPr>
+              <w:rPr>
+                <w:rFonts w:ascii="Cambria Math" w:hAnsi="Cambria Math" w:cs="Times New Roman"/>
+                <w:i/>
+                <w:sz w:val="28"/>
+                <w:szCs w:val="28"/>
+              </w:rPr>
+            </m:ctrlPr>
+          </m:sSubPr>
+          <m:e>
+            <m:r>
+              <w:rPr>
+                <w:rFonts w:ascii="Cambria Math" w:hAnsi="Cambria Math" w:cs="Times New Roman"/>
+                <w:sz w:val="28"/>
+                <w:szCs w:val="28"/>
+              </w:rPr>
+              <m:t>α</m:t>
+            </m:r>
+          </m:e>
+          <m:sub>
+            <m:r>
+              <w:rPr>
+                <w:rFonts w:ascii="Cambria Math" w:hAnsi="Cambria Math" w:cs="Times New Roman"/>
+                <w:sz w:val="28"/>
+                <w:szCs w:val="28"/>
+              </w:rPr>
+              <m:t>iso</m:t>
+            </m:r>
+          </m:sub>
+        </m:sSub>
+        <m:sSup>
+          <m:sSupPr>
+            <m:ctrlPr>
+              <w:rPr>
+                <w:rFonts w:ascii="Cambria Math" w:hAnsi="Cambria Math" w:cs="Times New Roman"/>
+                <w:i/>
+                <w:sz w:val="28"/>
+                <w:szCs w:val="28"/>
+              </w:rPr>
+            </m:ctrlPr>
+          </m:sSupPr>
+          <m:e>
+            <m:d>
+              <m:dPr>
+                <m:ctrlPr>
+                  <w:rPr>
+                    <w:rFonts w:ascii="Cambria Math" w:hAnsi="Cambria Math" w:cs="Times New Roman"/>
+                    <w:i/>
+                    <w:sz w:val="28"/>
+                    <w:szCs w:val="28"/>
+                  </w:rPr>
+                </m:ctrlPr>
+              </m:dPr>
+              <m:e>
+                <m:f>
+                  <m:fPr>
+                    <m:ctrlPr>
+                      <w:rPr>
+                        <w:rFonts w:ascii="Cambria Math" w:hAnsi="Cambria Math" w:cs="Times New Roman"/>
+                        <w:i/>
+                        <w:sz w:val="28"/>
+                        <w:szCs w:val="28"/>
+                      </w:rPr>
+                    </m:ctrlPr>
+                  </m:fPr>
+                  <m:num>
+                    <m:sSub>
+                      <m:sSubPr>
+                        <m:ctrlPr>
+                          <w:rPr>
+                            <w:rFonts w:ascii="Cambria Math" w:hAnsi="Cambria Math" w:cs="Times New Roman"/>
+                            <w:i/>
+                            <w:sz w:val="28"/>
+                            <w:szCs w:val="28"/>
+                          </w:rPr>
+                        </m:ctrlPr>
+                      </m:sSubPr>
+                      <m:e>
+                        <m:r>
+                          <w:rPr>
+                            <w:rFonts w:ascii="Cambria Math" w:hAnsi="Cambria Math" w:cs="Times New Roman"/>
+                            <w:sz w:val="28"/>
+                            <w:szCs w:val="28"/>
+                          </w:rPr>
+                          <m:t>C</m:t>
+                        </m:r>
+                      </m:e>
+                      <m:sub>
+                        <m:r>
+                          <w:rPr>
+                            <w:rFonts w:ascii="Cambria Math" w:hAnsi="Cambria Math" w:cs="Times New Roman"/>
+                            <w:sz w:val="28"/>
+                            <w:szCs w:val="28"/>
+                          </w:rPr>
+                          <m:t>r</m:t>
+                        </m:r>
+                      </m:sub>
+                    </m:sSub>
+                  </m:num>
+                  <m:den>
+                    <m:r>
+                      <w:rPr>
+                        <w:rFonts w:ascii="Cambria Math" w:hAnsi="Cambria Math" w:cs="Times New Roman"/>
+                        <w:sz w:val="28"/>
+                        <w:szCs w:val="28"/>
+                      </w:rPr>
+                      <m:t>P</m:t>
+                    </m:r>
+                  </m:den>
+                </m:f>
+              </m:e>
+            </m:d>
+          </m:e>
+          <m:sup>
+            <m:r>
+              <w:rPr>
+                <w:rFonts w:ascii="Cambria Math" w:hAnsi="Cambria Math" w:cs="Times New Roman"/>
+                <w:sz w:val="28"/>
+                <w:szCs w:val="28"/>
+              </w:rPr>
+              <m:t>q</m:t>
+            </m:r>
+          </m:sup>
+        </m:sSup>
+        <m:f>
+          <m:fPr>
+            <m:ctrlPr>
+              <w:rPr>
+                <w:rFonts w:ascii="Cambria Math" w:hAnsi="Cambria Math" w:cs="Times New Roman"/>
+                <w:i/>
+                <w:sz w:val="28"/>
+                <w:szCs w:val="28"/>
+              </w:rPr>
+            </m:ctrlPr>
+          </m:fPr>
+          <m:num>
+            <m:sSup>
+              <m:sSupPr>
+                <m:ctrlPr>
+                  <w:rPr>
+                    <w:rFonts w:ascii="Cambria Math" w:hAnsi="Cambria Math" w:cs="Times New Roman"/>
+                    <w:i/>
+                    <w:sz w:val="28"/>
+                    <w:szCs w:val="28"/>
+                  </w:rPr>
+                </m:ctrlPr>
+              </m:sSupPr>
+              <m:e>
+                <m:r>
+                  <w:rPr>
+                    <w:rFonts w:ascii="Cambria Math" w:hAnsi="Cambria Math" w:cs="Times New Roman"/>
+                    <w:sz w:val="28"/>
+                    <w:szCs w:val="28"/>
+                  </w:rPr>
+                  <m:t>10</m:t>
+                </m:r>
+              </m:e>
+              <m:sup>
+                <m:r>
+                  <w:rPr>
+                    <w:rFonts w:ascii="Cambria Math" w:hAnsi="Cambria Math" w:cs="Times New Roman"/>
+                    <w:sz w:val="28"/>
+                    <w:szCs w:val="28"/>
+                  </w:rPr>
+                  <m:t>6</m:t>
+                </m:r>
+              </m:sup>
+            </m:sSup>
+          </m:num>
+          <m:den>
+            <m:r>
+              <w:rPr>
+                <w:rFonts w:ascii="Cambria Math" w:hAnsi="Cambria Math" w:cs="Times New Roman"/>
+                <w:sz w:val="28"/>
+                <w:szCs w:val="28"/>
+              </w:rPr>
+              <m:t>60n</m:t>
+            </m:r>
+          </m:den>
+        </m:f>
+        <m:r>
+          <w:rPr>
+            <w:rFonts w:ascii="Cambria Math" w:hAnsi="Cambria Math" w:cs="Times New Roman"/>
+            <w:sz w:val="28"/>
+            <w:szCs w:val="28"/>
+          </w:rPr>
+          <m:t>=</m:t>
+        </m:r>
+        <m:r>
+          <w:rPr>
+            <w:rFonts w:ascii="Cambria Math" w:hAnsi="Cambria Math" w:cs="Times New Roman"/>
+            <w:sz w:val="28"/>
+            <w:szCs w:val="28"/>
+          </w:rPr>
+          <m:t>1*1.82*</m:t>
+        </m:r>
+        <m:sSup>
+          <m:sSupPr>
+            <m:ctrlPr>
+              <w:rPr>
+                <w:rFonts w:ascii="Cambria Math" w:hAnsi="Cambria Math" w:cs="Times New Roman"/>
+                <w:i/>
+                <w:sz w:val="28"/>
+                <w:szCs w:val="28"/>
+              </w:rPr>
+            </m:ctrlPr>
+          </m:sSupPr>
+          <m:e>
+            <m:d>
+              <m:dPr>
+                <m:ctrlPr>
+                  <w:rPr>
+                    <w:rFonts w:ascii="Cambria Math" w:hAnsi="Cambria Math" w:cs="Times New Roman"/>
+                    <w:i/>
+                    <w:sz w:val="28"/>
+                    <w:szCs w:val="28"/>
+                  </w:rPr>
+                </m:ctrlPr>
+              </m:dPr>
+              <m:e>
+                <m:f>
+                  <m:fPr>
+                    <m:ctrlPr>
+                      <w:rPr>
+                        <w:rFonts w:ascii="Cambria Math" w:hAnsi="Cambria Math" w:cs="Times New Roman"/>
+                        <w:i/>
+                        <w:sz w:val="28"/>
+                        <w:szCs w:val="28"/>
+                      </w:rPr>
+                    </m:ctrlPr>
+                  </m:fPr>
+                  <m:num>
+                    <m:r>
+                      <w:rPr>
+                        <w:rFonts w:ascii="Cambria Math" w:hAnsi="Cambria Math" w:cs="Times New Roman"/>
+                        <w:sz w:val="28"/>
+                        <w:szCs w:val="28"/>
+                      </w:rPr>
+                      <m:t>35100</m:t>
+                    </m:r>
+                  </m:num>
+                  <m:den>
+                    <m:r>
+                      <w:rPr>
+                        <w:rFonts w:ascii="Cambria Math" w:hAnsi="Cambria Math" w:cs="Times New Roman"/>
+                        <w:sz w:val="28"/>
+                        <w:szCs w:val="28"/>
+                      </w:rPr>
+                      <m:t>6614</m:t>
+                    </m:r>
+                  </m:den>
+                </m:f>
+              </m:e>
+            </m:d>
+          </m:e>
+          <m:sup>
+            <m:r>
+              <w:rPr>
+                <w:rFonts w:ascii="Cambria Math" w:hAnsi="Cambria Math" w:cs="Times New Roman"/>
+                <w:sz w:val="28"/>
+                <w:szCs w:val="28"/>
+              </w:rPr>
+              <m:t>3</m:t>
+            </m:r>
+          </m:sup>
+        </m:sSup>
+        <m:f>
+          <m:fPr>
+            <m:ctrlPr>
+              <w:rPr>
+                <w:rFonts w:ascii="Cambria Math" w:hAnsi="Cambria Math" w:cs="Times New Roman"/>
+                <w:i/>
+                <w:sz w:val="28"/>
+                <w:szCs w:val="28"/>
+              </w:rPr>
+            </m:ctrlPr>
+          </m:fPr>
+          <m:num>
+            <m:sSup>
+              <m:sSupPr>
+                <m:ctrlPr>
+                  <w:rPr>
+                    <w:rFonts w:ascii="Cambria Math" w:hAnsi="Cambria Math" w:cs="Times New Roman"/>
+                    <w:i/>
+                    <w:sz w:val="28"/>
+                    <w:szCs w:val="28"/>
+                  </w:rPr>
+                </m:ctrlPr>
+              </m:sSupPr>
+              <m:e>
+                <m:r>
+                  <w:rPr>
+                    <w:rFonts w:ascii="Cambria Math" w:hAnsi="Cambria Math" w:cs="Times New Roman"/>
+                    <w:sz w:val="28"/>
+                    <w:szCs w:val="28"/>
+                  </w:rPr>
+                  <m:t>10</m:t>
+                </m:r>
+              </m:e>
+              <m:sup>
+                <m:r>
+                  <w:rPr>
+                    <w:rFonts w:ascii="Cambria Math" w:hAnsi="Cambria Math" w:cs="Times New Roman"/>
+                    <w:sz w:val="28"/>
+                    <w:szCs w:val="28"/>
+                  </w:rPr>
+                  <m:t>6</m:t>
+                </m:r>
+              </m:sup>
+            </m:sSup>
+          </m:num>
+          <m:den>
+            <m:r>
+              <w:rPr>
+                <w:rFonts w:ascii="Cambria Math" w:hAnsi="Cambria Math" w:cs="Times New Roman"/>
+                <w:sz w:val="28"/>
+                <w:szCs w:val="28"/>
+              </w:rPr>
+              <m:t>60</m:t>
+            </m:r>
+            <m:r>
+              <w:rPr>
+                <w:rFonts w:ascii="Cambria Math" w:hAnsi="Cambria Math" w:cs="Times New Roman"/>
+                <w:sz w:val="28"/>
+                <w:szCs w:val="28"/>
+              </w:rPr>
+              <m:t>*191</m:t>
+            </m:r>
+          </m:den>
+        </m:f>
+        <m:r>
+          <w:rPr>
+            <w:rFonts w:ascii="Cambria Math" w:hAnsi="Cambria Math" w:cs="Times New Roman"/>
+            <w:sz w:val="28"/>
+            <w:szCs w:val="28"/>
+          </w:rPr>
+          <m:t>=23778&gt;10000 ч</m:t>
+        </m:r>
+      </m:oMath>
+    </w:p>
+    <w:p>
+      <w:pPr>
+        <w:rPr>
+          <w:rFonts w:ascii="Times New Roman" w:eastAsiaTheme="minorEastAsia" w:hAnsi="Times New Roman" w:cs="Times New Roman"/>
+          <w:sz w:val="28"/>
+          <w:szCs w:val="28"/>
+        </w:rPr>
+      </w:pPr>
+      <w:r>
+        <w:rPr>
+          <w:rFonts w:ascii="Times New Roman" w:eastAsiaTheme="minorEastAsia" w:hAnsi="Times New Roman" w:cs="Times New Roman"/>
+          <w:sz w:val="28"/>
+          <w:szCs w:val="28"/>
+        </w:rPr>
+        <w:t>Так как ресурс больше требуемого, подшипник пригоден к применению</w:t>
+      </w:r>
+    </w:p>
+    <w:p>
+      <w:pPr>
+        <w:rPr>
+          <w:rFonts w:ascii="Times New Roman" w:eastAsiaTheme="minorEastAsia" w:hAnsi="Times New Roman" w:cs="Times New Roman"/>
+          <w:sz w:val="28"/>
+          <w:szCs w:val="28"/>
+        </w:rPr>
+      </w:pPr>
+    </w:p>
+    <w:p>
+      <w:pPr>
+        <w:jc w:val="center"/>
+        <w:rPr>
+          <w:rFonts w:ascii="Times New Roman" w:eastAsiaTheme="minorEastAsia" w:hAnsi="Times New Roman" w:cs="Times New Roman"/>
+          <w:b/>
+          <w:bCs/>
+          <w:sz w:val="28"/>
+          <w:szCs w:val="28"/>
+        </w:rPr>
+      </w:pPr>
+      <w:r>
+        <w:rPr>
+          <w:rFonts w:ascii="Times New Roman" w:eastAsiaTheme="minorEastAsia" w:hAnsi="Times New Roman" w:cs="Times New Roman"/>
+          <w:b/>
+          <w:bCs/>
+          <w:sz w:val="28"/>
+          <w:szCs w:val="28"/>
+        </w:rPr>
         <w:t>Расчёт на статическую прочность</w:t>
       </w:r>
       <w:r>
         <w:rPr>
           <w:rFonts w:ascii="Times New Roman" w:eastAsiaTheme="minorEastAsia" w:hAnsi="Times New Roman" w:cs="Times New Roman"/>
+          <w:b/>
+          <w:bCs/>
           <w:sz w:val="28"/>
           <w:szCs w:val="28"/>
         </w:rPr>
@@ -6931,6 +12288,8 @@
       <w:r>
         <w:rPr>
           <w:rFonts w:ascii="Times New Roman" w:eastAsiaTheme="minorEastAsia" w:hAnsi="Times New Roman" w:cs="Times New Roman"/>
+          <w:b/>
+          <w:bCs/>
           <w:sz w:val="28"/>
           <w:szCs w:val="28"/>
         </w:rPr>
@@ -6948,6 +12307,348 @@
       <w:r>
         <w:rPr>
           <w:rFonts w:ascii="Times New Roman" w:eastAsiaTheme="minorEastAsia" w:hAnsi="Times New Roman" w:cs="Times New Roman"/>
+          <w:iCs/>
+          <w:sz w:val="28"/>
+          <w:szCs w:val="28"/>
+        </w:rPr>
+        <w:t xml:space="preserve">Коэффициент перегрузки </w:t>
+      </w:r>
+      <m:oMath>
+        <m:r>
+          <w:rPr>
+            <w:rFonts w:ascii="Cambria Math" w:eastAsiaTheme="minorEastAsia" w:hAnsi="Cambria Math" w:cs="Times New Roman"/>
+            <w:sz w:val="28"/>
+            <w:szCs w:val="28"/>
+          </w:rPr>
+          <m:t>k=2.2</m:t>
+        </m:r>
+      </m:oMath>
+    </w:p>
+    <w:p>
+      <w:pPr>
+        <w:rPr>
+          <w:rFonts w:ascii="Times New Roman" w:eastAsiaTheme="minorEastAsia" w:hAnsi="Times New Roman" w:cs="Times New Roman"/>
+          <w:sz w:val="28"/>
+          <w:szCs w:val="28"/>
+        </w:rPr>
+      </w:pPr>
+      <w:r>
+        <w:rPr>
+          <w:rFonts w:ascii="Times New Roman" w:eastAsiaTheme="minorEastAsia" w:hAnsi="Times New Roman" w:cs="Times New Roman"/>
+          <w:sz w:val="28"/>
+          <w:szCs w:val="28"/>
+        </w:rPr>
+        <w:t>Зададимся материалом в виде: сталь 45:</w:t>
+      </w:r>
+    </w:p>
+    <w:p>
+      <w:pPr>
+        <w:rPr>
+          <w:rFonts w:ascii="Times New Roman" w:eastAsiaTheme="minorEastAsia" w:hAnsi="Times New Roman" w:cs="Times New Roman"/>
+          <w:sz w:val="28"/>
+          <w:szCs w:val="28"/>
+        </w:rPr>
+      </w:pPr>
+      <m:oMathPara>
+        <m:oMathParaPr>
+          <m:jc m:val="left"/>
+        </m:oMathParaPr>
+        <m:oMath>
+          <m:sSub>
+            <m:sSubPr>
+              <m:ctrlPr>
+                <w:rPr>
+                  <w:rFonts w:ascii="Cambria Math" w:hAnsi="Cambria Math" w:cs="Times New Roman"/>
+                  <w:i/>
+                  <w:sz w:val="28"/>
+                  <w:szCs w:val="28"/>
+                </w:rPr>
+              </m:ctrlPr>
+            </m:sSubPr>
+            <m:e>
+              <m:r>
+                <w:rPr>
+                  <w:rFonts w:ascii="Cambria Math" w:hAnsi="Cambria Math" w:cs="Times New Roman"/>
+                  <w:sz w:val="28"/>
+                  <w:szCs w:val="28"/>
+                </w:rPr>
+                <m:t>σ</m:t>
+              </m:r>
+            </m:e>
+            <m:sub>
+              <m:r>
+                <w:rPr>
+                  <w:rFonts w:ascii="Cambria Math" w:hAnsi="Cambria Math" w:cs="Times New Roman"/>
+                  <w:sz w:val="28"/>
+                  <w:szCs w:val="28"/>
+                </w:rPr>
+                <m:t>в</m:t>
+              </m:r>
+            </m:sub>
+          </m:sSub>
+          <m:r>
+            <w:rPr>
+              <w:rFonts w:ascii="Cambria Math" w:hAnsi="Cambria Math" w:cs="Times New Roman"/>
+              <w:sz w:val="28"/>
+              <w:szCs w:val="28"/>
+            </w:rPr>
+            <m:t>=900 МПа,</m:t>
+          </m:r>
+          <m:sSub>
+            <m:sSubPr>
+              <m:ctrlPr>
+                <w:rPr>
+                  <w:rFonts w:ascii="Cambria Math" w:hAnsi="Cambria Math" w:cs="Times New Roman"/>
+                  <w:i/>
+                  <w:sz w:val="28"/>
+                  <w:szCs w:val="28"/>
+                </w:rPr>
+              </m:ctrlPr>
+            </m:sSubPr>
+            <m:e>
+              <m:r>
+                <w:rPr>
+                  <w:rFonts w:ascii="Cambria Math" w:hAnsi="Cambria Math" w:cs="Times New Roman"/>
+                  <w:sz w:val="28"/>
+                  <w:szCs w:val="28"/>
+                </w:rPr>
+                <m:t>σ</m:t>
+              </m:r>
+            </m:e>
+            <m:sub>
+              <m:r>
+                <w:rPr>
+                  <w:rFonts w:ascii="Cambria Math" w:hAnsi="Cambria Math" w:cs="Times New Roman"/>
+                  <w:sz w:val="28"/>
+                  <w:szCs w:val="28"/>
+                </w:rPr>
+                <m:t>т</m:t>
+              </m:r>
+            </m:sub>
+          </m:sSub>
+          <m:r>
+            <w:rPr>
+              <w:rFonts w:ascii="Cambria Math" w:hAnsi="Cambria Math" w:cs="Times New Roman"/>
+              <w:sz w:val="28"/>
+              <w:szCs w:val="28"/>
+            </w:rPr>
+            <m:t xml:space="preserve">=650 МПа, </m:t>
+          </m:r>
+          <m:sSub>
+            <m:sSubPr>
+              <m:ctrlPr>
+                <w:rPr>
+                  <w:rFonts w:ascii="Cambria Math" w:hAnsi="Cambria Math" w:cs="Times New Roman"/>
+                  <w:i/>
+                  <w:sz w:val="28"/>
+                  <w:szCs w:val="28"/>
+                </w:rPr>
+              </m:ctrlPr>
+            </m:sSubPr>
+            <m:e>
+              <m:r>
+                <w:rPr>
+                  <w:rFonts w:ascii="Cambria Math" w:hAnsi="Cambria Math" w:cs="Times New Roman"/>
+                  <w:sz w:val="28"/>
+                  <w:szCs w:val="28"/>
+                </w:rPr>
+                <m:t>τ</m:t>
+              </m:r>
+            </m:e>
+            <m:sub>
+              <m:r>
+                <w:rPr>
+                  <w:rFonts w:ascii="Cambria Math" w:hAnsi="Cambria Math" w:cs="Times New Roman"/>
+                  <w:sz w:val="28"/>
+                  <w:szCs w:val="28"/>
+                </w:rPr>
+                <m:t>т</m:t>
+              </m:r>
+            </m:sub>
+          </m:sSub>
+          <m:r>
+            <w:rPr>
+              <w:rFonts w:ascii="Cambria Math" w:hAnsi="Cambria Math" w:cs="Times New Roman"/>
+              <w:sz w:val="28"/>
+              <w:szCs w:val="28"/>
+            </w:rPr>
+            <m:t>=390 МПа</m:t>
+          </m:r>
+        </m:oMath>
+      </m:oMathPara>
+    </w:p>
+    <w:p>
+      <w:pPr>
+        <w:rPr>
+          <w:rFonts w:ascii="Times New Roman" w:eastAsiaTheme="minorEastAsia" w:hAnsi="Times New Roman" w:cs="Times New Roman"/>
+          <w:i/>
+          <w:sz w:val="28"/>
+          <w:szCs w:val="28"/>
+        </w:rPr>
+      </w:pPr>
+      <m:oMathPara>
+        <m:oMathParaPr>
+          <m:jc m:val="left"/>
+        </m:oMathParaPr>
+        <m:oMath>
+          <m:sSub>
+            <m:sSubPr>
+              <m:ctrlPr>
+                <w:rPr>
+                  <w:rFonts w:ascii="Cambria Math" w:hAnsi="Cambria Math" w:cs="Times New Roman"/>
+                  <w:i/>
+                  <w:sz w:val="28"/>
+                  <w:szCs w:val="28"/>
+                </w:rPr>
+              </m:ctrlPr>
+            </m:sSubPr>
+            <m:e>
+              <m:r>
+                <w:rPr>
+                  <w:rFonts w:ascii="Cambria Math" w:hAnsi="Cambria Math" w:cs="Times New Roman"/>
+                  <w:sz w:val="28"/>
+                  <w:szCs w:val="28"/>
+                </w:rPr>
+                <m:t>σ</m:t>
+              </m:r>
+            </m:e>
+            <m:sub>
+              <m:r>
+                <w:rPr>
+                  <w:rFonts w:ascii="Cambria Math" w:hAnsi="Cambria Math" w:cs="Times New Roman"/>
+                  <w:sz w:val="28"/>
+                  <w:szCs w:val="28"/>
+                </w:rPr>
+                <m:t>-1</m:t>
+              </m:r>
+            </m:sub>
+          </m:sSub>
+          <m:r>
+            <w:rPr>
+              <w:rFonts w:ascii="Cambria Math" w:hAnsi="Cambria Math" w:cs="Times New Roman"/>
+              <w:sz w:val="28"/>
+              <w:szCs w:val="28"/>
+            </w:rPr>
+            <m:t>=410 МПа,</m:t>
+          </m:r>
+          <m:sSub>
+            <m:sSubPr>
+              <m:ctrlPr>
+                <w:rPr>
+                  <w:rFonts w:ascii="Cambria Math" w:hAnsi="Cambria Math" w:cs="Times New Roman"/>
+                  <w:i/>
+                  <w:sz w:val="28"/>
+                  <w:szCs w:val="28"/>
+                </w:rPr>
+              </m:ctrlPr>
+            </m:sSubPr>
+            <m:e>
+              <m:r>
+                <w:rPr>
+                  <w:rFonts w:ascii="Cambria Math" w:hAnsi="Cambria Math" w:cs="Times New Roman"/>
+                  <w:sz w:val="28"/>
+                  <w:szCs w:val="28"/>
+                </w:rPr>
+                <m:t>τ</m:t>
+              </m:r>
+            </m:e>
+            <m:sub>
+              <m:r>
+                <w:rPr>
+                  <w:rFonts w:ascii="Cambria Math" w:hAnsi="Cambria Math" w:cs="Times New Roman"/>
+                  <w:sz w:val="28"/>
+                  <w:szCs w:val="28"/>
+                </w:rPr>
+                <m:t>-1</m:t>
+              </m:r>
+            </m:sub>
+          </m:sSub>
+          <m:r>
+            <w:rPr>
+              <w:rFonts w:ascii="Cambria Math" w:hAnsi="Cambria Math" w:cs="Times New Roman"/>
+              <w:sz w:val="28"/>
+              <w:szCs w:val="28"/>
+            </w:rPr>
+            <m:t>=230 МПа,</m:t>
+          </m:r>
+          <m:sSub>
+            <m:sSubPr>
+              <m:ctrlPr>
+                <w:rPr>
+                  <w:rFonts w:ascii="Cambria Math" w:hAnsi="Cambria Math" w:cs="Times New Roman"/>
+                  <w:i/>
+                  <w:sz w:val="28"/>
+                  <w:szCs w:val="28"/>
+                </w:rPr>
+              </m:ctrlPr>
+            </m:sSubPr>
+            <m:e>
+              <m:r>
+                <w:rPr>
+                  <w:rFonts w:ascii="Cambria Math" w:hAnsi="Cambria Math" w:cs="Times New Roman"/>
+                  <w:sz w:val="28"/>
+                  <w:szCs w:val="28"/>
+                </w:rPr>
+                <m:t>ψ</m:t>
+              </m:r>
+            </m:e>
+            <m:sub>
+              <m:r>
+                <w:rPr>
+                  <w:rFonts w:ascii="Cambria Math" w:hAnsi="Cambria Math" w:cs="Times New Roman"/>
+                  <w:sz w:val="28"/>
+                  <w:szCs w:val="28"/>
+                </w:rPr>
+                <m:t>Т</m:t>
+              </m:r>
+            </m:sub>
+          </m:sSub>
+          <m:r>
+            <w:rPr>
+              <w:rFonts w:ascii="Cambria Math" w:hAnsi="Cambria Math" w:cs="Times New Roman"/>
+              <w:sz w:val="28"/>
+              <w:szCs w:val="28"/>
+            </w:rPr>
+            <m:t>=0.</m:t>
+          </m:r>
+          <m:r>
+            <w:rPr>
+              <w:rFonts w:ascii="Cambria Math" w:hAnsi="Cambria Math" w:cs="Times New Roman"/>
+              <w:sz w:val="28"/>
+              <w:szCs w:val="28"/>
+            </w:rPr>
+            <m:t>1</m:t>
+          </m:r>
+        </m:oMath>
+      </m:oMathPara>
+    </w:p>
+    <w:p>
+      <w:pPr>
+        <w:rPr>
+          <w:rFonts w:ascii="Times New Roman" w:eastAsiaTheme="minorEastAsia" w:hAnsi="Times New Roman" w:cs="Times New Roman"/>
+          <w:b/>
+          <w:bCs/>
+          <w:sz w:val="28"/>
+          <w:szCs w:val="28"/>
+        </w:rPr>
+      </w:pPr>
+    </w:p>
+    <w:p>
+      <w:pPr>
+        <w:jc w:val="center"/>
+        <w:rPr>
+          <w:rFonts w:ascii="Times New Roman" w:eastAsiaTheme="minorEastAsia" w:hAnsi="Times New Roman" w:cs="Times New Roman"/>
+          <w:b/>
+          <w:bCs/>
+          <w:sz w:val="28"/>
+          <w:szCs w:val="28"/>
+        </w:rPr>
+      </w:pPr>
+      <w:r>
+        <w:rPr>
+          <w:rFonts w:ascii="Times New Roman" w:eastAsiaTheme="minorEastAsia" w:hAnsi="Times New Roman" w:cs="Times New Roman"/>
+          <w:b/>
+          <w:bCs/>
           <w:sz w:val="28"/>
           <w:szCs w:val="28"/>
         </w:rPr>
@@ -6956,6 +12657,8 @@
       <w:r>
         <w:rPr>
           <w:rFonts w:ascii="Times New Roman" w:eastAsiaTheme="minorEastAsia" w:hAnsi="Times New Roman" w:cs="Times New Roman"/>
+          <w:b/>
+          <w:bCs/>
           <w:sz w:val="28"/>
           <w:szCs w:val="28"/>
           <w:lang w:val="en-US"/>
@@ -6965,6 +12668,8 @@
       <w:r>
         <w:rPr>
           <w:rFonts w:ascii="Times New Roman" w:eastAsiaTheme="minorEastAsia" w:hAnsi="Times New Roman" w:cs="Times New Roman"/>
+          <w:b/>
+          <w:bCs/>
           <w:sz w:val="28"/>
           <w:szCs w:val="28"/>
         </w:rPr>
@@ -6973,6 +12678,8 @@
       <w:r>
         <w:rPr>
           <w:rFonts w:ascii="Times New Roman" w:eastAsiaTheme="minorEastAsia" w:hAnsi="Times New Roman" w:cs="Times New Roman"/>
+          <w:b/>
+          <w:bCs/>
           <w:sz w:val="28"/>
           <w:szCs w:val="28"/>
           <w:lang w:val="en-US"/>
@@ -6982,6 +12689,8 @@
       <w:r>
         <w:rPr>
           <w:rFonts w:ascii="Times New Roman" w:eastAsiaTheme="minorEastAsia" w:hAnsi="Times New Roman" w:cs="Times New Roman"/>
+          <w:b/>
+          <w:bCs/>
           <w:sz w:val="28"/>
           <w:szCs w:val="28"/>
         </w:rPr>
@@ -9622,6 +15331,7 @@
           <w:sz w:val="28"/>
           <w:szCs w:val="28"/>
         </w:rPr>
+        <w:lastRenderedPageBreak/>
         <w:t xml:space="preserve">Без упрочнения поверхности: </w:t>
       </w:r>
       <m:oMath>
@@ -12452,8 +18162,11 @@
     </w:p>
     <w:p>
       <w:pPr>
+        <w:jc w:val="center"/>
         <w:rPr>
           <w:rFonts w:ascii="Times New Roman" w:eastAsiaTheme="minorEastAsia" w:hAnsi="Times New Roman" w:cs="Times New Roman"/>
+          <w:b/>
+          <w:bCs/>
           <w:sz w:val="28"/>
           <w:szCs w:val="28"/>
         </w:rPr>
@@ -12461,6 +18174,8 @@
       <w:r>
         <w:rPr>
           <w:rFonts w:ascii="Times New Roman" w:eastAsiaTheme="minorEastAsia" w:hAnsi="Times New Roman" w:cs="Times New Roman"/>
+          <w:b/>
+          <w:bCs/>
           <w:sz w:val="28"/>
           <w:szCs w:val="28"/>
         </w:rPr>
@@ -12469,6 +18184,8 @@
       <w:r>
         <w:rPr>
           <w:rFonts w:ascii="Times New Roman" w:eastAsiaTheme="minorEastAsia" w:hAnsi="Times New Roman" w:cs="Times New Roman"/>
+          <w:b/>
+          <w:bCs/>
           <w:sz w:val="28"/>
           <w:szCs w:val="28"/>
           <w:lang w:val="en-US"/>
@@ -12478,6 +18195,8 @@
       <w:r>
         <w:rPr>
           <w:rFonts w:ascii="Times New Roman" w:eastAsiaTheme="minorEastAsia" w:hAnsi="Times New Roman" w:cs="Times New Roman"/>
+          <w:b/>
+          <w:bCs/>
           <w:sz w:val="28"/>
           <w:szCs w:val="28"/>
           <w:lang w:val="en-US"/>
@@ -12487,6 +18206,8 @@
       <w:r>
         <w:rPr>
           <w:rFonts w:ascii="Times New Roman" w:eastAsiaTheme="minorEastAsia" w:hAnsi="Times New Roman" w:cs="Times New Roman"/>
+          <w:b/>
+          <w:bCs/>
           <w:sz w:val="28"/>
           <w:szCs w:val="28"/>
         </w:rPr>
@@ -12495,6 +18216,8 @@
       <w:r>
         <w:rPr>
           <w:rFonts w:ascii="Times New Roman" w:eastAsiaTheme="minorEastAsia" w:hAnsi="Times New Roman" w:cs="Times New Roman"/>
+          <w:b/>
+          <w:bCs/>
           <w:sz w:val="28"/>
           <w:szCs w:val="28"/>
           <w:lang w:val="en-US"/>
@@ -12504,6 +18227,8 @@
       <w:r>
         <w:rPr>
           <w:rFonts w:ascii="Times New Roman" w:eastAsiaTheme="minorEastAsia" w:hAnsi="Times New Roman" w:cs="Times New Roman"/>
+          <w:b/>
+          <w:bCs/>
           <w:sz w:val="28"/>
           <w:szCs w:val="28"/>
           <w:lang w:val="en-US"/>
@@ -12513,6 +18238,8 @@
       <w:r>
         <w:rPr>
           <w:rFonts w:ascii="Times New Roman" w:eastAsiaTheme="minorEastAsia" w:hAnsi="Times New Roman" w:cs="Times New Roman"/>
+          <w:b/>
+          <w:bCs/>
           <w:sz w:val="28"/>
           <w:szCs w:val="28"/>
         </w:rPr>
@@ -17799,8 +23526,11 @@
     </w:p>
     <w:p>
       <w:pPr>
+        <w:jc w:val="center"/>
         <w:rPr>
           <w:rFonts w:ascii="Times New Roman" w:eastAsiaTheme="minorEastAsia" w:hAnsi="Times New Roman" w:cs="Times New Roman"/>
+          <w:b/>
+          <w:bCs/>
           <w:sz w:val="28"/>
           <w:szCs w:val="28"/>
         </w:rPr>
@@ -17808,6 +23538,8 @@
       <w:r>
         <w:rPr>
           <w:rFonts w:ascii="Times New Roman" w:eastAsiaTheme="minorEastAsia" w:hAnsi="Times New Roman" w:cs="Times New Roman"/>
+          <w:b/>
+          <w:bCs/>
           <w:sz w:val="28"/>
           <w:szCs w:val="28"/>
         </w:rPr>
@@ -17816,6 +23548,8 @@
       <w:r>
         <w:rPr>
           <w:rFonts w:ascii="Times New Roman" w:eastAsiaTheme="minorEastAsia" w:hAnsi="Times New Roman" w:cs="Times New Roman"/>
+          <w:b/>
+          <w:bCs/>
           <w:sz w:val="28"/>
           <w:szCs w:val="28"/>
           <w:lang w:val="en-US"/>
@@ -17825,6 +23559,8 @@
       <w:r>
         <w:rPr>
           <w:rFonts w:ascii="Times New Roman" w:eastAsiaTheme="minorEastAsia" w:hAnsi="Times New Roman" w:cs="Times New Roman"/>
+          <w:b/>
+          <w:bCs/>
           <w:sz w:val="28"/>
           <w:szCs w:val="28"/>
           <w:lang w:val="en-US"/>
@@ -17834,6 +23570,8 @@
       <w:r>
         <w:rPr>
           <w:rFonts w:ascii="Times New Roman" w:eastAsiaTheme="minorEastAsia" w:hAnsi="Times New Roman" w:cs="Times New Roman"/>
+          <w:b/>
+          <w:bCs/>
           <w:sz w:val="28"/>
           <w:szCs w:val="28"/>
         </w:rPr>
@@ -17842,6 +23580,8 @@
       <w:r>
         <w:rPr>
           <w:rFonts w:ascii="Times New Roman" w:eastAsiaTheme="minorEastAsia" w:hAnsi="Times New Roman" w:cs="Times New Roman"/>
+          <w:b/>
+          <w:bCs/>
           <w:sz w:val="28"/>
           <w:szCs w:val="28"/>
           <w:lang w:val="en-US"/>
@@ -17851,6 +23591,8 @@
       <w:r>
         <w:rPr>
           <w:rFonts w:ascii="Times New Roman" w:eastAsiaTheme="minorEastAsia" w:hAnsi="Times New Roman" w:cs="Times New Roman"/>
+          <w:b/>
+          <w:bCs/>
           <w:sz w:val="28"/>
           <w:szCs w:val="28"/>
           <w:lang w:val="en-US"/>
@@ -17860,6 +23602,8 @@
       <w:r>
         <w:rPr>
           <w:rFonts w:ascii="Times New Roman" w:eastAsiaTheme="minorEastAsia" w:hAnsi="Times New Roman" w:cs="Times New Roman"/>
+          <w:b/>
+          <w:bCs/>
           <w:sz w:val="28"/>
           <w:szCs w:val="28"/>
         </w:rPr>
@@ -20117,7 +25861,6 @@
           <w:sz w:val="28"/>
           <w:szCs w:val="28"/>
         </w:rPr>
-        <w:lastRenderedPageBreak/>
         <w:t xml:space="preserve">Влияние абсолютных размеров: </w:t>
       </w:r>
       <m:oMath>
@@ -23255,8 +28998,11 @@
     </w:p>
     <w:p>
       <w:pPr>
+        <w:jc w:val="center"/>
         <w:rPr>
           <w:rFonts w:ascii="Times New Roman" w:eastAsiaTheme="minorEastAsia" w:hAnsi="Times New Roman" w:cs="Times New Roman"/>
+          <w:b/>
+          <w:bCs/>
           <w:sz w:val="28"/>
           <w:szCs w:val="28"/>
         </w:rPr>
@@ -23264,6 +29010,8 @@
       <w:r>
         <w:rPr>
           <w:rFonts w:ascii="Times New Roman" w:eastAsiaTheme="minorEastAsia" w:hAnsi="Times New Roman" w:cs="Times New Roman"/>
+          <w:b/>
+          <w:bCs/>
           <w:sz w:val="28"/>
           <w:szCs w:val="28"/>
         </w:rPr>
@@ -23272,6 +29020,8 @@
       <w:r>
         <w:rPr>
           <w:rFonts w:ascii="Times New Roman" w:eastAsiaTheme="minorEastAsia" w:hAnsi="Times New Roman" w:cs="Times New Roman"/>
+          <w:b/>
+          <w:bCs/>
           <w:sz w:val="28"/>
           <w:szCs w:val="28"/>
           <w:lang w:val="en-US"/>
@@ -23281,6 +29031,8 @@
       <w:r>
         <w:rPr>
           <w:rFonts w:ascii="Times New Roman" w:eastAsiaTheme="minorEastAsia" w:hAnsi="Times New Roman" w:cs="Times New Roman"/>
+          <w:b/>
+          <w:bCs/>
           <w:sz w:val="28"/>
           <w:szCs w:val="28"/>
           <w:lang w:val="en-US"/>
@@ -23290,6 +29042,8 @@
       <w:r>
         <w:rPr>
           <w:rFonts w:ascii="Times New Roman" w:eastAsiaTheme="minorEastAsia" w:hAnsi="Times New Roman" w:cs="Times New Roman"/>
+          <w:b/>
+          <w:bCs/>
           <w:sz w:val="28"/>
           <w:szCs w:val="28"/>
         </w:rPr>
@@ -23298,6 +29052,8 @@
       <w:r>
         <w:rPr>
           <w:rFonts w:ascii="Times New Roman" w:eastAsiaTheme="minorEastAsia" w:hAnsi="Times New Roman" w:cs="Times New Roman"/>
+          <w:b/>
+          <w:bCs/>
           <w:sz w:val="28"/>
           <w:szCs w:val="28"/>
           <w:lang w:val="en-US"/>
@@ -23307,6 +29063,8 @@
       <w:r>
         <w:rPr>
           <w:rFonts w:ascii="Times New Roman" w:eastAsiaTheme="minorEastAsia" w:hAnsi="Times New Roman" w:cs="Times New Roman"/>
+          <w:b/>
+          <w:bCs/>
           <w:sz w:val="28"/>
           <w:szCs w:val="28"/>
           <w:lang w:val="en-US"/>
@@ -23316,6 +29074,8 @@
       <w:r>
         <w:rPr>
           <w:rFonts w:ascii="Times New Roman" w:eastAsiaTheme="minorEastAsia" w:hAnsi="Times New Roman" w:cs="Times New Roman"/>
+          <w:b/>
+          <w:bCs/>
           <w:sz w:val="28"/>
           <w:szCs w:val="28"/>
         </w:rPr>
@@ -24488,7 +30248,6 @@
           <w:sz w:val="28"/>
           <w:szCs w:val="28"/>
         </w:rPr>
-        <w:lastRenderedPageBreak/>
         <w:t xml:space="preserve">Влияние абсолютных размеров: </w:t>
       </w:r>
       <m:oMath>
@@ -26211,7 +31970,7 @@
         <w:keepLines/>
         <w:spacing w:before="160" w:after="80" w:line="240" w:lineRule="auto"/>
         <w:jc w:val="center"/>
-        <w:outlineLvl w:val="1"/>
+        <w:outlineLvl w:val="0"/>
         <w:rPr>
           <w:rFonts w:ascii="Times New Roman" w:eastAsia="Times New Roman" w:hAnsi="Times New Roman" w:cs="Times New Roman"/>
           <w:b/>
@@ -26224,6 +31983,7 @@
       <w:bookmarkStart w:id="3" w:name="_Toc198459129"/>
       <w:bookmarkStart w:id="4" w:name="_Toc227588793"/>
       <w:bookmarkStart w:id="5" w:name="_Toc229052857"/>
+      <w:bookmarkStart w:id="6" w:name="_Toc229655552"/>
       <w:bookmarkEnd w:id="3"/>
       <w:bookmarkEnd w:id="4"/>
       <w:r>
@@ -26239,6 +31999,7 @@
         <w:t>Литература</w:t>
       </w:r>
       <w:bookmarkEnd w:id="5"/>
+      <w:bookmarkEnd w:id="6"/>
     </w:p>
     <w:p>
       <w:pPr>
@@ -26291,29 +32052,7 @@
           <w:szCs w:val="28"/>
           <w:lang w:eastAsia="ru-RU"/>
         </w:rPr>
-        <w:t xml:space="preserve">Атлас конструкций узлов и деталей машин / под ред. О.А. </w:t>
-      </w:r>
-      <w:proofErr w:type="spellStart"/>
-      <w:r>
-        <w:rPr>
-          <w:rFonts w:ascii="Times New Roman" w:eastAsia="Times New Roman" w:hAnsi="Times New Roman" w:cs="Times New Roman"/>
-          <w:color w:val="000000"/>
-          <w:sz w:val="28"/>
-          <w:szCs w:val="28"/>
-          <w:lang w:eastAsia="ru-RU"/>
-        </w:rPr>
-        <w:t>Ряховского</w:t>
-      </w:r>
-      <w:proofErr w:type="spellEnd"/>
-      <w:r>
-        <w:rPr>
-          <w:rFonts w:ascii="Times New Roman" w:eastAsia="Times New Roman" w:hAnsi="Times New Roman" w:cs="Times New Roman"/>
-          <w:color w:val="000000"/>
-          <w:sz w:val="28"/>
-          <w:szCs w:val="28"/>
-          <w:lang w:eastAsia="ru-RU"/>
-        </w:rPr>
-        <w:t>, О.П. Леликова - М.: Издательство МГТУ им. Н. Э. Баумана, 2009.</w:t>
+        <w:t>Атлас конструкций узлов и деталей машин / под ред. О.А. Ряховского, О.П. Леликова - М.: Издательство МГТУ им. Н. Э. Баумана, 2009.</w:t>
       </w:r>
     </w:p>
     <w:p>
@@ -26359,7 +32098,6 @@
           <w:lang w:eastAsia="ru-RU"/>
         </w:rPr>
       </w:pPr>
-      <w:proofErr w:type="spellStart"/>
       <w:r>
         <w:rPr>
           <w:rFonts w:ascii="Times New Roman" w:eastAsia="Times New Roman" w:hAnsi="Times New Roman" w:cs="Times New Roman"/>
@@ -26368,40 +32106,7 @@
           <w:szCs w:val="28"/>
           <w:lang w:eastAsia="ru-RU"/>
         </w:rPr>
-        <w:t>Ряховский</w:t>
-      </w:r>
-      <w:proofErr w:type="spellEnd"/>
-      <w:r>
-        <w:rPr>
-          <w:rFonts w:ascii="Times New Roman" w:eastAsia="Times New Roman" w:hAnsi="Times New Roman" w:cs="Times New Roman"/>
-          <w:color w:val="000000"/>
-          <w:sz w:val="28"/>
-          <w:szCs w:val="28"/>
-          <w:lang w:eastAsia="ru-RU"/>
-        </w:rPr>
-        <w:t xml:space="preserve"> О.А. Справочник по муфтам / О.А. </w:t>
-      </w:r>
-      <w:proofErr w:type="spellStart"/>
-      <w:r>
-        <w:rPr>
-          <w:rFonts w:ascii="Times New Roman" w:eastAsia="Times New Roman" w:hAnsi="Times New Roman" w:cs="Times New Roman"/>
-          <w:color w:val="000000"/>
-          <w:sz w:val="28"/>
-          <w:szCs w:val="28"/>
-          <w:lang w:eastAsia="ru-RU"/>
-        </w:rPr>
-        <w:t>Ряховский</w:t>
-      </w:r>
-      <w:proofErr w:type="spellEnd"/>
-      <w:r>
-        <w:rPr>
-          <w:rFonts w:ascii="Times New Roman" w:eastAsia="Times New Roman" w:hAnsi="Times New Roman" w:cs="Times New Roman"/>
-          <w:color w:val="000000"/>
-          <w:sz w:val="28"/>
-          <w:szCs w:val="28"/>
-          <w:lang w:eastAsia="ru-RU"/>
-        </w:rPr>
-        <w:t>, С.С. Иванов. – Л.: Политехника, 1961.</w:t>
+        <w:t>Ряховский О.А. Справочник по муфтам / О.А. Ряховский, С.С. Иванов. – Л.: Политехника, 1961.</w:t>
       </w:r>
     </w:p>
     <w:p>
@@ -26420,7 +32125,6 @@
           <w:lang w:eastAsia="ru-RU"/>
         </w:rPr>
       </w:pPr>
-      <w:proofErr w:type="spellStart"/>
       <w:r>
         <w:rPr>
           <w:rFonts w:ascii="Times New Roman" w:eastAsia="Times New Roman" w:hAnsi="Times New Roman" w:cs="Times New Roman"/>
@@ -26431,7 +32135,6 @@
         </w:rPr>
         <w:t>Тибанов</w:t>
       </w:r>
-      <w:proofErr w:type="spellEnd"/>
       <w:r>
         <w:rPr>
           <w:rFonts w:ascii="Times New Roman" w:eastAsia="Times New Roman" w:hAnsi="Times New Roman" w:cs="Times New Roman"/>
@@ -26465,7 +32168,7 @@
     </w:p>
     <w:sectPr>
       <w:pgSz w:w="11906" w:h="16838"/>
-      <w:pgMar w:top="1134" w:right="850" w:bottom="1134" w:left="1701" w:header="708" w:footer="708" w:gutter="0"/>
+      <w:pgMar w:top="720" w:right="720" w:bottom="720" w:left="720" w:header="708" w:footer="708" w:gutter="0"/>
       <w:cols w:space="708"/>
       <w:docGrid w:linePitch="360"/>
     </w:sectPr>
@@ -27291,6 +32994,19 @@
       <w:lang w:eastAsia="ru-RU"/>
     </w:rPr>
   </w:style>
+  <w:style w:type="paragraph" w:styleId="21">
+    <w:name w:val="toc 2"/>
+    <w:basedOn w:val="a"/>
+    <w:next w:val="a"/>
+    <w:autoRedefine/>
+    <w:uiPriority w:val="39"/>
+    <w:unhideWhenUsed/>
+    <w:rsid w:val="00FE48EC"/>
+    <w:pPr>
+      <w:spacing w:after="100"/>
+      <w:ind w:left="220"/>
+    </w:pPr>
+  </w:style>
 </w:styles>
 </file>
 
